--- a/.context-docs/JedForge-FunctionalSpec-v2.0.docx
+++ b/.context-docs/JedForge-FunctionalSpec-v2.0.docx
@@ -13,8 +13,8 @@
           <w:b/>
           <w:bCs/>
           <w:color w:val="F05A28"/>
-          <w:sz w:val="720"/>
-          <w:szCs w:val="720"/>
+          <w:sz w:val="72"/>
+          <w:szCs w:val="72"/>
         </w:rPr>
         <w:t xml:space="preserve">JedForge</w:t>
       </w:r>
@@ -28,8 +28,8 @@
         <w:rPr>
           <w:rFonts w:ascii="Arial" w:cs="Arial" w:eastAsia="Arial" w:hAnsi="Arial"/>
           <w:color w:val="444444"/>
-          <w:sz w:val="360"/>
-          <w:szCs w:val="360"/>
+          <w:sz w:val="36"/>
+          <w:szCs w:val="36"/>
         </w:rPr>
         <w:t xml:space="preserve">Functional Specification Document</w:t>
       </w:r>
@@ -43,8 +43,8 @@
         <w:rPr>
           <w:rFonts w:ascii="Arial" w:cs="Arial" w:eastAsia="Arial" w:hAnsi="Arial"/>
           <w:color w:val="888888"/>
-          <w:sz w:val="220"/>
-          <w:szCs w:val="220"/>
+          <w:sz w:val="22"/>
+          <w:szCs w:val="22"/>
         </w:rPr>
         <w:t xml:space="preserve">Version 2.0  •  May 2026</w:t>
       </w:r>
@@ -58,8 +58,8 @@
         <w:rPr>
           <w:rFonts w:ascii="Arial" w:cs="Arial" w:eastAsia="Arial" w:hAnsi="Arial"/>
           <w:color w:val="888888"/>
-          <w:sz w:val="200"/>
-          <w:szCs w:val="200"/>
+          <w:sz w:val="20"/>
+          <w:szCs w:val="20"/>
         </w:rPr>
         <w:t xml:space="preserve">jedforge.com</w:t>
       </w:r>
@@ -75,8 +75,8 @@
           <w:i/>
           <w:iCs/>
           <w:color w:val="AAAAAA"/>
-          <w:sz w:val="180"/>
-          <w:szCs w:val="180"/>
+          <w:sz w:val="18"/>
+          <w:szCs w:val="18"/>
         </w:rPr>
         <w:t xml:space="preserve">Source-available. All rights reserved.</w:t>
       </w:r>
@@ -96,8 +96,8 @@
           <w:b/>
           <w:bCs/>
           <w:color w:val="1a1a2e"/>
-          <w:sz w:val="400"/>
-          <w:szCs w:val="400"/>
+          <w:sz w:val="40"/>
+          <w:szCs w:val="40"/>
         </w:rPr>
         <w:t xml:space="preserve">1.  Document Information</w:t>
       </w:r>
@@ -143,8 +143,8 @@
                 <w:b/>
                 <w:bCs/>
                 <w:color w:val="FFFFFF"/>
-                <w:sz w:val="180"/>
-                <w:szCs w:val="180"/>
+                <w:sz w:val="18"/>
+                <w:szCs w:val="18"/>
               </w:rPr>
               <w:t xml:space="preserve">Field</w:t>
             </w:r>
@@ -171,8 +171,8 @@
                 <w:b/>
                 <w:bCs/>
                 <w:color w:val="FFFFFF"/>
-                <w:sz w:val="180"/>
-                <w:szCs w:val="180"/>
+                <w:sz w:val="18"/>
+                <w:szCs w:val="18"/>
               </w:rPr>
               <w:t xml:space="preserve">Value</w:t>
             </w:r>
@@ -198,8 +198,8 @@
             <w:r>
               <w:rPr>
                 <w:rFonts w:ascii="Arial" w:cs="Arial" w:eastAsia="Arial" w:hAnsi="Arial"/>
-                <w:sz w:val="180"/>
-                <w:szCs w:val="180"/>
+                <w:sz w:val="18"/>
+                <w:szCs w:val="18"/>
               </w:rPr>
               <w:t xml:space="preserve">Document Title</w:t>
             </w:r>
@@ -223,8 +223,8 @@
             <w:r>
               <w:rPr>
                 <w:rFonts w:ascii="Arial" w:cs="Arial" w:eastAsia="Arial" w:hAnsi="Arial"/>
-                <w:sz w:val="180"/>
-                <w:szCs w:val="180"/>
+                <w:sz w:val="18"/>
+                <w:szCs w:val="18"/>
               </w:rPr>
               <w:t xml:space="preserve">JedForge Functional Specification</w:t>
             </w:r>
@@ -250,8 +250,8 @@
             <w:r>
               <w:rPr>
                 <w:rFonts w:ascii="Arial" w:cs="Arial" w:eastAsia="Arial" w:hAnsi="Arial"/>
-                <w:sz w:val="180"/>
-                <w:szCs w:val="180"/>
+                <w:sz w:val="18"/>
+                <w:szCs w:val="18"/>
               </w:rPr>
               <w:t xml:space="preserve">Version</w:t>
             </w:r>
@@ -275,8 +275,8 @@
             <w:r>
               <w:rPr>
                 <w:rFonts w:ascii="Arial" w:cs="Arial" w:eastAsia="Arial" w:hAnsi="Arial"/>
-                <w:sz w:val="180"/>
-                <w:szCs w:val="180"/>
+                <w:sz w:val="18"/>
+                <w:szCs w:val="18"/>
               </w:rPr>
               <w:t xml:space="preserve">2.0</w:t>
             </w:r>
@@ -302,8 +302,8 @@
             <w:r>
               <w:rPr>
                 <w:rFonts w:ascii="Arial" w:cs="Arial" w:eastAsia="Arial" w:hAnsi="Arial"/>
-                <w:sz w:val="180"/>
-                <w:szCs w:val="180"/>
+                <w:sz w:val="18"/>
+                <w:szCs w:val="18"/>
               </w:rPr>
               <w:t xml:space="preserve">Status</w:t>
             </w:r>
@@ -327,8 +327,8 @@
             <w:r>
               <w:rPr>
                 <w:rFonts w:ascii="Arial" w:cs="Arial" w:eastAsia="Arial" w:hAnsi="Arial"/>
-                <w:sz w:val="180"/>
-                <w:szCs w:val="180"/>
+                <w:sz w:val="18"/>
+                <w:szCs w:val="18"/>
               </w:rPr>
               <w:t xml:space="preserve">Active / Living Document</w:t>
             </w:r>
@@ -354,8 +354,8 @@
             <w:r>
               <w:rPr>
                 <w:rFonts w:ascii="Arial" w:cs="Arial" w:eastAsia="Arial" w:hAnsi="Arial"/>
-                <w:sz w:val="180"/>
-                <w:szCs w:val="180"/>
+                <w:sz w:val="18"/>
+                <w:szCs w:val="18"/>
               </w:rPr>
               <w:t xml:space="preserve">Date</w:t>
             </w:r>
@@ -379,8 +379,8 @@
             <w:r>
               <w:rPr>
                 <w:rFonts w:ascii="Arial" w:cs="Arial" w:eastAsia="Arial" w:hAnsi="Arial"/>
-                <w:sz w:val="180"/>
-                <w:szCs w:val="180"/>
+                <w:sz w:val="18"/>
+                <w:szCs w:val="18"/>
               </w:rPr>
               <w:t xml:space="preserve">May 2026</w:t>
             </w:r>
@@ -406,8 +406,8 @@
             <w:r>
               <w:rPr>
                 <w:rFonts w:ascii="Arial" w:cs="Arial" w:eastAsia="Arial" w:hAnsi="Arial"/>
-                <w:sz w:val="180"/>
-                <w:szCs w:val="180"/>
+                <w:sz w:val="18"/>
+                <w:szCs w:val="18"/>
               </w:rPr>
               <w:t xml:space="preserve">Author</w:t>
             </w:r>
@@ -431,8 +431,8 @@
             <w:r>
               <w:rPr>
                 <w:rFonts w:ascii="Arial" w:cs="Arial" w:eastAsia="Arial" w:hAnsi="Arial"/>
-                <w:sz w:val="180"/>
-                <w:szCs w:val="180"/>
+                <w:sz w:val="18"/>
+                <w:szCs w:val="18"/>
               </w:rPr>
               <w:t xml:space="preserve">Jamie Edmondson</w:t>
             </w:r>
@@ -458,8 +458,8 @@
             <w:r>
               <w:rPr>
                 <w:rFonts w:ascii="Arial" w:cs="Arial" w:eastAsia="Arial" w:hAnsi="Arial"/>
-                <w:sz w:val="180"/>
-                <w:szCs w:val="180"/>
+                <w:sz w:val="18"/>
+                <w:szCs w:val="18"/>
               </w:rPr>
               <w:t xml:space="preserve">Prior Version</w:t>
             </w:r>
@@ -483,8 +483,8 @@
             <w:r>
               <w:rPr>
                 <w:rFonts w:ascii="Arial" w:cs="Arial" w:eastAsia="Arial" w:hAnsi="Arial"/>
-                <w:sz w:val="180"/>
-                <w:szCs w:val="180"/>
+                <w:sz w:val="18"/>
+                <w:szCs w:val="18"/>
               </w:rPr>
               <w:t xml:space="preserve">1.4 (archived at .context-docs/JedForge-FunctionalSpec-v1.0.docx)</w:t>
             </w:r>
@@ -509,8 +509,8 @@
           <w:bCs/>
           <w:i w:val="false"/>
           <w:iCs w:val="false"/>
-          <w:sz w:val="200"/>
-          <w:szCs w:val="200"/>
+          <w:sz w:val="20"/>
+          <w:szCs w:val="20"/>
         </w:rPr>
         <w:t xml:space="preserve">What changed in v2.0:</w:t>
       </w:r>
@@ -528,8 +528,8 @@
       <w:r>
         <w:rPr>
           <w:rFonts w:ascii="Arial" w:cs="Arial" w:eastAsia="Arial" w:hAnsi="Arial"/>
-          <w:sz w:val="200"/>
-          <w:szCs w:val="200"/>
+          <w:sz w:val="20"/>
+          <w:szCs w:val="20"/>
         </w:rPr>
         <w:t xml:space="preserve">Docs module fully documented (DocSpace, sections, pages, file uploads, version history, cross-links)</w:t>
       </w:r>
@@ -547,8 +547,8 @@
       <w:r>
         <w:rPr>
           <w:rFonts w:ascii="Arial" w:cs="Arial" w:eastAsia="Arial" w:hAnsi="Arial"/>
-          <w:sz w:val="200"/>
-          <w:szCs w:val="200"/>
+          <w:sz w:val="20"/>
+          <w:szCs w:val="20"/>
         </w:rPr>
         <w:t xml:space="preserve">Notifications system documented (model, bell UI, four event types)</w:t>
       </w:r>
@@ -566,8 +566,8 @@
       <w:r>
         <w:rPr>
           <w:rFonts w:ascii="Arial" w:cs="Arial" w:eastAsia="Arial" w:hAnsi="Arial"/>
-          <w:sz w:val="200"/>
-          <w:szCs w:val="200"/>
+          <w:sz w:val="20"/>
+          <w:szCs w:val="20"/>
         </w:rPr>
         <w:t xml:space="preserve">Multi-tenancy (Organization / OrgMember) fully documented</w:t>
       </w:r>
@@ -585,8 +585,8 @@
       <w:r>
         <w:rPr>
           <w:rFonts w:ascii="Arial" w:cs="Arial" w:eastAsia="Arial" w:hAnsi="Arial"/>
-          <w:sz w:val="200"/>
-          <w:szCs w:val="200"/>
+          <w:sz w:val="20"/>
+          <w:szCs w:val="20"/>
         </w:rPr>
         <w:t xml:space="preserve">Avatar upload system documented</w:t>
       </w:r>
@@ -604,8 +604,8 @@
       <w:r>
         <w:rPr>
           <w:rFonts w:ascii="Arial" w:cs="Arial" w:eastAsia="Arial" w:hAnsi="Arial"/>
-          <w:sz w:val="200"/>
-          <w:szCs w:val="200"/>
+          <w:sz w:val="20"/>
+          <w:szCs w:val="20"/>
         </w:rPr>
         <w:t xml:space="preserve">Query language (FQL) formally documented — grammar, parser architecture, saved filters</w:t>
       </w:r>
@@ -623,8 +623,8 @@
       <w:r>
         <w:rPr>
           <w:rFonts w:ascii="Arial" w:cs="Arial" w:eastAsia="Arial" w:hAnsi="Arial"/>
-          <w:sz w:val="200"/>
-          <w:szCs w:val="200"/>
+          <w:sz w:val="20"/>
+          <w:szCs w:val="20"/>
         </w:rPr>
         <w:t xml:space="preserve">Attachment API routes documented in detail</w:t>
       </w:r>
@@ -642,8 +642,8 @@
       <w:r>
         <w:rPr>
           <w:rFonts w:ascii="Arial" w:cs="Arial" w:eastAsia="Arial" w:hAnsi="Arial"/>
-          <w:sz w:val="200"/>
-          <w:szCs w:val="200"/>
+          <w:sz w:val="20"/>
+          <w:szCs w:val="20"/>
         </w:rPr>
         <w:t xml:space="preserve">Subscription/Stripe model documented</w:t>
       </w:r>
@@ -661,8 +661,8 @@
       <w:r>
         <w:rPr>
           <w:rFonts w:ascii="Arial" w:cs="Arial" w:eastAsia="Arial" w:hAnsi="Arial"/>
-          <w:sz w:val="200"/>
-          <w:szCs w:val="200"/>
+          <w:sz w:val="20"/>
+          <w:szCs w:val="20"/>
         </w:rPr>
         <w:t xml:space="preserve">Roles &amp; Permissions matrix updated to cover OrgRole + ProjectMemberRole</w:t>
       </w:r>
@@ -680,8 +680,8 @@
       <w:r>
         <w:rPr>
           <w:rFonts w:ascii="Arial" w:cs="Arial" w:eastAsia="Arial" w:hAnsi="Arial"/>
-          <w:sz w:val="200"/>
-          <w:szCs w:val="200"/>
+          <w:sz w:val="20"/>
+          <w:szCs w:val="20"/>
         </w:rPr>
         <w:t xml:space="preserve">Tech stack updated: @base-ui/react, vitest, tw-animate-css, date-fns</w:t>
       </w:r>
@@ -699,8 +699,8 @@
       <w:r>
         <w:rPr>
           <w:rFonts w:ascii="Arial" w:cs="Arial" w:eastAsia="Arial" w:hAnsi="Arial"/>
-          <w:sz w:val="200"/>
-          <w:szCs w:val="200"/>
+          <w:sz w:val="20"/>
+          <w:szCs w:val="20"/>
         </w:rPr>
         <w:t xml:space="preserve">SSE status updated — still planned, not yet implemented</w:t>
       </w:r>
@@ -720,8 +720,8 @@
           <w:b/>
           <w:bCs/>
           <w:color w:val="1a1a2e"/>
-          <w:sz w:val="400"/>
-          <w:szCs w:val="400"/>
+          <w:sz w:val="40"/>
+          <w:szCs w:val="40"/>
         </w:rPr>
         <w:t xml:space="preserve">2.  Project Overview</w:t>
       </w:r>
@@ -738,8 +738,8 @@
           <w:bCs w:val="false"/>
           <w:i w:val="false"/>
           <w:iCs w:val="false"/>
-          <w:sz w:val="200"/>
-          <w:szCs w:val="200"/>
+          <w:sz w:val="20"/>
+          <w:szCs w:val="20"/>
         </w:rPr>
         <w:t xml:space="preserve">JedForge is a team-based project management application designed for small-to-medium teams of up to 50 members. It provides structured issue tracking, a Kanban board, collaborative documentation (the Docs module), rich-text commenting, and a purpose-built filter query language — all deployed as a single Next.js application on Railway.</w:t>
       </w:r>
@@ -756,8 +756,8 @@
           <w:b/>
           <w:bCs/>
           <w:color w:val="F05A28"/>
-          <w:sz w:val="280"/>
-          <w:szCs w:val="280"/>
+          <w:sz w:val="28"/>
+          <w:szCs w:val="28"/>
         </w:rPr>
         <w:t xml:space="preserve">Mission Statement</w:t>
       </w:r>
@@ -774,8 +774,8 @@
           <w:bCs w:val="false"/>
           <w:i w:val="false"/>
           <w:iCs w:val="false"/>
-          <w:sz w:val="200"/>
-          <w:szCs w:val="200"/>
+          <w:sz w:val="20"/>
+          <w:szCs w:val="20"/>
         </w:rPr>
         <w:t xml:space="preserve">To provide small-to-medium teams with a powerful, focused project management tool that is fast to adopt, easy to maintain, and purpose-built for real engineering workflows.</w:t>
       </w:r>
@@ -792,8 +792,8 @@
           <w:b/>
           <w:bCs/>
           <w:color w:val="F05A28"/>
-          <w:sz w:val="280"/>
-          <w:szCs w:val="280"/>
+          <w:sz w:val="28"/>
+          <w:szCs w:val="28"/>
         </w:rPr>
         <w:t xml:space="preserve">Deployment</w:t>
       </w:r>
@@ -811,8 +811,8 @@
       <w:r>
         <w:rPr>
           <w:rFonts w:ascii="Arial" w:cs="Arial" w:eastAsia="Arial" w:hAnsi="Arial"/>
-          <w:sz w:val="200"/>
-          <w:szCs w:val="200"/>
+          <w:sz w:val="20"/>
+          <w:szCs w:val="20"/>
         </w:rPr>
         <w:t xml:space="preserve">Production URL: jedforge.com</w:t>
       </w:r>
@@ -830,8 +830,8 @@
       <w:r>
         <w:rPr>
           <w:rFonts w:ascii="Arial" w:cs="Arial" w:eastAsia="Arial" w:hAnsi="Arial"/>
-          <w:sz w:val="200"/>
-          <w:szCs w:val="200"/>
+          <w:sz w:val="20"/>
+          <w:szCs w:val="20"/>
         </w:rPr>
         <w:t xml:space="preserve">Hosted on Railway (Hobby plan)</w:t>
       </w:r>
@@ -849,8 +849,8 @@
       <w:r>
         <w:rPr>
           <w:rFonts w:ascii="Arial" w:cs="Arial" w:eastAsia="Arial" w:hAnsi="Arial"/>
-          <w:sz w:val="200"/>
-          <w:szCs w:val="200"/>
+          <w:sz w:val="20"/>
+          <w:szCs w:val="20"/>
         </w:rPr>
         <w:t xml:space="preserve">Domain managed via IONOS</w:t>
       </w:r>
@@ -868,8 +868,8 @@
       <w:r>
         <w:rPr>
           <w:rFonts w:ascii="Arial" w:cs="Arial" w:eastAsia="Arial" w:hAnsi="Arial"/>
-          <w:sz w:val="200"/>
-          <w:szCs w:val="200"/>
+          <w:sz w:val="20"/>
+          <w:szCs w:val="20"/>
         </w:rPr>
         <w:t xml:space="preserve">Repository: github.com/jedmond1971/taskforge (source-available, all rights reserved)</w:t>
       </w:r>
@@ -886,8 +886,8 @@
           <w:b/>
           <w:bCs/>
           <w:color w:val="F05A28"/>
-          <w:sz w:val="280"/>
-          <w:szCs w:val="280"/>
+          <w:sz w:val="28"/>
+          <w:szCs w:val="28"/>
         </w:rPr>
         <w:t xml:space="preserve">Multi-Tenant Architecture</w:t>
       </w:r>
@@ -904,8 +904,8 @@
           <w:bCs w:val="false"/>
           <w:i w:val="false"/>
           <w:iCs w:val="false"/>
-          <w:sz w:val="200"/>
-          <w:szCs w:val="200"/>
+          <w:sz w:val="20"/>
+          <w:szCs w:val="20"/>
         </w:rPr>
         <w:t xml:space="preserve">JedForge is a multi-tenant product. Each client organization is logically isolated: every Project belongs to exactly one Organization, and user-to-project relationships are validated against the project's Organization. Users may belong to multiple organizations.</w:t>
       </w:r>
@@ -923,8 +923,8 @@
       <w:r>
         <w:rPr>
           <w:rFonts w:ascii="Arial" w:cs="Arial" w:eastAsia="Arial" w:hAnsi="Arial"/>
-          <w:sz w:val="200"/>
-          <w:szCs w:val="200"/>
+          <w:sz w:val="20"/>
+          <w:szCs w:val="20"/>
         </w:rPr>
         <w:t xml:space="preserve">Registration creates a User + default Organization + OWNER OrgMember in one transaction.</w:t>
       </w:r>
@@ -942,8 +942,8 @@
       <w:r>
         <w:rPr>
           <w:rFonts w:ascii="Arial" w:cs="Arial" w:eastAsia="Arial" w:hAnsi="Arial"/>
-          <w:sz w:val="200"/>
-          <w:szCs w:val="200"/>
+          <w:sz w:val="20"/>
+          <w:szCs w:val="20"/>
         </w:rPr>
         <w:t xml:space="preserve">Project member search returns only OrgMembers of the project's org who are not already members.</w:t>
       </w:r>
@@ -961,8 +961,8 @@
       <w:r>
         <w:rPr>
           <w:rFonts w:ascii="Arial" w:cs="Arial" w:eastAsia="Arial" w:hAnsi="Arial"/>
-          <w:sz w:val="200"/>
-          <w:szCs w:val="200"/>
+          <w:sz w:val="20"/>
+          <w:szCs w:val="20"/>
         </w:rPr>
         <w:t xml:space="preserve">Issue assignees must hold a ProjectMember row for the same project.</w:t>
       </w:r>
@@ -980,8 +980,8 @@
       <w:r>
         <w:rPr>
           <w:rFonts w:ascii="Arial" w:cs="Arial" w:eastAsia="Arial" w:hAnsi="Arial"/>
-          <w:sz w:val="200"/>
-          <w:szCs w:val="200"/>
+          <w:sz w:val="20"/>
+          <w:szCs w:val="20"/>
         </w:rPr>
         <w:t xml:space="preserve">Org deletion is blocked if the org still has projects.</w:t>
       </w:r>
@@ -999,8 +999,8 @@
       <w:r>
         <w:rPr>
           <w:rFonts w:ascii="Arial" w:cs="Arial" w:eastAsia="Arial" w:hAnsi="Arial"/>
-          <w:sz w:val="200"/>
-          <w:szCs w:val="200"/>
+          <w:sz w:val="20"/>
+          <w:szCs w:val="20"/>
         </w:rPr>
         <w:t xml:space="preserve">OrgMember removal is blocked if the user has ProjectMember rows in that org.</w:t>
       </w:r>
@@ -1020,8 +1020,8 @@
           <w:b/>
           <w:bCs/>
           <w:color w:val="1a1a2e"/>
-          <w:sz w:val="400"/>
-          <w:szCs w:val="400"/>
+          <w:sz w:val="40"/>
+          <w:szCs w:val="40"/>
         </w:rPr>
         <w:t xml:space="preserve">3.  Technology Stack</w:t>
       </w:r>
@@ -1068,8 +1068,8 @@
                 <w:b/>
                 <w:bCs/>
                 <w:color w:val="FFFFFF"/>
-                <w:sz w:val="180"/>
-                <w:szCs w:val="180"/>
+                <w:sz w:val="18"/>
+                <w:szCs w:val="18"/>
               </w:rPr>
               <w:t xml:space="preserve">Category</w:t>
             </w:r>
@@ -1096,8 +1096,8 @@
                 <w:b/>
                 <w:bCs/>
                 <w:color w:val="FFFFFF"/>
-                <w:sz w:val="180"/>
-                <w:szCs w:val="180"/>
+                <w:sz w:val="18"/>
+                <w:szCs w:val="18"/>
               </w:rPr>
               <w:t xml:space="preserve">Technology</w:t>
             </w:r>
@@ -1124,8 +1124,8 @@
                 <w:b/>
                 <w:bCs/>
                 <w:color w:val="FFFFFF"/>
-                <w:sz w:val="180"/>
-                <w:szCs w:val="180"/>
+                <w:sz w:val="18"/>
+                <w:szCs w:val="18"/>
               </w:rPr>
               <w:t xml:space="preserve">Notes</w:t>
             </w:r>
@@ -1151,8 +1151,8 @@
             <w:r>
               <w:rPr>
                 <w:rFonts w:ascii="Arial" w:cs="Arial" w:eastAsia="Arial" w:hAnsi="Arial"/>
-                <w:sz w:val="180"/>
-                <w:szCs w:val="180"/>
+                <w:sz w:val="18"/>
+                <w:szCs w:val="18"/>
               </w:rPr>
               <w:t xml:space="preserve">Framework</w:t>
             </w:r>
@@ -1176,8 +1176,8 @@
             <w:r>
               <w:rPr>
                 <w:rFonts w:ascii="Arial" w:cs="Arial" w:eastAsia="Arial" w:hAnsi="Arial"/>
-                <w:sz w:val="180"/>
-                <w:szCs w:val="180"/>
+                <w:sz w:val="18"/>
+                <w:szCs w:val="18"/>
               </w:rPr>
               <w:t xml:space="preserve">Next.js 14 (App Router)</w:t>
             </w:r>
@@ -1201,8 +1201,8 @@
             <w:r>
               <w:rPr>
                 <w:rFonts w:ascii="Arial" w:cs="Arial" w:eastAsia="Arial" w:hAnsi="Arial"/>
-                <w:sz w:val="180"/>
-                <w:szCs w:val="180"/>
+                <w:sz w:val="18"/>
+                <w:szCs w:val="18"/>
               </w:rPr>
               <w:t xml:space="preserve">TypeScript throughout; server and client components</w:t>
             </w:r>
@@ -1228,8 +1228,8 @@
             <w:r>
               <w:rPr>
                 <w:rFonts w:ascii="Arial" w:cs="Arial" w:eastAsia="Arial" w:hAnsi="Arial"/>
-                <w:sz w:val="180"/>
-                <w:szCs w:val="180"/>
+                <w:sz w:val="18"/>
+                <w:szCs w:val="18"/>
               </w:rPr>
               <w:t xml:space="preserve">Database</w:t>
             </w:r>
@@ -1253,8 +1253,8 @@
             <w:r>
               <w:rPr>
                 <w:rFonts w:ascii="Arial" w:cs="Arial" w:eastAsia="Arial" w:hAnsi="Arial"/>
-                <w:sz w:val="180"/>
-                <w:szCs w:val="180"/>
+                <w:sz w:val="18"/>
+                <w:szCs w:val="18"/>
               </w:rPr>
               <w:t xml:space="preserve">PostgreSQL via Prisma ORM 5.x</w:t>
             </w:r>
@@ -1278,8 +1278,8 @@
             <w:r>
               <w:rPr>
                 <w:rFonts w:ascii="Arial" w:cs="Arial" w:eastAsia="Arial" w:hAnsi="Arial"/>
-                <w:sz w:val="180"/>
-                <w:szCs w:val="180"/>
+                <w:sz w:val="18"/>
+                <w:szCs w:val="18"/>
               </w:rPr>
               <w:t xml:space="preserve">Local dev on port 5433 (Docker); Railway Postgres in prod</w:t>
             </w:r>
@@ -1305,8 +1305,8 @@
             <w:r>
               <w:rPr>
                 <w:rFonts w:ascii="Arial" w:cs="Arial" w:eastAsia="Arial" w:hAnsi="Arial"/>
-                <w:sz w:val="180"/>
-                <w:szCs w:val="180"/>
+                <w:sz w:val="18"/>
+                <w:szCs w:val="18"/>
               </w:rPr>
               <w:t xml:space="preserve">Auth</w:t>
             </w:r>
@@ -1330,8 +1330,8 @@
             <w:r>
               <w:rPr>
                 <w:rFonts w:ascii="Arial" w:cs="Arial" w:eastAsia="Arial" w:hAnsi="Arial"/>
-                <w:sz w:val="180"/>
-                <w:szCs w:val="180"/>
+                <w:sz w:val="18"/>
+                <w:szCs w:val="18"/>
               </w:rPr>
               <w:t xml:space="preserve">NextAuth.js v5 (beta)</w:t>
             </w:r>
@@ -1355,8 +1355,8 @@
             <w:r>
               <w:rPr>
                 <w:rFonts w:ascii="Arial" w:cs="Arial" w:eastAsia="Arial" w:hAnsi="Arial"/>
-                <w:sz w:val="180"/>
-                <w:szCs w:val="180"/>
+                <w:sz w:val="18"/>
+                <w:szCs w:val="18"/>
               </w:rPr>
               <w:t xml:space="preserve">JWT + Credentials only. PrismaAdapter intentionally omitted.</w:t>
             </w:r>
@@ -1382,8 +1382,8 @@
             <w:r>
               <w:rPr>
                 <w:rFonts w:ascii="Arial" w:cs="Arial" w:eastAsia="Arial" w:hAnsi="Arial"/>
-                <w:sz w:val="180"/>
-                <w:szCs w:val="180"/>
+                <w:sz w:val="18"/>
+                <w:szCs w:val="18"/>
               </w:rPr>
               <w:t xml:space="preserve">UI Library</w:t>
             </w:r>
@@ -1407,8 +1407,8 @@
             <w:r>
               <w:rPr>
                 <w:rFonts w:ascii="Arial" w:cs="Arial" w:eastAsia="Arial" w:hAnsi="Arial"/>
-                <w:sz w:val="180"/>
-                <w:szCs w:val="180"/>
+                <w:sz w:val="18"/>
+                <w:szCs w:val="18"/>
               </w:rPr>
               <w:t xml:space="preserve">@base-ui/react ^1.3.0</w:t>
             </w:r>
@@ -1432,8 +1432,8 @@
             <w:r>
               <w:rPr>
                 <w:rFonts w:ascii="Arial" w:cs="Arial" w:eastAsia="Arial" w:hAnsi="Arial"/>
-                <w:sz w:val="180"/>
-                <w:szCs w:val="180"/>
+                <w:sz w:val="18"/>
+                <w:szCs w:val="18"/>
               </w:rPr>
               <w:t xml:space="preserve">NOT Radix UI. Custom components built on Base UI primitives.</w:t>
             </w:r>
@@ -1459,8 +1459,8 @@
             <w:r>
               <w:rPr>
                 <w:rFonts w:ascii="Arial" w:cs="Arial" w:eastAsia="Arial" w:hAnsi="Arial"/>
-                <w:sz w:val="180"/>
-                <w:szCs w:val="180"/>
+                <w:sz w:val="18"/>
+                <w:szCs w:val="18"/>
               </w:rPr>
               <w:t xml:space="preserve">Styling</w:t>
             </w:r>
@@ -1484,8 +1484,8 @@
             <w:r>
               <w:rPr>
                 <w:rFonts w:ascii="Arial" w:cs="Arial" w:eastAsia="Arial" w:hAnsi="Arial"/>
-                <w:sz w:val="180"/>
-                <w:szCs w:val="180"/>
+                <w:sz w:val="18"/>
+                <w:szCs w:val="18"/>
               </w:rPr>
               <w:t xml:space="preserve">Tailwind CSS v4</w:t>
             </w:r>
@@ -1509,8 +1509,8 @@
             <w:r>
               <w:rPr>
                 <w:rFonts w:ascii="Arial" w:cs="Arial" w:eastAsia="Arial" w:hAnsi="Arial"/>
-                <w:sz w:val="180"/>
-                <w:szCs w:val="180"/>
+                <w:sz w:val="18"/>
+                <w:szCs w:val="18"/>
               </w:rPr>
               <w:t xml:space="preserve">Class-based dark mode via @custom-variant dark</w:t>
             </w:r>
@@ -1536,8 +1536,8 @@
             <w:r>
               <w:rPr>
                 <w:rFonts w:ascii="Arial" w:cs="Arial" w:eastAsia="Arial" w:hAnsi="Arial"/>
-                <w:sz w:val="180"/>
-                <w:szCs w:val="180"/>
+                <w:sz w:val="18"/>
+                <w:szCs w:val="18"/>
               </w:rPr>
               <w:t xml:space="preserve">Component Kit</w:t>
             </w:r>
@@ -1561,8 +1561,8 @@
             <w:r>
               <w:rPr>
                 <w:rFonts w:ascii="Arial" w:cs="Arial" w:eastAsia="Arial" w:hAnsi="Arial"/>
-                <w:sz w:val="180"/>
-                <w:szCs w:val="180"/>
+                <w:sz w:val="18"/>
+                <w:szCs w:val="18"/>
               </w:rPr>
               <w:t xml:space="preserve">shadcn (v4)</w:t>
             </w:r>
@@ -1586,8 +1586,8 @@
             <w:r>
               <w:rPr>
                 <w:rFonts w:ascii="Arial" w:cs="Arial" w:eastAsia="Arial" w:hAnsi="Arial"/>
-                <w:sz w:val="180"/>
-                <w:szCs w:val="180"/>
+                <w:sz w:val="18"/>
+                <w:szCs w:val="18"/>
               </w:rPr>
               <w:t xml:space="preserve">Selected components only; Radix-dependent ones excluded</w:t>
             </w:r>
@@ -1613,8 +1613,8 @@
             <w:r>
               <w:rPr>
                 <w:rFonts w:ascii="Arial" w:cs="Arial" w:eastAsia="Arial" w:hAnsi="Arial"/>
-                <w:sz w:val="180"/>
-                <w:szCs w:val="180"/>
+                <w:sz w:val="18"/>
+                <w:szCs w:val="18"/>
               </w:rPr>
               <w:t xml:space="preserve">Rich Text</w:t>
             </w:r>
@@ -1638,8 +1638,8 @@
             <w:r>
               <w:rPr>
                 <w:rFonts w:ascii="Arial" w:cs="Arial" w:eastAsia="Arial" w:hAnsi="Arial"/>
-                <w:sz w:val="180"/>
-                <w:szCs w:val="180"/>
+                <w:sz w:val="18"/>
+                <w:szCs w:val="18"/>
               </w:rPr>
               <w:t xml:space="preserve">TipTap v2</w:t>
             </w:r>
@@ -1663,8 +1663,8 @@
             <w:r>
               <w:rPr>
                 <w:rFonts w:ascii="Arial" w:cs="Arial" w:eastAsia="Arial" w:hAnsi="Arial"/>
-                <w:sz w:val="180"/>
-                <w:szCs w:val="180"/>
+                <w:sz w:val="18"/>
+                <w:szCs w:val="18"/>
               </w:rPr>
               <w:t xml:space="preserve">StarterKit + Image + Link + Placeholder + TaskList + TaskItem</w:t>
             </w:r>
@@ -1690,8 +1690,8 @@
             <w:r>
               <w:rPr>
                 <w:rFonts w:ascii="Arial" w:cs="Arial" w:eastAsia="Arial" w:hAnsi="Arial"/>
-                <w:sz w:val="180"/>
-                <w:szCs w:val="180"/>
+                <w:sz w:val="18"/>
+                <w:szCs w:val="18"/>
               </w:rPr>
               <w:t xml:space="preserve">Drag &amp; Drop</w:t>
             </w:r>
@@ -1715,8 +1715,8 @@
             <w:r>
               <w:rPr>
                 <w:rFonts w:ascii="Arial" w:cs="Arial" w:eastAsia="Arial" w:hAnsi="Arial"/>
-                <w:sz w:val="180"/>
-                <w:szCs w:val="180"/>
+                <w:sz w:val="18"/>
+                <w:szCs w:val="18"/>
               </w:rPr>
               <w:t xml:space="preserve">@dnd-kit (core, sortable, utilities)</w:t>
             </w:r>
@@ -1740,8 +1740,8 @@
             <w:r>
               <w:rPr>
                 <w:rFonts w:ascii="Arial" w:cs="Arial" w:eastAsia="Arial" w:hAnsi="Arial"/>
-                <w:sz w:val="180"/>
-                <w:szCs w:val="180"/>
+                <w:sz w:val="18"/>
+                <w:szCs w:val="18"/>
               </w:rPr>
               <w:t xml:space="preserve">Kanban board drag-and-drop</w:t>
             </w:r>
@@ -1767,8 +1767,8 @@
             <w:r>
               <w:rPr>
                 <w:rFonts w:ascii="Arial" w:cs="Arial" w:eastAsia="Arial" w:hAnsi="Arial"/>
-                <w:sz w:val="180"/>
-                <w:szCs w:val="180"/>
+                <w:sz w:val="18"/>
+                <w:szCs w:val="18"/>
               </w:rPr>
               <w:t xml:space="preserve">Toasts</w:t>
             </w:r>
@@ -1792,8 +1792,8 @@
             <w:r>
               <w:rPr>
                 <w:rFonts w:ascii="Arial" w:cs="Arial" w:eastAsia="Arial" w:hAnsi="Arial"/>
-                <w:sz w:val="180"/>
-                <w:szCs w:val="180"/>
+                <w:sz w:val="18"/>
+                <w:szCs w:val="18"/>
               </w:rPr>
               <w:t xml:space="preserve">Sonner ^2.0.7</w:t>
             </w:r>
@@ -1817,8 +1817,8 @@
             <w:r>
               <w:rPr>
                 <w:rFonts w:ascii="Arial" w:cs="Arial" w:eastAsia="Arial" w:hAnsi="Arial"/>
-                <w:sz w:val="180"/>
-                <w:szCs w:val="180"/>
+                <w:sz w:val="18"/>
+                <w:szCs w:val="18"/>
               </w:rPr>
               <w:t xml:space="preserve">Global toast notifications</w:t>
             </w:r>
@@ -1844,8 +1844,8 @@
             <w:r>
               <w:rPr>
                 <w:rFonts w:ascii="Arial" w:cs="Arial" w:eastAsia="Arial" w:hAnsi="Arial"/>
-                <w:sz w:val="180"/>
-                <w:szCs w:val="180"/>
+                <w:sz w:val="18"/>
+                <w:szCs w:val="18"/>
               </w:rPr>
               <w:t xml:space="preserve">Icons</w:t>
             </w:r>
@@ -1869,8 +1869,8 @@
             <w:r>
               <w:rPr>
                 <w:rFonts w:ascii="Arial" w:cs="Arial" w:eastAsia="Arial" w:hAnsi="Arial"/>
-                <w:sz w:val="180"/>
-                <w:szCs w:val="180"/>
+                <w:sz w:val="18"/>
+                <w:szCs w:val="18"/>
               </w:rPr>
               <w:t xml:space="preserve">Lucide React ^1.7.0</w:t>
             </w:r>
@@ -1894,8 +1894,8 @@
             <w:r>
               <w:rPr>
                 <w:rFonts w:ascii="Arial" w:cs="Arial" w:eastAsia="Arial" w:hAnsi="Arial"/>
-                <w:sz w:val="180"/>
-                <w:szCs w:val="180"/>
+                <w:sz w:val="18"/>
+                <w:szCs w:val="18"/>
               </w:rPr>
               <w:t xml:space="preserve"/>
             </w:r>
@@ -1921,8 +1921,8 @@
             <w:r>
               <w:rPr>
                 <w:rFonts w:ascii="Arial" w:cs="Arial" w:eastAsia="Arial" w:hAnsi="Arial"/>
-                <w:sz w:val="180"/>
-                <w:szCs w:val="180"/>
+                <w:sz w:val="18"/>
+                <w:szCs w:val="18"/>
               </w:rPr>
               <w:t xml:space="preserve">Storage</w:t>
             </w:r>
@@ -1946,8 +1946,8 @@
             <w:r>
               <w:rPr>
                 <w:rFonts w:ascii="Arial" w:cs="Arial" w:eastAsia="Arial" w:hAnsi="Arial"/>
-                <w:sz w:val="180"/>
-                <w:szCs w:val="180"/>
+                <w:sz w:val="18"/>
+                <w:szCs w:val="18"/>
               </w:rPr>
               <w:t xml:space="preserve">Railway Storage Buckets (S3-compatible)</w:t>
             </w:r>
@@ -1971,8 +1971,8 @@
             <w:r>
               <w:rPr>
                 <w:rFonts w:ascii="Arial" w:cs="Arial" w:eastAsia="Arial" w:hAnsi="Arial"/>
-                <w:sz w:val="180"/>
-                <w:szCs w:val="180"/>
+                <w:sz w:val="18"/>
+                <w:szCs w:val="18"/>
               </w:rPr>
               <w:t xml:space="preserve">AWS SDK v3 — presigned URLs for uploads and reads</w:t>
             </w:r>
@@ -1998,8 +1998,8 @@
             <w:r>
               <w:rPr>
                 <w:rFonts w:ascii="Arial" w:cs="Arial" w:eastAsia="Arial" w:hAnsi="Arial"/>
-                <w:sz w:val="180"/>
-                <w:szCs w:val="180"/>
+                <w:sz w:val="18"/>
+                <w:szCs w:val="18"/>
               </w:rPr>
               <w:t xml:space="preserve">Animations</w:t>
             </w:r>
@@ -2023,8 +2023,8 @@
             <w:r>
               <w:rPr>
                 <w:rFonts w:ascii="Arial" w:cs="Arial" w:eastAsia="Arial" w:hAnsi="Arial"/>
-                <w:sz w:val="180"/>
-                <w:szCs w:val="180"/>
+                <w:sz w:val="18"/>
+                <w:szCs w:val="18"/>
               </w:rPr>
               <w:t xml:space="preserve">tw-animate-css</w:t>
             </w:r>
@@ -2048,8 +2048,8 @@
             <w:r>
               <w:rPr>
                 <w:rFonts w:ascii="Arial" w:cs="Arial" w:eastAsia="Arial" w:hAnsi="Arial"/>
-                <w:sz w:val="180"/>
-                <w:szCs w:val="180"/>
+                <w:sz w:val="18"/>
+                <w:szCs w:val="18"/>
               </w:rPr>
               <w:t xml:space="preserve">CSS animation utilities for Tailwind</w:t>
             </w:r>
@@ -2075,8 +2075,8 @@
             <w:r>
               <w:rPr>
                 <w:rFonts w:ascii="Arial" w:cs="Arial" w:eastAsia="Arial" w:hAnsi="Arial"/>
-                <w:sz w:val="180"/>
-                <w:szCs w:val="180"/>
+                <w:sz w:val="18"/>
+                <w:szCs w:val="18"/>
               </w:rPr>
               <w:t xml:space="preserve">Date Utilities</w:t>
             </w:r>
@@ -2100,8 +2100,8 @@
             <w:r>
               <w:rPr>
                 <w:rFonts w:ascii="Arial" w:cs="Arial" w:eastAsia="Arial" w:hAnsi="Arial"/>
-                <w:sz w:val="180"/>
-                <w:szCs w:val="180"/>
+                <w:sz w:val="18"/>
+                <w:szCs w:val="18"/>
               </w:rPr>
               <w:t xml:space="preserve">date-fns ^4.1.0</w:t>
             </w:r>
@@ -2125,8 +2125,8 @@
             <w:r>
               <w:rPr>
                 <w:rFonts w:ascii="Arial" w:cs="Arial" w:eastAsia="Arial" w:hAnsi="Arial"/>
-                <w:sz w:val="180"/>
-                <w:szCs w:val="180"/>
+                <w:sz w:val="18"/>
+                <w:szCs w:val="18"/>
               </w:rPr>
               <w:t xml:space="preserve"/>
             </w:r>
@@ -2152,8 +2152,8 @@
             <w:r>
               <w:rPr>
                 <w:rFonts w:ascii="Arial" w:cs="Arial" w:eastAsia="Arial" w:hAnsi="Arial"/>
-                <w:sz w:val="180"/>
-                <w:szCs w:val="180"/>
+                <w:sz w:val="18"/>
+                <w:szCs w:val="18"/>
               </w:rPr>
               <w:t xml:space="preserve">Testing</w:t>
             </w:r>
@@ -2177,8 +2177,8 @@
             <w:r>
               <w:rPr>
                 <w:rFonts w:ascii="Arial" w:cs="Arial" w:eastAsia="Arial" w:hAnsi="Arial"/>
-                <w:sz w:val="180"/>
-                <w:szCs w:val="180"/>
+                <w:sz w:val="18"/>
+                <w:szCs w:val="18"/>
               </w:rPr>
               <w:t xml:space="preserve">Vitest ^3.2.4</w:t>
             </w:r>
@@ -2202,8 +2202,8 @@
             <w:r>
               <w:rPr>
                 <w:rFonts w:ascii="Arial" w:cs="Arial" w:eastAsia="Arial" w:hAnsi="Arial"/>
-                <w:sz w:val="180"/>
-                <w:szCs w:val="180"/>
+                <w:sz w:val="18"/>
+                <w:szCs w:val="18"/>
               </w:rPr>
               <w:t xml:space="preserve">Unit tests; Playwright ^1.59.1 for E2E</w:t>
             </w:r>
@@ -2229,8 +2229,8 @@
             <w:r>
               <w:rPr>
                 <w:rFonts w:ascii="Arial" w:cs="Arial" w:eastAsia="Arial" w:hAnsi="Arial"/>
-                <w:sz w:val="180"/>
-                <w:szCs w:val="180"/>
+                <w:sz w:val="18"/>
+                <w:szCs w:val="18"/>
               </w:rPr>
               <w:t xml:space="preserve">Deployment</w:t>
             </w:r>
@@ -2254,8 +2254,8 @@
             <w:r>
               <w:rPr>
                 <w:rFonts w:ascii="Arial" w:cs="Arial" w:eastAsia="Arial" w:hAnsi="Arial"/>
-                <w:sz w:val="180"/>
-                <w:szCs w:val="180"/>
+                <w:sz w:val="18"/>
+                <w:szCs w:val="18"/>
               </w:rPr>
               <w:t xml:space="preserve">Railway (Hobby)</w:t>
             </w:r>
@@ -2279,8 +2279,8 @@
             <w:r>
               <w:rPr>
                 <w:rFonts w:ascii="Arial" w:cs="Arial" w:eastAsia="Arial" w:hAnsi="Arial"/>
-                <w:sz w:val="180"/>
-                <w:szCs w:val="180"/>
+                <w:sz w:val="18"/>
+                <w:szCs w:val="18"/>
               </w:rPr>
               <w:t xml:space="preserve">CI via GitHub Actions; plain next start (no migrate deploy)</w:t>
             </w:r>
@@ -2305,8 +2305,8 @@
           <w:b/>
           <w:bCs/>
           <w:color w:val="F05A28"/>
-          <w:sz w:val="280"/>
-          <w:szCs w:val="280"/>
+          <w:sz w:val="28"/>
+          <w:szCs w:val="28"/>
         </w:rPr>
         <w:t xml:space="preserve">Key Architectural Notes</w:t>
       </w:r>
@@ -2324,8 +2324,8 @@
       <w:r>
         <w:rPr>
           <w:rFonts w:ascii="Arial" w:cs="Arial" w:eastAsia="Arial" w:hAnsi="Arial"/>
-          <w:sz w:val="200"/>
-          <w:szCs w:val="200"/>
+          <w:sz w:val="20"/>
+          <w:szCs w:val="20"/>
         </w:rPr>
         <w:t xml:space="preserve">Tailwind CSS v4 dark mode requires @custom-variant dark (&amp;:where(.dark, .dark *)) in globals.css for class-based toggling via next-themes.</w:t>
       </w:r>
@@ -2343,8 +2343,8 @@
       <w:r>
         <w:rPr>
           <w:rFonts w:ascii="Arial" w:cs="Arial" w:eastAsia="Arial" w:hAnsi="Arial"/>
-          <w:sz w:val="200"/>
-          <w:szCs w:val="200"/>
+          <w:sz w:val="20"/>
+          <w:szCs w:val="20"/>
         </w:rPr>
         <w:t xml:space="preserve">NextAuth v5 uses JWT + Credentials. The PrismaAdapter is intentionally omitted to prevent session.user.id from being undefined.</w:t>
       </w:r>
@@ -2362,8 +2362,8 @@
       <w:r>
         <w:rPr>
           <w:rFonts w:ascii="Arial" w:cs="Arial" w:eastAsia="Arial" w:hAnsi="Arial"/>
-          <w:sz w:val="200"/>
-          <w:szCs w:val="200"/>
+          <w:sz w:val="20"/>
+          <w:szCs w:val="20"/>
         </w:rPr>
         <w:t xml:space="preserve">Auth config is split into auth.config.ts (Edge-safe) and auth.ts to comply with Next.js middleware constraints — Prisma cannot run in the Edge runtime.</w:t>
       </w:r>
@@ -2381,8 +2381,8 @@
       <w:r>
         <w:rPr>
           <w:rFonts w:ascii="Arial" w:cs="Arial" w:eastAsia="Arial" w:hAnsi="Arial"/>
-          <w:sz w:val="200"/>
-          <w:szCs w:val="200"/>
+          <w:sz w:val="20"/>
+          <w:szCs w:val="20"/>
         </w:rPr>
         <w:t xml:space="preserve">trustHost: true is set in auth.config.ts for Railway production to prevent redirect loops.</w:t>
       </w:r>
@@ -2400,8 +2400,8 @@
       <w:r>
         <w:rPr>
           <w:rFonts w:ascii="Arial" w:cs="Arial" w:eastAsia="Arial" w:hAnsi="Arial"/>
-          <w:sz w:val="200"/>
-          <w:szCs w:val="200"/>
+          <w:sz w:val="20"/>
+          <w:szCs w:val="20"/>
         </w:rPr>
         <w:t xml:space="preserve">Local PostgreSQL runs on port 5433 (non-default). Railway's internal hostname (postgres.railway.internal) is only reachable within Railway's network.</w:t>
       </w:r>
@@ -2419,8 +2419,8 @@
       <w:r>
         <w:rPr>
           <w:rFonts w:ascii="Arial" w:cs="Arial" w:eastAsia="Arial" w:hAnsi="Arial"/>
-          <w:sz w:val="200"/>
-          <w:szCs w:val="200"/>
+          <w:sz w:val="20"/>
+          <w:szCs w:val="20"/>
         </w:rPr>
         <w:t xml:space="preserve">Production migrations are NOT auto-applied on deploy. The start script is plain next start — migrations must be applied manually with psql before or immediately after pushing.</w:t>
       </w:r>
@@ -2438,8 +2438,8 @@
       <w:r>
         <w:rPr>
           <w:rFonts w:ascii="Arial" w:cs="Arial" w:eastAsia="Arial" w:hAnsi="Arial"/>
-          <w:sz w:val="200"/>
-          <w:szCs w:val="200"/>
+          <w:sz w:val="20"/>
+          <w:szCs w:val="20"/>
         </w:rPr>
         <w:t xml:space="preserve">@base-ui/react is the UI primitive library (NOT Radix UI). Standard shadcn components that depend on Radix do not exist here.</w:t>
       </w:r>
@@ -2459,8 +2459,8 @@
           <w:b/>
           <w:bCs/>
           <w:color w:val="1a1a2e"/>
-          <w:sz w:val="400"/>
-          <w:szCs w:val="400"/>
+          <w:sz w:val="40"/>
+          <w:szCs w:val="40"/>
         </w:rPr>
         <w:t xml:space="preserve">4.  Features &amp; Functional Requirements</w:t>
       </w:r>
@@ -2477,8 +2477,8 @@
           <w:b/>
           <w:bCs/>
           <w:color w:val="F05A28"/>
-          <w:sz w:val="280"/>
-          <w:szCs w:val="280"/>
+          <w:sz w:val="28"/>
+          <w:szCs w:val="28"/>
         </w:rPr>
         <w:t xml:space="preserve">4.1  Authentication &amp; Account Management</w:t>
       </w:r>
@@ -2495,8 +2495,8 @@
           <w:bCs w:val="false"/>
           <w:i w:val="false"/>
           <w:iCs w:val="false"/>
-          <w:sz w:val="200"/>
-          <w:szCs w:val="200"/>
+          <w:sz w:val="20"/>
+          <w:szCs w:val="20"/>
         </w:rPr>
         <w:t xml:space="preserve">Accounts are created manually by an Admin. There is no self-registration or public sign-up flow. The /register route returns a 403 and the register page redirects authenticated users away.</w:t>
       </w:r>
@@ -2514,8 +2514,8 @@
       <w:r>
         <w:rPr>
           <w:rFonts w:ascii="Arial" w:cs="Arial" w:eastAsia="Arial" w:hAnsi="Arial"/>
-          <w:sz w:val="200"/>
-          <w:szCs w:val="200"/>
+          <w:sz w:val="20"/>
+          <w:szCs w:val="20"/>
         </w:rPr>
         <w:t xml:space="preserve">Login: email + password (bcryptjs hashing). JWT session via NextAuth v5.</w:t>
       </w:r>
@@ -2533,8 +2533,8 @@
       <w:r>
         <w:rPr>
           <w:rFonts w:ascii="Arial" w:cs="Arial" w:eastAsia="Arial" w:hAnsi="Arial"/>
-          <w:sz w:val="200"/>
-          <w:szCs w:val="200"/>
+          <w:sz w:val="20"/>
+          <w:szCs w:val="20"/>
         </w:rPr>
         <w:t xml:space="preserve">User profile settings: name, email, and password change at /settings.</w:t>
       </w:r>
@@ -2552,8 +2552,8 @@
       <w:r>
         <w:rPr>
           <w:rFonts w:ascii="Arial" w:cs="Arial" w:eastAsia="Arial" w:hAnsi="Arial"/>
-          <w:sz w:val="200"/>
-          <w:szCs w:val="200"/>
+          <w:sz w:val="20"/>
+          <w:szCs w:val="20"/>
         </w:rPr>
         <w:t xml:space="preserve">Avatar upload: users can upload a profile photo via /api/avatar (multipart POST). The avatar is stored in Railway S3 and proxied through the application to avoid exposing presigned URLs. Session is refreshed after upload to reflect the new avatarUrl.</w:t>
       </w:r>
@@ -2569,8 +2569,8 @@
           <w:b/>
           <w:bCs/>
           <w:color w:val="C55A11"/>
-          <w:sz w:val="180"/>
-          <w:szCs w:val="180"/>
+          <w:sz w:val="18"/>
+          <w:szCs w:val="18"/>
         </w:rPr>
         <w:t xml:space="preserve">⚠ Note: </w:t>
       </w:r>
@@ -2580,8 +2580,8 @@
           <w:i/>
           <w:iCs/>
           <w:color w:val="595959"/>
-          <w:sz w:val="180"/>
-          <w:szCs w:val="180"/>
+          <w:sz w:val="18"/>
+          <w:szCs w:val="18"/>
         </w:rPr>
         <w:t xml:space="preserve">GitHub OAuth login is planned but not yet implemented. Only Credentials login is currently active.</w:t>
       </w:r>
@@ -2598,8 +2598,8 @@
           <w:b/>
           <w:bCs/>
           <w:color w:val="F05A28"/>
-          <w:sz w:val="280"/>
-          <w:szCs w:val="280"/>
+          <w:sz w:val="28"/>
+          <w:szCs w:val="28"/>
         </w:rPr>
         <w:t xml:space="preserve">4.2  Issue Management</w:t>
       </w:r>
@@ -2616,8 +2616,8 @@
           <w:bCs w:val="false"/>
           <w:i w:val="false"/>
           <w:iCs w:val="false"/>
-          <w:sz w:val="200"/>
-          <w:szCs w:val="200"/>
+          <w:sz w:val="20"/>
+          <w:szCs w:val="20"/>
         </w:rPr>
         <w:t xml:space="preserve">Issues are the core unit of work in JedForge. Each issue belongs to a project and carries a rich set of fields.</w:t>
       </w:r>
@@ -2633,8 +2633,8 @@
           <w:rFonts w:ascii="Arial" w:cs="Arial" w:eastAsia="Arial" w:hAnsi="Arial"/>
           <w:b/>
           <w:bCs/>
-          <w:sz w:val="220"/>
-          <w:szCs w:val="220"/>
+          <w:sz w:val="22"/>
+          <w:szCs w:val="22"/>
         </w:rPr>
         <w:t xml:space="preserve">Issue Fields</w:t>
       </w:r>
@@ -2652,8 +2652,8 @@
       <w:r>
         <w:rPr>
           <w:rFonts w:ascii="Arial" w:cs="Arial" w:eastAsia="Arial" w:hAnsi="Arial"/>
-          <w:sz w:val="200"/>
-          <w:szCs w:val="200"/>
+          <w:sz w:val="20"/>
+          <w:szCs w:val="20"/>
         </w:rPr>
         <w:t xml:space="preserve">Title (required)</w:t>
       </w:r>
@@ -2671,8 +2671,8 @@
       <w:r>
         <w:rPr>
           <w:rFonts w:ascii="Arial" w:cs="Arial" w:eastAsia="Arial" w:hAnsi="Arial"/>
-          <w:sz w:val="200"/>
-          <w:szCs w:val="200"/>
+          <w:sz w:val="20"/>
+          <w:szCs w:val="20"/>
         </w:rPr>
         <w:t xml:space="preserve">Description — rich text via TipTap v2 (HTML stored in the content field)</w:t>
       </w:r>
@@ -2690,8 +2690,8 @@
       <w:r>
         <w:rPr>
           <w:rFonts w:ascii="Arial" w:cs="Arial" w:eastAsia="Arial" w:hAnsi="Arial"/>
-          <w:sz w:val="200"/>
-          <w:szCs w:val="200"/>
+          <w:sz w:val="20"/>
+          <w:szCs w:val="20"/>
         </w:rPr>
         <w:t xml:space="preserve">Status — fixed 4-value enum: TODO, IN_PROGRESS, IN_REVIEW, DONE</w:t>
       </w:r>
@@ -2709,8 +2709,8 @@
       <w:r>
         <w:rPr>
           <w:rFonts w:ascii="Arial" w:cs="Arial" w:eastAsia="Arial" w:hAnsi="Arial"/>
-          <w:sz w:val="200"/>
-          <w:szCs w:val="200"/>
+          <w:sz w:val="20"/>
+          <w:szCs w:val="20"/>
         </w:rPr>
         <w:t xml:space="preserve">Priority — CRITICAL, HIGH, MEDIUM, LOW</w:t>
       </w:r>
@@ -2728,8 +2728,8 @@
       <w:r>
         <w:rPr>
           <w:rFonts w:ascii="Arial" w:cs="Arial" w:eastAsia="Arial" w:hAnsi="Arial"/>
-          <w:sz w:val="200"/>
-          <w:szCs w:val="200"/>
+          <w:sz w:val="20"/>
+          <w:szCs w:val="20"/>
         </w:rPr>
         <w:t xml:space="preserve">Type — BUG, TASK, STORY, EPIC</w:t>
       </w:r>
@@ -2747,8 +2747,8 @@
       <w:r>
         <w:rPr>
           <w:rFonts w:ascii="Arial" w:cs="Arial" w:eastAsia="Arial" w:hAnsi="Arial"/>
-          <w:sz w:val="200"/>
-          <w:szCs w:val="200"/>
+          <w:sz w:val="20"/>
+          <w:szCs w:val="20"/>
         </w:rPr>
         <w:t xml:space="preserve">Assignee — single user FK; must hold a ProjectMember row for the project</w:t>
       </w:r>
@@ -2766,8 +2766,8 @@
       <w:r>
         <w:rPr>
           <w:rFonts w:ascii="Arial" w:cs="Arial" w:eastAsia="Arial" w:hAnsi="Arial"/>
-          <w:sz w:val="200"/>
-          <w:szCs w:val="200"/>
+          <w:sz w:val="20"/>
+          <w:szCs w:val="20"/>
         </w:rPr>
         <w:t xml:space="preserve">Reporter — the user who created the issue (immutable after creation)</w:t>
       </w:r>
@@ -2785,8 +2785,8 @@
       <w:r>
         <w:rPr>
           <w:rFonts w:ascii="Arial" w:cs="Arial" w:eastAsia="Arial" w:hAnsi="Arial"/>
-          <w:sz w:val="200"/>
-          <w:szCs w:val="200"/>
+          <w:sz w:val="20"/>
+          <w:szCs w:val="20"/>
         </w:rPr>
         <w:t xml:space="preserve">Labels — String[] array on the Issue model; no standalone Label model</w:t>
       </w:r>
@@ -2804,8 +2804,8 @@
       <w:r>
         <w:rPr>
           <w:rFonts w:ascii="Arial" w:cs="Arial" w:eastAsia="Arial" w:hAnsi="Arial"/>
-          <w:sz w:val="200"/>
-          <w:szCs w:val="200"/>
+          <w:sz w:val="20"/>
+          <w:szCs w:val="20"/>
         </w:rPr>
         <w:t xml:space="preserve">Due Date</w:t>
       </w:r>
@@ -2823,8 +2823,8 @@
       <w:r>
         <w:rPr>
           <w:rFonts w:ascii="Arial" w:cs="Arial" w:eastAsia="Arial" w:hAnsi="Arial"/>
-          <w:sz w:val="200"/>
-          <w:szCs w:val="200"/>
+          <w:sz w:val="20"/>
+          <w:szCs w:val="20"/>
         </w:rPr>
         <w:t xml:space="preserve">Subtasks — nested issues via parentId FK (self-referential Issue relation)</w:t>
       </w:r>
@@ -2842,8 +2842,8 @@
       <w:r>
         <w:rPr>
           <w:rFonts w:ascii="Arial" w:cs="Arial" w:eastAsia="Arial" w:hAnsi="Arial"/>
-          <w:sz w:val="200"/>
-          <w:szCs w:val="200"/>
+          <w:sz w:val="20"/>
+          <w:szCs w:val="20"/>
         </w:rPr>
         <w:t xml:space="preserve">Attachments — files uploaded to Railway S3 via presigned URLs</w:t>
       </w:r>
@@ -2861,8 +2861,8 @@
       <w:r>
         <w:rPr>
           <w:rFonts w:ascii="Arial" w:cs="Arial" w:eastAsia="Arial" w:hAnsi="Arial"/>
-          <w:sz w:val="200"/>
-          <w:szCs w:val="200"/>
+          <w:sz w:val="20"/>
+          <w:szCs w:val="20"/>
         </w:rPr>
         <w:t xml:space="preserve">Comments — rich text via TipTap</w:t>
       </w:r>
@@ -2880,8 +2880,8 @@
       <w:r>
         <w:rPr>
           <w:rFonts w:ascii="Arial" w:cs="Arial" w:eastAsia="Arial" w:hAnsi="Arial"/>
-          <w:sz w:val="200"/>
-          <w:szCs w:val="200"/>
+          <w:sz w:val="20"/>
+          <w:szCs w:val="20"/>
         </w:rPr>
         <w:t xml:space="preserve">Activity log — system-generated events via ActivityLog model</w:t>
       </w:r>
@@ -2897,8 +2897,8 @@
           <w:rFonts w:ascii="Arial" w:cs="Arial" w:eastAsia="Arial" w:hAnsi="Arial"/>
           <w:b/>
           <w:bCs/>
-          <w:sz w:val="220"/>
-          <w:szCs w:val="220"/>
+          <w:sz w:val="22"/>
+          <w:szCs w:val="22"/>
         </w:rPr>
         <w:t xml:space="preserve">Issue Keys</w:t>
       </w:r>
@@ -2915,8 +2915,8 @@
           <w:bCs w:val="false"/>
           <w:i w:val="false"/>
           <w:iCs w:val="false"/>
-          <w:sz w:val="200"/>
-          <w:szCs w:val="200"/>
+          <w:sz w:val="20"/>
+          <w:szCs w:val="20"/>
         </w:rPr>
         <w:t xml:space="preserve">Issues are assigned sequential keys scoped to their project (e.g. TF-1, TF-2). Keys are globally unique across the application.</w:t>
       </w:r>
@@ -2932,8 +2932,8 @@
           <w:rFonts w:ascii="Arial" w:cs="Arial" w:eastAsia="Arial" w:hAnsi="Arial"/>
           <w:b/>
           <w:bCs/>
-          <w:sz w:val="220"/>
-          <w:szCs w:val="220"/>
+          <w:sz w:val="22"/>
+          <w:szCs w:val="22"/>
         </w:rPr>
         <w:t xml:space="preserve">Inline Editing</w:t>
       </w:r>
@@ -2950,8 +2950,8 @@
           <w:bCs w:val="false"/>
           <w:i w:val="false"/>
           <w:iCs w:val="false"/>
-          <w:sz w:val="200"/>
-          <w:szCs w:val="200"/>
+          <w:sz w:val="20"/>
+          <w:szCs w:val="20"/>
         </w:rPr>
         <w:t xml:space="preserve">Issue fields (status, priority, assignee, labels, due date) can be edited inline from the issue list and board without opening the full detail view.</w:t>
       </w:r>
@@ -2967,8 +2967,8 @@
           <w:rFonts w:ascii="Arial" w:cs="Arial" w:eastAsia="Arial" w:hAnsi="Arial"/>
           <w:b/>
           <w:bCs/>
-          <w:sz w:val="220"/>
-          <w:szCs w:val="220"/>
+          <w:sz w:val="22"/>
+          <w:szCs w:val="22"/>
         </w:rPr>
         <w:t xml:space="preserve">Activity Log</w:t>
       </w:r>
@@ -2985,8 +2985,8 @@
           <w:bCs w:val="false"/>
           <w:i w:val="false"/>
           <w:iCs w:val="false"/>
-          <w:sz w:val="200"/>
-          <w:szCs w:val="200"/>
+          <w:sz w:val="20"/>
+          <w:szCs w:val="20"/>
         </w:rPr>
         <w:t xml:space="preserve">Every field change on an issue is recorded as an ActivityLog entry with action, field, oldValue, newValue, userId, and timestamp. The activity feed is visible on the issue detail view.</w:t>
       </w:r>
@@ -3003,8 +3003,8 @@
           <w:b/>
           <w:bCs/>
           <w:color w:val="F05A28"/>
-          <w:sz w:val="280"/>
-          <w:szCs w:val="280"/>
+          <w:sz w:val="28"/>
+          <w:szCs w:val="28"/>
         </w:rPr>
         <w:t xml:space="preserve">4.3  Kanban Board</w:t>
       </w:r>
@@ -3022,8 +3022,8 @@
       <w:r>
         <w:rPr>
           <w:rFonts w:ascii="Arial" w:cs="Arial" w:eastAsia="Arial" w:hAnsi="Arial"/>
-          <w:sz w:val="200"/>
-          <w:szCs w:val="200"/>
+          <w:sz w:val="20"/>
+          <w:szCs w:val="20"/>
         </w:rPr>
         <w:t xml:space="preserve">Issues are displayed as cards within status columns (one column per IssueStatus value).</w:t>
       </w:r>
@@ -3041,8 +3041,8 @@
       <w:r>
         <w:rPr>
           <w:rFonts w:ascii="Arial" w:cs="Arial" w:eastAsia="Arial" w:hAnsi="Arial"/>
-          <w:sz w:val="200"/>
-          <w:szCs w:val="200"/>
+          <w:sz w:val="20"/>
+          <w:szCs w:val="20"/>
         </w:rPr>
         <w:t xml:space="preserve">Cards can be dragged between columns to update issue status in real time.</w:t>
       </w:r>
@@ -3060,8 +3060,8 @@
       <w:r>
         <w:rPr>
           <w:rFonts w:ascii="Arial" w:cs="Arial" w:eastAsia="Arial" w:hAnsi="Arial"/>
-          <w:sz w:val="200"/>
-          <w:szCs w:val="200"/>
+          <w:sz w:val="20"/>
+          <w:szCs w:val="20"/>
         </w:rPr>
         <w:t xml:space="preserve">Drag-and-drop is implemented with @dnd-kit (core + sortable packages).</w:t>
       </w:r>
@@ -3079,8 +3079,8 @@
       <w:r>
         <w:rPr>
           <w:rFonts w:ascii="Arial" w:cs="Arial" w:eastAsia="Arial" w:hAnsi="Arial"/>
-          <w:sz w:val="200"/>
-          <w:szCs w:val="200"/>
+          <w:sz w:val="20"/>
+          <w:szCs w:val="20"/>
         </w:rPr>
         <w:t xml:space="preserve">Optimistic UI updates on drag — the board updates immediately without waiting for the server response.</w:t>
       </w:r>
@@ -3098,8 +3098,8 @@
       <w:r>
         <w:rPr>
           <w:rFonts w:ascii="Arial" w:cs="Arial" w:eastAsia="Arial" w:hAnsi="Arial"/>
-          <w:sz w:val="200"/>
-          <w:szCs w:val="200"/>
+          <w:sz w:val="20"/>
+          <w:szCs w:val="20"/>
         </w:rPr>
         <w:t xml:space="preserve">Board updates fall back to polling (AutoRefresh component, 3-minute interval) for changes made by other users.</w:t>
       </w:r>
@@ -3117,8 +3117,8 @@
       <w:r>
         <w:rPr>
           <w:rFonts w:ascii="Arial" w:cs="Arial" w:eastAsia="Arial" w:hAnsi="Arial"/>
-          <w:sz w:val="200"/>
-          <w:szCs w:val="200"/>
+          <w:sz w:val="20"/>
+          <w:szCs w:val="20"/>
         </w:rPr>
         <w:t xml:space="preserve">Board and Column models exist in the schema for a future custom workflow system but are not yet wired to the Kanban renderer.</w:t>
       </w:r>
@@ -3135,8 +3135,8 @@
           <w:b/>
           <w:bCs/>
           <w:color w:val="F05A28"/>
-          <w:sz w:val="280"/>
-          <w:szCs w:val="280"/>
+          <w:sz w:val="28"/>
+          <w:szCs w:val="28"/>
         </w:rPr>
         <w:t xml:space="preserve">4.4  Comments</w:t>
       </w:r>
@@ -3154,8 +3154,8 @@
       <w:r>
         <w:rPr>
           <w:rFonts w:ascii="Arial" w:cs="Arial" w:eastAsia="Arial" w:hAnsi="Arial"/>
-          <w:sz w:val="200"/>
-          <w:szCs w:val="200"/>
+          <w:sz w:val="20"/>
+          <w:szCs w:val="20"/>
         </w:rPr>
         <w:t xml:space="preserve">Comments use TipTap v2 rich text (same format as issue descriptions).</w:t>
       </w:r>
@@ -3173,8 +3173,8 @@
       <w:r>
         <w:rPr>
           <w:rFonts w:ascii="Arial" w:cs="Arial" w:eastAsia="Arial" w:hAnsi="Arial"/>
-          <w:sz w:val="200"/>
-          <w:szCs w:val="200"/>
+          <w:sz w:val="20"/>
+          <w:szCs w:val="20"/>
         </w:rPr>
         <w:t xml:space="preserve">Each comment records authorId, issueId, body (TipTap HTML), createdAt, updatedAt.</w:t>
       </w:r>
@@ -3192,8 +3192,8 @@
       <w:r>
         <w:rPr>
           <w:rFonts w:ascii="Arial" w:cs="Arial" w:eastAsia="Arial" w:hAnsi="Arial"/>
-          <w:sz w:val="200"/>
-          <w:szCs w:val="200"/>
+          <w:sz w:val="20"/>
+          <w:szCs w:val="20"/>
         </w:rPr>
         <w:t xml:space="preserve">Only the comment author can edit or delete their own comment (enforced in API and UI).</w:t>
       </w:r>
@@ -3211,8 +3211,8 @@
       <w:r>
         <w:rPr>
           <w:rFonts w:ascii="Arial" w:cs="Arial" w:eastAsia="Arial" w:hAnsi="Arial"/>
-          <w:sz w:val="200"/>
-          <w:szCs w:val="200"/>
+          <w:sz w:val="20"/>
+          <w:szCs w:val="20"/>
         </w:rPr>
         <w:t xml:space="preserve">Comments are visible in the CommentThread component on the issue detail view.</w:t>
       </w:r>
@@ -3229,8 +3229,8 @@
           <w:b/>
           <w:bCs/>
           <w:color w:val="F05A28"/>
-          <w:sz w:val="280"/>
-          <w:szCs w:val="280"/>
+          <w:sz w:val="28"/>
+          <w:szCs w:val="28"/>
         </w:rPr>
         <w:t xml:space="preserve">4.5  Docs Module</w:t>
       </w:r>
@@ -3247,8 +3247,8 @@
           <w:bCs w:val="false"/>
           <w:i w:val="false"/>
           <w:iCs w:val="false"/>
-          <w:sz w:val="200"/>
-          <w:szCs w:val="200"/>
+          <w:sz w:val="20"/>
+          <w:szCs w:val="20"/>
         </w:rPr>
         <w:t xml:space="preserve">The Docs module provides per-project collaborative documentation alongside issue tracking. Each project has one DocSpace (lazy-created on first access). DocSpaces contain Sections which contain Pages.</w:t>
       </w:r>
@@ -3264,8 +3264,8 @@
           <w:rFonts w:ascii="Arial" w:cs="Arial" w:eastAsia="Arial" w:hAnsi="Arial"/>
           <w:b/>
           <w:bCs/>
-          <w:sz w:val="220"/>
-          <w:szCs w:val="220"/>
+          <w:sz w:val="22"/>
+          <w:szCs w:val="22"/>
         </w:rPr>
         <w:t xml:space="preserve">DocSpace</w:t>
       </w:r>
@@ -3283,8 +3283,8 @@
       <w:r>
         <w:rPr>
           <w:rFonts w:ascii="Arial" w:cs="Arial" w:eastAsia="Arial" w:hAnsi="Arial"/>
-          <w:sz w:val="200"/>
-          <w:szCs w:val="200"/>
+          <w:sz w:val="20"/>
+          <w:szCs w:val="20"/>
         </w:rPr>
         <w:t xml:space="preserve">Lazy-upserted on any authenticated call to the docs API — no pre-creation required.</w:t>
       </w:r>
@@ -3302,8 +3302,8 @@
       <w:r>
         <w:rPr>
           <w:rFonts w:ascii="Arial" w:cs="Arial" w:eastAsia="Arial" w:hAnsi="Arial"/>
-          <w:sz w:val="200"/>
-          <w:szCs w:val="200"/>
+          <w:sz w:val="20"/>
+          <w:szCs w:val="20"/>
         </w:rPr>
         <w:t xml:space="preserve">isPublic field reserved for a future Phase 5 visibility toggle (all authenticated users can read). Do not repurpose.</w:t>
       </w:r>
@@ -3319,8 +3319,8 @@
           <w:rFonts w:ascii="Arial" w:cs="Arial" w:eastAsia="Arial" w:hAnsi="Arial"/>
           <w:b/>
           <w:bCs/>
-          <w:sz w:val="220"/>
-          <w:szCs w:val="220"/>
+          <w:sz w:val="22"/>
+          <w:szCs w:val="22"/>
         </w:rPr>
         <w:t xml:space="preserve">Sections</w:t>
       </w:r>
@@ -3338,8 +3338,8 @@
       <w:r>
         <w:rPr>
           <w:rFonts w:ascii="Arial" w:cs="Arial" w:eastAsia="Arial" w:hAnsi="Arial"/>
-          <w:sz w:val="200"/>
-          <w:szCs w:val="200"/>
+          <w:sz w:val="20"/>
+          <w:szCs w:val="20"/>
         </w:rPr>
         <w:t xml:space="preserve">DocSection groups pages within a DocSpace.</w:t>
       </w:r>
@@ -3357,8 +3357,8 @@
       <w:r>
         <w:rPr>
           <w:rFonts w:ascii="Arial" w:cs="Arial" w:eastAsia="Arial" w:hAnsi="Arial"/>
-          <w:sz w:val="200"/>
-          <w:szCs w:val="200"/>
+          <w:sz w:val="20"/>
+          <w:szCs w:val="20"/>
         </w:rPr>
         <w:t xml:space="preserve">Sections have a title and a position (display order).</w:t>
       </w:r>
@@ -3376,8 +3376,8 @@
       <w:r>
         <w:rPr>
           <w:rFonts w:ascii="Arial" w:cs="Arial" w:eastAsia="Arial" w:hAnsi="Arial"/>
-          <w:sz w:val="200"/>
-          <w:szCs w:val="200"/>
+          <w:sz w:val="20"/>
+          <w:szCs w:val="20"/>
         </w:rPr>
         <w:t xml:space="preserve">Pages may be assigned to a section or left at the top level (sectionId: null).</w:t>
       </w:r>
@@ -3393,8 +3393,8 @@
           <w:rFonts w:ascii="Arial" w:cs="Arial" w:eastAsia="Arial" w:hAnsi="Arial"/>
           <w:b/>
           <w:bCs/>
-          <w:sz w:val="220"/>
-          <w:szCs w:val="220"/>
+          <w:sz w:val="22"/>
+          <w:szCs w:val="22"/>
         </w:rPr>
         <w:t xml:space="preserve">Pages — NATIVE type</w:t>
       </w:r>
@@ -3412,8 +3412,8 @@
       <w:r>
         <w:rPr>
           <w:rFonts w:ascii="Arial" w:cs="Arial" w:eastAsia="Arial" w:hAnsi="Arial"/>
-          <w:sz w:val="200"/>
-          <w:szCs w:val="200"/>
+          <w:sz w:val="20"/>
+          <w:szCs w:val="20"/>
         </w:rPr>
         <w:t xml:space="preserve">Content is TipTap HTML stored in the content field (same format as issue descriptions, not raw Markdown).</w:t>
       </w:r>
@@ -3431,8 +3431,8 @@
       <w:r>
         <w:rPr>
           <w:rFonts w:ascii="Arial" w:cs="Arial" w:eastAsia="Arial" w:hAnsi="Arial"/>
-          <w:sz w:val="200"/>
-          <w:szCs w:val="200"/>
+          <w:sz w:val="20"/>
+          <w:szCs w:val="20"/>
         </w:rPr>
         <w:t xml:space="preserve">The TipTap editor supports all StarterKit features plus Image, Link, Placeholder, TaskList, and TaskItem extensions.</w:t>
       </w:r>
@@ -3450,8 +3450,8 @@
       <w:r>
         <w:rPr>
           <w:rFonts w:ascii="Arial" w:cs="Arial" w:eastAsia="Arial" w:hAnsi="Arial"/>
-          <w:sz w:val="200"/>
-          <w:szCs w:val="200"/>
+          <w:sz w:val="20"/>
+          <w:szCs w:val="20"/>
         </w:rPr>
         <w:t xml:space="preserve">Images within the editor are uploaded to S3 via /api/editor-images (multipart POST) and stored as S3 URLs.</w:t>
       </w:r>
@@ -3467,8 +3467,8 @@
           <w:rFonts w:ascii="Arial" w:cs="Arial" w:eastAsia="Arial" w:hAnsi="Arial"/>
           <w:b/>
           <w:bCs/>
-          <w:sz w:val="220"/>
-          <w:szCs w:val="220"/>
+          <w:sz w:val="22"/>
+          <w:szCs w:val="22"/>
         </w:rPr>
         <w:t xml:space="preserve">Pages — DOCUMENT type</w:t>
       </w:r>
@@ -3486,8 +3486,8 @@
       <w:r>
         <w:rPr>
           <w:rFonts w:ascii="Arial" w:cs="Arial" w:eastAsia="Arial" w:hAnsi="Arial"/>
-          <w:sz w:val="200"/>
-          <w:szCs w:val="200"/>
+          <w:sz w:val="20"/>
+          <w:szCs w:val="20"/>
         </w:rPr>
         <w:t xml:space="preserve">Files are uploaded via POST /api/docs/[projectKey]/pages/[pageId]/file (multipart file field; PDF and DOCX only, 50 MB max).</w:t>
       </w:r>
@@ -3505,8 +3505,8 @@
       <w:r>
         <w:rPr>
           <w:rFonts w:ascii="Arial" w:cs="Arial" w:eastAsia="Arial" w:hAnsi="Arial"/>
-          <w:sz w:val="200"/>
-          <w:szCs w:val="200"/>
+          <w:sz w:val="20"/>
+          <w:szCs w:val="20"/>
         </w:rPr>
         <w:t xml:space="preserve">Uploading a file to an existing NATIVE page converts it to DOCUMENT type.</w:t>
       </w:r>
@@ -3524,8 +3524,8 @@
       <w:r>
         <w:rPr>
           <w:rFonts w:ascii="Arial" w:cs="Arial" w:eastAsia="Arial" w:hAnsi="Arial"/>
-          <w:sz w:val="200"/>
-          <w:szCs w:val="200"/>
+          <w:sz w:val="20"/>
+          <w:szCs w:val="20"/>
         </w:rPr>
         <w:t xml:space="preserve">GET on the same route returns { url, mimeType, fileName } with a 1-hour presigned S3 URL.</w:t>
       </w:r>
@@ -3543,8 +3543,8 @@
       <w:r>
         <w:rPr>
           <w:rFonts w:ascii="Arial" w:cs="Arial" w:eastAsia="Arial" w:hAnsi="Arial"/>
-          <w:sz w:val="200"/>
-          <w:szCs w:val="200"/>
+          <w:sz w:val="20"/>
+          <w:szCs w:val="20"/>
         </w:rPr>
         <w:t xml:space="preserve">Files are stored at docs/[docSpaceId]/[pageId]/[uuid]-[sanitized-filename] in S3.</w:t>
       </w:r>
@@ -3562,8 +3562,8 @@
       <w:r>
         <w:rPr>
           <w:rFonts w:ascii="Arial" w:cs="Arial" w:eastAsia="Arial" w:hAnsi="Arial"/>
-          <w:sz w:val="200"/>
-          <w:szCs w:val="200"/>
+          <w:sz w:val="20"/>
+          <w:szCs w:val="20"/>
         </w:rPr>
         <w:t xml:space="preserve">PDF files render inline via &lt;iframe&gt;; DOCX files prompt a download (no browser-native Word viewer).</w:t>
       </w:r>
@@ -3581,8 +3581,8 @@
       <w:r>
         <w:rPr>
           <w:rFonts w:ascii="Arial" w:cs="Arial" w:eastAsia="Arial" w:hAnsi="Arial"/>
-          <w:sz w:val="200"/>
-          <w:szCs w:val="200"/>
+          <w:sz w:val="20"/>
+          <w:szCs w:val="20"/>
         </w:rPr>
         <w:t xml:space="preserve">The DELETE handler for a page removes the S3 object automatically. Replacing a file also deletes the previous object.</w:t>
       </w:r>
@@ -3598,8 +3598,8 @@
           <w:rFonts w:ascii="Arial" w:cs="Arial" w:eastAsia="Arial" w:hAnsi="Arial"/>
           <w:b/>
           <w:bCs/>
-          <w:sz w:val="220"/>
-          <w:szCs w:val="220"/>
+          <w:sz w:val="22"/>
+          <w:szCs w:val="22"/>
         </w:rPr>
         <w:t xml:space="preserve">Version History</w:t>
       </w:r>
@@ -3617,8 +3617,8 @@
       <w:r>
         <w:rPr>
           <w:rFonts w:ascii="Arial" w:cs="Arial" w:eastAsia="Arial" w:hAnsi="Arial"/>
-          <w:sz w:val="200"/>
-          <w:szCs w:val="200"/>
+          <w:sz w:val="20"/>
+          <w:szCs w:val="20"/>
         </w:rPr>
         <w:t xml:space="preserve">PageRevision rows are snapshot-only — created on save, never mutated.</w:t>
       </w:r>
@@ -3636,8 +3636,8 @@
       <w:r>
         <w:rPr>
           <w:rFonts w:ascii="Arial" w:cs="Arial" w:eastAsia="Arial" w:hAnsi="Arial"/>
-          <w:sz w:val="200"/>
-          <w:szCs w:val="200"/>
+          <w:sz w:val="20"/>
+          <w:szCs w:val="20"/>
         </w:rPr>
         <w:t xml:space="preserve">The PATCH handler for /api/docs/[projectKey]/pages/[pageId] automatically snapshots previous content into a new PageRevision whenever content is included in the update body.</w:t>
       </w:r>
@@ -3655,8 +3655,8 @@
       <w:r>
         <w:rPr>
           <w:rFonts w:ascii="Arial" w:cs="Arial" w:eastAsia="Arial" w:hAnsi="Arial"/>
-          <w:sz w:val="200"/>
-          <w:szCs w:val="200"/>
+          <w:sz w:val="20"/>
+          <w:szCs w:val="20"/>
         </w:rPr>
         <w:t xml:space="preserve">Restoring a revision writes its content back to DocPage.content; the auto-snapshot in PATCH captures the pre-restore state.</w:t>
       </w:r>
@@ -3672,8 +3672,8 @@
           <w:rFonts w:ascii="Arial" w:cs="Arial" w:eastAsia="Arial" w:hAnsi="Arial"/>
           <w:b/>
           <w:bCs/>
-          <w:sz w:val="220"/>
-          <w:szCs w:val="220"/>
+          <w:sz w:val="22"/>
+          <w:szCs w:val="22"/>
         </w:rPr>
         <w:t xml:space="preserve">Issue ↔ Doc Cross-links</w:t>
       </w:r>
@@ -3691,8 +3691,8 @@
       <w:r>
         <w:rPr>
           <w:rFonts w:ascii="Arial" w:cs="Arial" w:eastAsia="Arial" w:hAnsi="Arial"/>
-          <w:sz w:val="200"/>
-          <w:szCs w:val="200"/>
+          <w:sz w:val="20"/>
+          <w:szCs w:val="20"/>
         </w:rPr>
         <w:t xml:space="preserve">IssueDocLink is the junction table (cascade-deletes when either side is deleted).</w:t>
       </w:r>
@@ -3710,8 +3710,8 @@
       <w:r>
         <w:rPr>
           <w:rFonts w:ascii="Arial" w:cs="Arial" w:eastAsia="Arial" w:hAnsi="Arial"/>
-          <w:sz w:val="200"/>
-          <w:szCs w:val="200"/>
+          <w:sz w:val="20"/>
+          <w:szCs w:val="20"/>
         </w:rPr>
         <w:t xml:space="preserve">Both issue and page must belong to the same project (enforced in linkDocPage server action).</w:t>
       </w:r>
@@ -3729,8 +3729,8 @@
       <w:r>
         <w:rPr>
           <w:rFonts w:ascii="Arial" w:cs="Arial" w:eastAsia="Arial" w:hAnsi="Arial"/>
-          <w:sz w:val="200"/>
-          <w:szCs w:val="200"/>
+          <w:sz w:val="20"/>
+          <w:szCs w:val="20"/>
         </w:rPr>
         <w:t xml:space="preserve">Linked docs appear in the RelatedDocsSection panel on the issue detail view.</w:t>
       </w:r>
@@ -3748,8 +3748,8 @@
       <w:r>
         <w:rPr>
           <w:rFonts w:ascii="Arial" w:cs="Arial" w:eastAsia="Arial" w:hAnsi="Arial"/>
-          <w:sz w:val="200"/>
-          <w:szCs w:val="200"/>
+          <w:sz w:val="20"/>
+          <w:szCs w:val="20"/>
         </w:rPr>
         <w:t xml:space="preserve">Reverse references (issues linked to a page) appear in the referenced-issues-panel on the doc page view.</w:t>
       </w:r>
@@ -3767,8 +3767,8 @@
       <w:r>
         <w:rPr>
           <w:rFonts w:ascii="Arial" w:cs="Arial" w:eastAsia="Arial" w:hAnsi="Arial"/>
-          <w:sz w:val="200"/>
-          <w:szCs w:val="200"/>
+          <w:sz w:val="20"/>
+          <w:szCs w:val="20"/>
         </w:rPr>
         <w:t xml:space="preserve">Manage links via linkDocPage / unlinkDocPage in actions.ts; read linked issues via GET /api/docs/[projectKey]/pages/[pageId]/links.</w:t>
       </w:r>
@@ -3785,8 +3785,8 @@
           <w:b/>
           <w:bCs/>
           <w:color w:val="F05A28"/>
-          <w:sz w:val="280"/>
-          <w:szCs w:val="280"/>
+          <w:sz w:val="28"/>
+          <w:szCs w:val="28"/>
         </w:rPr>
         <w:t xml:space="preserve">4.6  Search &amp; Filtering (FQL)</w:t>
       </w:r>
@@ -3803,8 +3803,8 @@
           <w:bCs w:val="false"/>
           <w:i w:val="false"/>
           <w:iCs w:val="false"/>
-          <w:sz w:val="200"/>
-          <w:szCs w:val="200"/>
+          <w:sz w:val="20"/>
+          <w:szCs w:val="20"/>
         </w:rPr>
         <w:t xml:space="preserve">JedForge includes a custom filter query language (FQL — JedForge Filter Query Language) with a recursive descent parser. This must not be referred to as "JQL" in any user-facing copy — use generic descriptive terminology.</w:t>
       </w:r>
@@ -3820,8 +3820,8 @@
           <w:rFonts w:ascii="Arial" w:cs="Arial" w:eastAsia="Arial" w:hAnsi="Arial"/>
           <w:b/>
           <w:bCs/>
-          <w:sz w:val="220"/>
-          <w:szCs w:val="220"/>
+          <w:sz w:val="22"/>
+          <w:szCs w:val="22"/>
         </w:rPr>
         <w:t xml:space="preserve">Architecture</w:t>
       </w:r>
@@ -3839,8 +3839,8 @@
       <w:r>
         <w:rPr>
           <w:rFonts w:ascii="Arial" w:cs="Arial" w:eastAsia="Arial" w:hAnsi="Arial"/>
-          <w:sz w:val="200"/>
-          <w:szCs w:val="200"/>
+          <w:sz w:val="20"/>
+          <w:szCs w:val="20"/>
         </w:rPr>
         <w:t xml:space="preserve">Parser: src/lib/query/parser.ts — recursive descent, produces an AST</w:t>
       </w:r>
@@ -3858,8 +3858,8 @@
       <w:r>
         <w:rPr>
           <w:rFonts w:ascii="Arial" w:cs="Arial" w:eastAsia="Arial" w:hAnsi="Arial"/>
-          <w:sz w:val="200"/>
-          <w:szCs w:val="200"/>
+          <w:sz w:val="20"/>
+          <w:szCs w:val="20"/>
         </w:rPr>
         <w:t xml:space="preserve">Validator: src/lib/query/validator.ts — validates field names and value types against the schema</w:t>
       </w:r>
@@ -3877,8 +3877,8 @@
       <w:r>
         <w:rPr>
           <w:rFonts w:ascii="Arial" w:cs="Arial" w:eastAsia="Arial" w:hAnsi="Arial"/>
-          <w:sz w:val="200"/>
-          <w:szCs w:val="200"/>
+          <w:sz w:val="20"/>
+          <w:szCs w:val="20"/>
         </w:rPr>
         <w:t xml:space="preserve">Executor: src/lib/query/executor.ts — walks the AST and builds a Prisma where clause</w:t>
       </w:r>
@@ -3896,8 +3896,8 @@
       <w:r>
         <w:rPr>
           <w:rFonts w:ascii="Arial" w:cs="Arial" w:eastAsia="Arial" w:hAnsi="Arial"/>
-          <w:sz w:val="200"/>
-          <w:szCs w:val="200"/>
+          <w:sz w:val="20"/>
+          <w:szCs w:val="20"/>
         </w:rPr>
         <w:t xml:space="preserve">Test suite: src/lib/query/__tests__/parser.test.ts (Vitest)</w:t>
       </w:r>
@@ -3913,8 +3913,8 @@
           <w:rFonts w:ascii="Arial" w:cs="Arial" w:eastAsia="Arial" w:hAnsi="Arial"/>
           <w:b/>
           <w:bCs/>
-          <w:sz w:val="220"/>
-          <w:szCs w:val="220"/>
+          <w:sz w:val="22"/>
+          <w:szCs w:val="22"/>
         </w:rPr>
         <w:t xml:space="preserve">Query Bar</w:t>
       </w:r>
@@ -3932,8 +3932,8 @@
       <w:r>
         <w:rPr>
           <w:rFonts w:ascii="Arial" w:cs="Arial" w:eastAsia="Arial" w:hAnsi="Arial"/>
-          <w:sz w:val="200"/>
-          <w:szCs w:val="200"/>
+          <w:sz w:val="20"/>
+          <w:szCs w:val="20"/>
         </w:rPr>
         <w:t xml:space="preserve">Syntax highlighting in the query input via the QueryBar component.</w:t>
       </w:r>
@@ -3951,8 +3951,8 @@
       <w:r>
         <w:rPr>
           <w:rFonts w:ascii="Arial" w:cs="Arial" w:eastAsia="Arial" w:hAnsi="Arial"/>
-          <w:sz w:val="200"/>
-          <w:szCs w:val="200"/>
+          <w:sz w:val="20"/>
+          <w:szCs w:val="20"/>
         </w:rPr>
         <w:t xml:space="preserve">Autocomplete for field names, operators, and known values.</w:t>
       </w:r>
@@ -3970,8 +3970,8 @@
       <w:r>
         <w:rPr>
           <w:rFonts w:ascii="Arial" w:cs="Arial" w:eastAsia="Arial" w:hAnsi="Arial"/>
-          <w:sz w:val="200"/>
-          <w:szCs w:val="200"/>
+          <w:sz w:val="20"/>
+          <w:szCs w:val="20"/>
         </w:rPr>
         <w:t xml:space="preserve">Real-time parse error feedback.</w:t>
       </w:r>
@@ -3987,8 +3987,8 @@
           <w:rFonts w:ascii="Arial" w:cs="Arial" w:eastAsia="Arial" w:hAnsi="Arial"/>
           <w:b/>
           <w:bCs/>
-          <w:sz w:val="220"/>
-          <w:szCs w:val="220"/>
+          <w:sz w:val="22"/>
+          <w:szCs w:val="22"/>
         </w:rPr>
         <w:t xml:space="preserve">Saved Filters</w:t>
       </w:r>
@@ -4006,8 +4006,8 @@
       <w:r>
         <w:rPr>
           <w:rFonts w:ascii="Arial" w:cs="Arial" w:eastAsia="Arial" w:hAnsi="Arial"/>
-          <w:sz w:val="200"/>
-          <w:szCs w:val="200"/>
+          <w:sz w:val="20"/>
+          <w:szCs w:val="20"/>
         </w:rPr>
         <w:t xml:space="preserve">Users can save named queries via the SavedFilter model (userId, name, query string, isGlobal flag).</w:t>
       </w:r>
@@ -4025,8 +4025,8 @@
       <w:r>
         <w:rPr>
           <w:rFonts w:ascii="Arial" w:cs="Arial" w:eastAsia="Arial" w:hAnsi="Arial"/>
-          <w:sz w:val="200"/>
-          <w:szCs w:val="200"/>
+          <w:sz w:val="20"/>
+          <w:szCs w:val="20"/>
         </w:rPr>
         <w:t xml:space="preserve">Global filters (isGlobal: true) are visible to all users in the project.</w:t>
       </w:r>
@@ -4044,8 +4044,8 @@
       <w:r>
         <w:rPr>
           <w:rFonts w:ascii="Arial" w:cs="Arial" w:eastAsia="Arial" w:hAnsi="Arial"/>
-          <w:sz w:val="200"/>
-          <w:szCs w:val="200"/>
+          <w:sz w:val="20"/>
+          <w:szCs w:val="20"/>
         </w:rPr>
         <w:t xml:space="preserve">Saved filters are surfaced in the SavedFilters component on the issues list.</w:t>
       </w:r>
@@ -4062,8 +4062,8 @@
           <w:b/>
           <w:bCs/>
           <w:color w:val="F05A28"/>
-          <w:sz w:val="280"/>
-          <w:szCs w:val="280"/>
+          <w:sz w:val="28"/>
+          <w:szCs w:val="28"/>
         </w:rPr>
         <w:t xml:space="preserve">4.7  Notifications</w:t>
       </w:r>
@@ -4081,8 +4081,8 @@
       <w:r>
         <w:rPr>
           <w:rFonts w:ascii="Arial" w:cs="Arial" w:eastAsia="Arial" w:hAnsi="Arial"/>
-          <w:sz w:val="200"/>
-          <w:szCs w:val="200"/>
+          <w:sz w:val="20"/>
+          <w:szCs w:val="20"/>
         </w:rPr>
         <w:t xml:space="preserve">In-app notification system — no email notifications currently.</w:t>
       </w:r>
@@ -4100,8 +4100,8 @@
       <w:r>
         <w:rPr>
           <w:rFonts w:ascii="Arial" w:cs="Arial" w:eastAsia="Arial" w:hAnsi="Arial"/>
-          <w:sz w:val="200"/>
-          <w:szCs w:val="200"/>
+          <w:sz w:val="20"/>
+          <w:szCs w:val="20"/>
         </w:rPr>
         <w:t xml:space="preserve">Four event types: ISSUE_ASSIGNED, COMMENT_ADDED, STATUS_CHANGED, MENTION.</w:t>
       </w:r>
@@ -4119,8 +4119,8 @@
       <w:r>
         <w:rPr>
           <w:rFonts w:ascii="Arial" w:cs="Arial" w:eastAsia="Arial" w:hAnsi="Arial"/>
-          <w:sz w:val="200"/>
-          <w:szCs w:val="200"/>
+          <w:sz w:val="20"/>
+          <w:szCs w:val="20"/>
         </w:rPr>
         <w:t xml:space="preserve">Notifications are per-user rows in the Notification model (userId, issueId, type, message, read boolean).</w:t>
       </w:r>
@@ -4138,8 +4138,8 @@
       <w:r>
         <w:rPr>
           <w:rFonts w:ascii="Arial" w:cs="Arial" w:eastAsia="Arial" w:hAnsi="Arial"/>
-          <w:sz w:val="200"/>
-          <w:szCs w:val="200"/>
+          <w:sz w:val="20"/>
+          <w:szCs w:val="20"/>
         </w:rPr>
         <w:t xml:space="preserve">Bell icon in the header (NotificationBell component) shows an unread count badge.</w:t>
       </w:r>
@@ -4157,8 +4157,8 @@
       <w:r>
         <w:rPr>
           <w:rFonts w:ascii="Arial" w:cs="Arial" w:eastAsia="Arial" w:hAnsi="Arial"/>
-          <w:sz w:val="200"/>
-          <w:szCs w:val="200"/>
+          <w:sz w:val="20"/>
+          <w:szCs w:val="20"/>
         </w:rPr>
         <w:t xml:space="preserve">Clicking the bell opens a dropdown (NotificationDropdown) listing recent notifications.</w:t>
       </w:r>
@@ -4176,8 +4176,8 @@
       <w:r>
         <w:rPr>
           <w:rFonts w:ascii="Arial" w:cs="Arial" w:eastAsia="Arial" w:hAnsi="Arial"/>
-          <w:sz w:val="200"/>
-          <w:szCs w:val="200"/>
+          <w:sz w:val="20"/>
+          <w:szCs w:val="20"/>
         </w:rPr>
         <w:t xml:space="preserve">Notifications are marked read individually or in bulk.</w:t>
       </w:r>
@@ -4194,8 +4194,8 @@
           <w:b/>
           <w:bCs/>
           <w:color w:val="F05A28"/>
-          <w:sz w:val="280"/>
-          <w:szCs w:val="280"/>
+          <w:sz w:val="28"/>
+          <w:szCs w:val="28"/>
         </w:rPr>
         <w:t xml:space="preserve">4.8  Real-Time Collaboration</w:t>
       </w:r>
@@ -4211,8 +4211,8 @@
           <w:b/>
           <w:bCs/>
           <w:color w:val="C55A11"/>
-          <w:sz w:val="180"/>
-          <w:szCs w:val="180"/>
+          <w:sz w:val="18"/>
+          <w:szCs w:val="18"/>
         </w:rPr>
         <w:t xml:space="preserve">⚠ Note: </w:t>
       </w:r>
@@ -4222,8 +4222,8 @@
           <w:i/>
           <w:iCs/>
           <w:color w:val="595959"/>
-          <w:sz w:val="180"/>
-          <w:szCs w:val="180"/>
+          <w:sz w:val="18"/>
+          <w:szCs w:val="18"/>
         </w:rPr>
         <w:t xml:space="preserve">Full real-time SSE is the target architecture but is NOT yet implemented. The current approach is polling.</w:t>
       </w:r>
@@ -4239,8 +4239,8 @@
           <w:rFonts w:ascii="Arial" w:cs="Arial" w:eastAsia="Arial" w:hAnsi="Arial"/>
           <w:b/>
           <w:bCs/>
-          <w:sz w:val="220"/>
-          <w:szCs w:val="220"/>
+          <w:sz w:val="22"/>
+          <w:szCs w:val="22"/>
         </w:rPr>
         <w:t xml:space="preserve">Current Implementation — Polling</w:t>
       </w:r>
@@ -4258,8 +4258,8 @@
       <w:r>
         <w:rPr>
           <w:rFonts w:ascii="Arial" w:cs="Arial" w:eastAsia="Arial" w:hAnsi="Arial"/>
-          <w:sz w:val="200"/>
-          <w:szCs w:val="200"/>
+          <w:sz w:val="20"/>
+          <w:szCs w:val="20"/>
         </w:rPr>
         <w:t xml:space="preserve">AutoRefresh component calls router.refresh() on a 3-minute interval.</w:t>
       </w:r>
@@ -4277,8 +4277,8 @@
       <w:r>
         <w:rPr>
           <w:rFonts w:ascii="Arial" w:cs="Arial" w:eastAsia="Arial" w:hAnsi="Arial"/>
-          <w:sz w:val="200"/>
-          <w:szCs w:val="200"/>
+          <w:sz w:val="20"/>
+          <w:szCs w:val="20"/>
         </w:rPr>
         <w:t xml:space="preserve">Mounted on the board page and issues list page.</w:t>
       </w:r>
@@ -4296,8 +4296,8 @@
       <w:r>
         <w:rPr>
           <w:rFonts w:ascii="Arial" w:cs="Arial" w:eastAsia="Arial" w:hAnsi="Arial"/>
-          <w:sz w:val="200"/>
-          <w:szCs w:val="200"/>
+          <w:sz w:val="20"/>
+          <w:szCs w:val="20"/>
         </w:rPr>
         <w:t xml:space="preserve">Changes made by other users are visible after the next poll cycle or on navigation.</w:t>
       </w:r>
@@ -4313,8 +4313,8 @@
           <w:rFonts w:ascii="Arial" w:cs="Arial" w:eastAsia="Arial" w:hAnsi="Arial"/>
           <w:b/>
           <w:bCs/>
-          <w:sz w:val="220"/>
-          <w:szCs w:val="220"/>
+          <w:sz w:val="22"/>
+          <w:szCs w:val="22"/>
         </w:rPr>
         <w:t xml:space="preserve">Target Implementation — SSE (Planned)</w:t>
       </w:r>
@@ -4332,8 +4332,8 @@
       <w:r>
         <w:rPr>
           <w:rFonts w:ascii="Arial" w:cs="Arial" w:eastAsia="Arial" w:hAnsi="Arial"/>
-          <w:sz w:val="200"/>
-          <w:szCs w:val="200"/>
+          <w:sz w:val="20"/>
+          <w:szCs w:val="20"/>
         </w:rPr>
         <w:t xml:space="preserve">Issue status changes</w:t>
       </w:r>
@@ -4351,8 +4351,8 @@
       <w:r>
         <w:rPr>
           <w:rFonts w:ascii="Arial" w:cs="Arial" w:eastAsia="Arial" w:hAnsi="Arial"/>
-          <w:sz w:val="200"/>
-          <w:szCs w:val="200"/>
+          <w:sz w:val="20"/>
+          <w:szCs w:val="20"/>
         </w:rPr>
         <w:t xml:space="preserve">New comments posted</w:t>
       </w:r>
@@ -4370,8 +4370,8 @@
       <w:r>
         <w:rPr>
           <w:rFonts w:ascii="Arial" w:cs="Arial" w:eastAsia="Arial" w:hAnsi="Arial"/>
-          <w:sz w:val="200"/>
-          <w:szCs w:val="200"/>
+          <w:sz w:val="20"/>
+          <w:szCs w:val="20"/>
         </w:rPr>
         <w:t xml:space="preserve">Issue assignments and reassignments</w:t>
       </w:r>
@@ -4389,8 +4389,8 @@
       <w:r>
         <w:rPr>
           <w:rFonts w:ascii="Arial" w:cs="Arial" w:eastAsia="Arial" w:hAnsi="Arial"/>
-          <w:sz w:val="200"/>
-          <w:szCs w:val="200"/>
+          <w:sz w:val="20"/>
+          <w:szCs w:val="20"/>
         </w:rPr>
         <w:t xml:space="preserve">Subtask creation and completion</w:t>
       </w:r>
@@ -4408,8 +4408,8 @@
       <w:r>
         <w:rPr>
           <w:rFonts w:ascii="Arial" w:cs="Arial" w:eastAsia="Arial" w:hAnsi="Arial"/>
-          <w:sz w:val="200"/>
-          <w:szCs w:val="200"/>
+          <w:sz w:val="20"/>
+          <w:szCs w:val="20"/>
         </w:rPr>
         <w:t xml:space="preserve">Activity feed updates</w:t>
       </w:r>
@@ -4427,8 +4427,8 @@
       <w:r>
         <w:rPr>
           <w:rFonts w:ascii="Arial" w:cs="Arial" w:eastAsia="Arial" w:hAnsi="Arial"/>
-          <w:sz w:val="200"/>
-          <w:szCs w:val="200"/>
+          <w:sz w:val="20"/>
+          <w:szCs w:val="20"/>
         </w:rPr>
         <w:t xml:space="preserve">In-app notification delivery</w:t>
       </w:r>
@@ -4445,8 +4445,8 @@
           <w:b/>
           <w:bCs/>
           <w:color w:val="F05A28"/>
-          <w:sz w:val="280"/>
-          <w:szCs w:val="280"/>
+          <w:sz w:val="28"/>
+          <w:szCs w:val="28"/>
         </w:rPr>
         <w:t xml:space="preserve">4.9  File Attachments</w:t>
       </w:r>
@@ -4464,8 +4464,8 @@
       <w:r>
         <w:rPr>
           <w:rFonts w:ascii="Arial" w:cs="Arial" w:eastAsia="Arial" w:hAnsi="Arial"/>
-          <w:sz w:val="200"/>
-          <w:szCs w:val="200"/>
+          <w:sz w:val="20"/>
+          <w:szCs w:val="20"/>
         </w:rPr>
         <w:t xml:space="preserve">Issue attachments are uploaded to Railway Storage Buckets (S3-compatible) using AWS SDK v3.</w:t>
       </w:r>
@@ -4483,8 +4483,8 @@
       <w:r>
         <w:rPr>
           <w:rFonts w:ascii="Arial" w:cs="Arial" w:eastAsia="Arial" w:hAnsi="Arial"/>
-          <w:sz w:val="200"/>
-          <w:szCs w:val="200"/>
+          <w:sz w:val="20"/>
+          <w:szCs w:val="20"/>
         </w:rPr>
         <w:t xml:space="preserve">Upload flow: POST /api/attachments/presign (get presigned URL) → PUT to S3 → POST /api/attachments/confirm (create Attachment row).</w:t>
       </w:r>
@@ -4502,8 +4502,8 @@
       <w:r>
         <w:rPr>
           <w:rFonts w:ascii="Arial" w:cs="Arial" w:eastAsia="Arial" w:hAnsi="Arial"/>
-          <w:sz w:val="200"/>
-          <w:szCs w:val="200"/>
+          <w:sz w:val="20"/>
+          <w:szCs w:val="20"/>
         </w:rPr>
         <w:t xml:space="preserve">Attachment model stores: fileName, fileKey (S3 key), fileSize, mimeType, uploaderId, issueId.</w:t>
       </w:r>
@@ -4521,8 +4521,8 @@
       <w:r>
         <w:rPr>
           <w:rFonts w:ascii="Arial" w:cs="Arial" w:eastAsia="Arial" w:hAnsi="Arial"/>
-          <w:sz w:val="200"/>
-          <w:szCs w:val="200"/>
+          <w:sz w:val="20"/>
+          <w:szCs w:val="20"/>
         </w:rPr>
         <w:t xml:space="preserve">Download: GET /api/attachments/[id]/url returns a 1-hour presigned S3 URL.</w:t>
       </w:r>
@@ -4540,8 +4540,8 @@
       <w:r>
         <w:rPr>
           <w:rFonts w:ascii="Arial" w:cs="Arial" w:eastAsia="Arial" w:hAnsi="Arial"/>
-          <w:sz w:val="200"/>
-          <w:szCs w:val="200"/>
+          <w:sz w:val="20"/>
+          <w:szCs w:val="20"/>
         </w:rPr>
         <w:t xml:space="preserve">Delete: DELETE /api/attachments/[id] removes the S3 object and the database row.</w:t>
       </w:r>
@@ -4559,8 +4559,8 @@
       <w:r>
         <w:rPr>
           <w:rFonts w:ascii="Arial" w:cs="Arial" w:eastAsia="Arial" w:hAnsi="Arial"/>
-          <w:sz w:val="200"/>
-          <w:szCs w:val="200"/>
+          <w:sz w:val="20"/>
+          <w:szCs w:val="20"/>
         </w:rPr>
         <w:t xml:space="preserve">Attachments are displayed in the AttachmentsPanel component on the issue detail view.</w:t>
       </w:r>
@@ -4577,8 +4577,8 @@
           <w:b/>
           <w:bCs/>
           <w:color w:val="F05A28"/>
-          <w:sz w:val="280"/>
-          <w:szCs w:val="280"/>
+          <w:sz w:val="28"/>
+          <w:szCs w:val="28"/>
         </w:rPr>
         <w:t xml:space="preserve">4.10  Branding &amp; Theming</w:t>
       </w:r>
@@ -4594,8 +4594,8 @@
           <w:rFonts w:ascii="Arial" w:cs="Arial" w:eastAsia="Arial" w:hAnsi="Arial"/>
           <w:b/>
           <w:bCs/>
-          <w:sz w:val="220"/>
-          <w:szCs w:val="220"/>
+          <w:sz w:val="22"/>
+          <w:szCs w:val="22"/>
         </w:rPr>
         <w:t xml:space="preserve">Brand Identity</w:t>
       </w:r>
@@ -4613,8 +4613,8 @@
       <w:r>
         <w:rPr>
           <w:rFonts w:ascii="Arial" w:cs="Arial" w:eastAsia="Arial" w:hAnsi="Arial"/>
-          <w:sz w:val="200"/>
-          <w:szCs w:val="200"/>
+          <w:sz w:val="20"/>
+          <w:szCs w:val="20"/>
         </w:rPr>
         <w:t xml:space="preserve">Brand colors: #FF6A00 / #F05A28 (orange accent), #1F232B (near-black), #FFFFFF (white).</w:t>
       </w:r>
@@ -4632,8 +4632,8 @@
       <w:r>
         <w:rPr>
           <w:rFonts w:ascii="Arial" w:cs="Arial" w:eastAsia="Arial" w:hAnsi="Arial"/>
-          <w:sz w:val="200"/>
-          <w:szCs w:val="200"/>
+          <w:sz w:val="20"/>
+          <w:szCs w:val="20"/>
         </w:rPr>
         <w:t xml:space="preserve">Theme color in web manifest: #FF6A00.</w:t>
       </w:r>
@@ -4651,8 +4651,8 @@
       <w:r>
         <w:rPr>
           <w:rFonts w:ascii="Arial" w:cs="Arial" w:eastAsia="Arial" w:hAnsi="Arial"/>
-          <w:sz w:val="200"/>
-          <w:szCs w:val="200"/>
+          <w:sz w:val="20"/>
+          <w:szCs w:val="20"/>
         </w:rPr>
         <w:t xml:space="preserve">Logo: logo-light.png and logo-dark.png in /public/. Sidebar swaps logos using block dark:hidden / hidden dark:block Tailwind classes.</w:t>
       </w:r>
@@ -4670,8 +4670,8 @@
       <w:r>
         <w:rPr>
           <w:rFonts w:ascii="Arial" w:cs="Arial" w:eastAsia="Arial" w:hAnsi="Arial"/>
-          <w:sz w:val="200"/>
-          <w:szCs w:val="200"/>
+          <w:sz w:val="20"/>
+          <w:szCs w:val="20"/>
         </w:rPr>
         <w:t xml:space="preserve">Icon: JF monogram in /public/icons/light/ and /public/icons/dark/ at sizes 16px–1024px.</w:t>
       </w:r>
@@ -4689,8 +4689,8 @@
       <w:r>
         <w:rPr>
           <w:rFonts w:ascii="Arial" w:cs="Arial" w:eastAsia="Arial" w:hAnsi="Arial"/>
-          <w:sz w:val="200"/>
-          <w:szCs w:val="200"/>
+          <w:sz w:val="20"/>
+          <w:szCs w:val="20"/>
         </w:rPr>
         <w:t xml:space="preserve">Favicon: wired in layout.tsx metadata.</w:t>
       </w:r>
@@ -4706,8 +4706,8 @@
           <w:rFonts w:ascii="Arial" w:cs="Arial" w:eastAsia="Arial" w:hAnsi="Arial"/>
           <w:b/>
           <w:bCs/>
-          <w:sz w:val="220"/>
-          <w:szCs w:val="220"/>
+          <w:sz w:val="22"/>
+          <w:szCs w:val="22"/>
         </w:rPr>
         <w:t xml:space="preserve">Login Page — Ember Particle Effect</w:t>
       </w:r>
@@ -4725,8 +4725,8 @@
       <w:r>
         <w:rPr>
           <w:rFonts w:ascii="Arial" w:cs="Arial" w:eastAsia="Arial" w:hAnsi="Arial"/>
-          <w:sz w:val="200"/>
-          <w:szCs w:val="200"/>
+          <w:sz w:val="20"/>
+          <w:szCs w:val="20"/>
         </w:rPr>
         <w:t xml:space="preserve">The login page features an animated ember particle effect rendered on an HTML5 canvas.</w:t>
       </w:r>
@@ -4744,8 +4744,8 @@
       <w:r>
         <w:rPr>
           <w:rFonts w:ascii="Arial" w:cs="Arial" w:eastAsia="Arial" w:hAnsi="Arial"/>
-          <w:sz w:val="200"/>
-          <w:szCs w:val="200"/>
+          <w:sz w:val="20"/>
+          <w:szCs w:val="20"/>
         </w:rPr>
         <w:t xml:space="preserve">Particles drift upward, fade, and respawn — giving a live fire/ember aesthetic matching the JedForge brand.</w:t>
       </w:r>
@@ -4761,8 +4761,8 @@
           <w:rFonts w:ascii="Arial" w:cs="Arial" w:eastAsia="Arial" w:hAnsi="Arial"/>
           <w:b/>
           <w:bCs/>
-          <w:sz w:val="220"/>
-          <w:szCs w:val="220"/>
+          <w:sz w:val="22"/>
+          <w:szCs w:val="22"/>
         </w:rPr>
         <w:t xml:space="preserve">Theming</w:t>
       </w:r>
@@ -4780,8 +4780,8 @@
       <w:r>
         <w:rPr>
           <w:rFonts w:ascii="Arial" w:cs="Arial" w:eastAsia="Arial" w:hAnsi="Arial"/>
-          <w:sz w:val="200"/>
-          <w:szCs w:val="200"/>
+          <w:sz w:val="20"/>
+          <w:szCs w:val="20"/>
         </w:rPr>
         <w:t xml:space="preserve">Light, dark, and system themes are supported via next-themes.</w:t>
       </w:r>
@@ -4799,8 +4799,8 @@
       <w:r>
         <w:rPr>
           <w:rFonts w:ascii="Arial" w:cs="Arial" w:eastAsia="Arial" w:hAnsi="Arial"/>
-          <w:sz w:val="200"/>
-          <w:szCs w:val="200"/>
+          <w:sz w:val="20"/>
+          <w:szCs w:val="20"/>
         </w:rPr>
         <w:t xml:space="preserve">Theme toggle is accessible from the top navigation bar (ThemeToggle component).</w:t>
       </w:r>
@@ -4818,8 +4818,8 @@
       <w:r>
         <w:rPr>
           <w:rFonts w:ascii="Arial" w:cs="Arial" w:eastAsia="Arial" w:hAnsi="Arial"/>
-          <w:sz w:val="200"/>
-          <w:szCs w:val="200"/>
+          <w:sz w:val="20"/>
+          <w:szCs w:val="20"/>
         </w:rPr>
         <w:t xml:space="preserve">Tailwind dark: variants use class-based toggling (not prefers-color-scheme media queries).</w:t>
       </w:r>
@@ -4837,8 +4837,8 @@
       <w:r>
         <w:rPr>
           <w:rFonts w:ascii="Arial" w:cs="Arial" w:eastAsia="Arial" w:hAnsi="Arial"/>
-          <w:sz w:val="200"/>
-          <w:szCs w:val="200"/>
+          <w:sz w:val="20"/>
+          <w:szCs w:val="20"/>
         </w:rPr>
         <w:t xml:space="preserve">Dark sidebar is persistent even in light theme — the sidebar uses a fixed dark color palette regardless of theme setting.</w:t>
       </w:r>
@@ -4855,8 +4855,8 @@
           <w:b/>
           <w:bCs/>
           <w:color w:val="F05A28"/>
-          <w:sz w:val="280"/>
-          <w:szCs w:val="280"/>
+          <w:sz w:val="28"/>
+          <w:szCs w:val="28"/>
         </w:rPr>
         <w:t xml:space="preserve">4.11  Navigation &amp; UI Structure</w:t>
       </w:r>
@@ -4874,8 +4874,8 @@
       <w:r>
         <w:rPr>
           <w:rFonts w:ascii="Arial" w:cs="Arial" w:eastAsia="Arial" w:hAnsi="Arial"/>
-          <w:sz w:val="200"/>
-          <w:szCs w:val="200"/>
+          <w:sz w:val="20"/>
+          <w:szCs w:val="20"/>
         </w:rPr>
         <w:t xml:space="preserve">Persistent sidebar across all authenticated views: Dashboard, Search, Projects, and Admin (for Admins only).</w:t>
       </w:r>
@@ -4893,8 +4893,8 @@
       <w:r>
         <w:rPr>
           <w:rFonts w:ascii="Arial" w:cs="Arial" w:eastAsia="Arial" w:hAnsi="Arial"/>
-          <w:sz w:val="200"/>
-          <w:szCs w:val="200"/>
+          <w:sz w:val="20"/>
+          <w:szCs w:val="20"/>
         </w:rPr>
         <w:t xml:space="preserve">Header bar: breadcrumbs, theme toggle, notification bell, and Create Issue button.</w:t>
       </w:r>
@@ -4912,8 +4912,8 @@
       <w:r>
         <w:rPr>
           <w:rFonts w:ascii="Arial" w:cs="Arial" w:eastAsia="Arial" w:hAnsi="Arial"/>
-          <w:sz w:val="200"/>
-          <w:szCs w:val="200"/>
+          <w:sz w:val="20"/>
+          <w:szCs w:val="20"/>
         </w:rPr>
         <w:t xml:space="preserve">Within a project, a ProjectNav tab bar provides access to Board, Issues, Docs, Activity, and Settings.</w:t>
       </w:r>
@@ -4931,8 +4931,8 @@
       <w:r>
         <w:rPr>
           <w:rFonts w:ascii="Arial" w:cs="Arial" w:eastAsia="Arial" w:hAnsi="Arial"/>
-          <w:sz w:val="200"/>
-          <w:szCs w:val="200"/>
+          <w:sz w:val="20"/>
+          <w:szCs w:val="20"/>
         </w:rPr>
         <w:t xml:space="preserve">Global Docs page at /docs shows a cross-project document browser.</w:t>
       </w:r>
@@ -4950,8 +4950,8 @@
       <w:r>
         <w:rPr>
           <w:rFonts w:ascii="Arial" w:cs="Arial" w:eastAsia="Arial" w:hAnsi="Arial"/>
-          <w:sz w:val="200"/>
-          <w:szCs w:val="200"/>
+          <w:sz w:val="20"/>
+          <w:szCs w:val="20"/>
         </w:rPr>
         <w:t xml:space="preserve">Search page at /search — full FQL query interface with saved filters.</w:t>
       </w:r>
@@ -4969,8 +4969,8 @@
       <w:r>
         <w:rPr>
           <w:rFonts w:ascii="Arial" w:cs="Arial" w:eastAsia="Arial" w:hAnsi="Arial"/>
-          <w:sz w:val="200"/>
-          <w:szCs w:val="200"/>
+          <w:sz w:val="20"/>
+          <w:szCs w:val="20"/>
         </w:rPr>
         <w:t xml:space="preserve">User settings at /settings — profile, password change, avatar upload.</w:t>
       </w:r>
@@ -4987,8 +4987,8 @@
           <w:b/>
           <w:bCs/>
           <w:color w:val="F05A28"/>
-          <w:sz w:val="280"/>
-          <w:szCs w:val="280"/>
+          <w:sz w:val="28"/>
+          <w:szCs w:val="28"/>
         </w:rPr>
         <w:t xml:space="preserve">4.12  Project Management &amp; Admin</w:t>
       </w:r>
@@ -5004,8 +5004,8 @@
           <w:rFonts w:ascii="Arial" w:cs="Arial" w:eastAsia="Arial" w:hAnsi="Arial"/>
           <w:b/>
           <w:bCs/>
-          <w:sz w:val="220"/>
-          <w:szCs w:val="220"/>
+          <w:sz w:val="22"/>
+          <w:szCs w:val="22"/>
         </w:rPr>
         <w:t xml:space="preserve">Project Settings</w:t>
       </w:r>
@@ -5023,8 +5023,8 @@
       <w:r>
         <w:rPr>
           <w:rFonts w:ascii="Arial" w:cs="Arial" w:eastAsia="Arial" w:hAnsi="Arial"/>
-          <w:sz w:val="200"/>
-          <w:szCs w:val="200"/>
+          <w:sz w:val="20"/>
+          <w:szCs w:val="20"/>
         </w:rPr>
         <w:t xml:space="preserve">Project leads and admins can manage project members from the Settings tab.</w:t>
       </w:r>
@@ -5042,8 +5042,8 @@
       <w:r>
         <w:rPr>
           <w:rFonts w:ascii="Arial" w:cs="Arial" w:eastAsia="Arial" w:hAnsi="Arial"/>
-          <w:sz w:val="200"/>
-          <w:szCs w:val="200"/>
+          <w:sz w:val="20"/>
+          <w:szCs w:val="20"/>
         </w:rPr>
         <w:t xml:space="preserve">New users can be created and added to the project from settings in one step (createUserAndAddToProject action).</w:t>
       </w:r>
@@ -5061,8 +5061,8 @@
       <w:r>
         <w:rPr>
           <w:rFonts w:ascii="Arial" w:cs="Arial" w:eastAsia="Arial" w:hAnsi="Arial"/>
-          <w:sz w:val="200"/>
-          <w:szCs w:val="200"/>
+          <w:sz w:val="20"/>
+          <w:szCs w:val="20"/>
         </w:rPr>
         <w:t xml:space="preserve">Projects can be marked as private (invisible to non-members).</w:t>
       </w:r>
@@ -5080,8 +5080,8 @@
       <w:r>
         <w:rPr>
           <w:rFonts w:ascii="Arial" w:cs="Arial" w:eastAsia="Arial" w:hAnsi="Arial"/>
-          <w:sz w:val="200"/>
-          <w:szCs w:val="200"/>
+          <w:sz w:val="20"/>
+          <w:szCs w:val="20"/>
         </w:rPr>
         <w:t xml:space="preserve">Projects can be archived.</w:t>
       </w:r>
@@ -5097,8 +5097,8 @@
           <w:rFonts w:ascii="Arial" w:cs="Arial" w:eastAsia="Arial" w:hAnsi="Arial"/>
           <w:b/>
           <w:bCs/>
-          <w:sz w:val="220"/>
-          <w:szCs w:val="220"/>
+          <w:sz w:val="22"/>
+          <w:szCs w:val="22"/>
         </w:rPr>
         <w:t xml:space="preserve">Global Admin Panel</w:t>
       </w:r>
@@ -5116,8 +5116,8 @@
       <w:r>
         <w:rPr>
           <w:rFonts w:ascii="Arial" w:cs="Arial" w:eastAsia="Arial" w:hAnsi="Arial"/>
-          <w:sz w:val="200"/>
-          <w:szCs w:val="200"/>
+          <w:sz w:val="20"/>
+          <w:szCs w:val="20"/>
         </w:rPr>
         <w:t xml:space="preserve">Admin-only panel at /admin with three sub-views: Users, Projects, Organizations.</w:t>
       </w:r>
@@ -5135,8 +5135,8 @@
       <w:r>
         <w:rPr>
           <w:rFonts w:ascii="Arial" w:cs="Arial" w:eastAsia="Arial" w:hAnsi="Arial"/>
-          <w:sz w:val="200"/>
-          <w:szCs w:val="200"/>
+          <w:sz w:val="20"/>
+          <w:szCs w:val="20"/>
         </w:rPr>
         <w:t xml:space="preserve">Admins can create, edit, and delete users, projects, and organizations.</w:t>
       </w:r>
@@ -5154,8 +5154,8 @@
       <w:r>
         <w:rPr>
           <w:rFonts w:ascii="Arial" w:cs="Arial" w:eastAsia="Arial" w:hAnsi="Arial"/>
-          <w:sz w:val="200"/>
-          <w:szCs w:val="200"/>
+          <w:sz w:val="20"/>
+          <w:szCs w:val="20"/>
         </w:rPr>
         <w:t xml:space="preserve">Admin add-user-to-project upserts an OrgMember row then creates ProjectMember — the only bypass of the org-membership pre-check.</w:t>
       </w:r>
@@ -5173,8 +5173,8 @@
       <w:r>
         <w:rPr>
           <w:rFonts w:ascii="Arial" w:cs="Arial" w:eastAsia="Arial" w:hAnsi="Arial"/>
-          <w:sz w:val="200"/>
-          <w:szCs w:val="200"/>
+          <w:sz w:val="20"/>
+          <w:szCs w:val="20"/>
         </w:rPr>
         <w:t xml:space="preserve">Org deletion is blocked if the org has any projects.</w:t>
       </w:r>
@@ -5192,8 +5192,8 @@
       <w:r>
         <w:rPr>
           <w:rFonts w:ascii="Arial" w:cs="Arial" w:eastAsia="Arial" w:hAnsi="Arial"/>
-          <w:sz w:val="200"/>
-          <w:szCs w:val="200"/>
+          <w:sz w:val="20"/>
+          <w:szCs w:val="20"/>
         </w:rPr>
         <w:t xml:space="preserve">OrgMember removal is blocked if the user has ProjectMember rows in that org.</w:t>
       </w:r>
@@ -5213,8 +5213,8 @@
           <w:b/>
           <w:bCs/>
           <w:color w:val="1a1a2e"/>
-          <w:sz w:val="400"/>
-          <w:szCs w:val="400"/>
+          <w:sz w:val="40"/>
+          <w:szCs w:val="40"/>
         </w:rPr>
         <w:t xml:space="preserve">5.  Data Models</w:t>
       </w:r>
@@ -5231,8 +5231,8 @@
           <w:bCs w:val="false"/>
           <w:i w:val="false"/>
           <w:iCs w:val="false"/>
-          <w:sz w:val="200"/>
-          <w:szCs w:val="200"/>
+          <w:sz w:val="20"/>
+          <w:szCs w:val="20"/>
         </w:rPr>
         <w:t xml:space="preserve">The following entities exist in the JedForge Prisma schema. The authoritative definition is prisma/schema.prisma in the repository.</w:t>
       </w:r>
@@ -5284,8 +5284,8 @@
                 <w:b/>
                 <w:bCs/>
                 <w:color w:val="FFFFFF"/>
-                <w:sz w:val="180"/>
-                <w:szCs w:val="180"/>
+                <w:sz w:val="18"/>
+                <w:szCs w:val="18"/>
               </w:rPr>
               <w:t xml:space="preserve">Model</w:t>
             </w:r>
@@ -5312,8 +5312,8 @@
                 <w:b/>
                 <w:bCs/>
                 <w:color w:val="FFFFFF"/>
-                <w:sz w:val="180"/>
-                <w:szCs w:val="180"/>
+                <w:sz w:val="18"/>
+                <w:szCs w:val="18"/>
               </w:rPr>
               <w:t xml:space="preserve">Key Fields</w:t>
             </w:r>
@@ -5340,8 +5340,8 @@
                 <w:b/>
                 <w:bCs/>
                 <w:color w:val="FFFFFF"/>
-                <w:sz w:val="180"/>
-                <w:szCs w:val="180"/>
+                <w:sz w:val="18"/>
+                <w:szCs w:val="18"/>
               </w:rPr>
               <w:t xml:space="preserve">Notes</w:t>
             </w:r>
@@ -5367,8 +5367,8 @@
             <w:r>
               <w:rPr>
                 <w:rFonts w:ascii="Arial" w:cs="Arial" w:eastAsia="Arial" w:hAnsi="Arial"/>
-                <w:sz w:val="180"/>
-                <w:szCs w:val="180"/>
+                <w:sz w:val="18"/>
+                <w:szCs w:val="18"/>
               </w:rPr>
               <w:t xml:space="preserve">User</w:t>
             </w:r>
@@ -5392,8 +5392,8 @@
             <w:r>
               <w:rPr>
                 <w:rFonts w:ascii="Arial" w:cs="Arial" w:eastAsia="Arial" w:hAnsi="Arial"/>
-                <w:sz w:val="180"/>
-                <w:szCs w:val="180"/>
+                <w:sz w:val="18"/>
+                <w:szCs w:val="18"/>
               </w:rPr>
               <w:t xml:space="preserve">id, name, email, passwordHash, avatarUrl, role (UserRole)</w:t>
             </w:r>
@@ -5417,8 +5417,8 @@
             <w:r>
               <w:rPr>
                 <w:rFonts w:ascii="Arial" w:cs="Arial" w:eastAsia="Arial" w:hAnsi="Arial"/>
-                <w:sz w:val="180"/>
-                <w:szCs w:val="180"/>
+                <w:sz w:val="18"/>
+                <w:szCs w:val="18"/>
               </w:rPr>
               <w:t xml:space="preserve">Global role: ADMIN | TEAM_MEMBER | VIEWER</w:t>
             </w:r>
@@ -5444,8 +5444,8 @@
             <w:r>
               <w:rPr>
                 <w:rFonts w:ascii="Arial" w:cs="Arial" w:eastAsia="Arial" w:hAnsi="Arial"/>
-                <w:sz w:val="180"/>
-                <w:szCs w:val="180"/>
+                <w:sz w:val="18"/>
+                <w:szCs w:val="18"/>
               </w:rPr>
               <w:t xml:space="preserve">Organization</w:t>
             </w:r>
@@ -5469,8 +5469,8 @@
             <w:r>
               <w:rPr>
                 <w:rFonts w:ascii="Arial" w:cs="Arial" w:eastAsia="Arial" w:hAnsi="Arial"/>
-                <w:sz w:val="180"/>
-                <w:szCs w:val="180"/>
+                <w:sz w:val="18"/>
+                <w:szCs w:val="18"/>
               </w:rPr>
               <w:t xml:space="preserve">id, name, slug, plan (Plan), ownerId</w:t>
             </w:r>
@@ -5494,8 +5494,8 @@
             <w:r>
               <w:rPr>
                 <w:rFonts w:ascii="Arial" w:cs="Arial" w:eastAsia="Arial" w:hAnsi="Arial"/>
-                <w:sz w:val="180"/>
-                <w:szCs w:val="180"/>
+                <w:sz w:val="18"/>
+                <w:szCs w:val="18"/>
               </w:rPr>
               <w:t xml:space="preserve">Multi-tenant container. Plan: FREE | PRO | TEAM</w:t>
             </w:r>
@@ -5521,8 +5521,8 @@
             <w:r>
               <w:rPr>
                 <w:rFonts w:ascii="Arial" w:cs="Arial" w:eastAsia="Arial" w:hAnsi="Arial"/>
-                <w:sz w:val="180"/>
-                <w:szCs w:val="180"/>
+                <w:sz w:val="18"/>
+                <w:szCs w:val="18"/>
               </w:rPr>
               <w:t xml:space="preserve">OrgMember</w:t>
             </w:r>
@@ -5546,8 +5546,8 @@
             <w:r>
               <w:rPr>
                 <w:rFonts w:ascii="Arial" w:cs="Arial" w:eastAsia="Arial" w:hAnsi="Arial"/>
-                <w:sz w:val="180"/>
-                <w:szCs w:val="180"/>
+                <w:sz w:val="18"/>
+                <w:szCs w:val="18"/>
               </w:rPr>
               <w:t xml:space="preserve">id, orgId, userId, role (OrgRole)</w:t>
             </w:r>
@@ -5571,8 +5571,8 @@
             <w:r>
               <w:rPr>
                 <w:rFonts w:ascii="Arial" w:cs="Arial" w:eastAsia="Arial" w:hAnsi="Arial"/>
-                <w:sz w:val="180"/>
-                <w:szCs w:val="180"/>
+                <w:sz w:val="18"/>
+                <w:szCs w:val="18"/>
               </w:rPr>
               <w:t xml:space="preserve">OrgRole: OWNER | ADMIN | MEMBER. Unique (orgId, userId).</w:t>
             </w:r>
@@ -5598,8 +5598,8 @@
             <w:r>
               <w:rPr>
                 <w:rFonts w:ascii="Arial" w:cs="Arial" w:eastAsia="Arial" w:hAnsi="Arial"/>
-                <w:sz w:val="180"/>
-                <w:szCs w:val="180"/>
+                <w:sz w:val="18"/>
+                <w:szCs w:val="18"/>
               </w:rPr>
               <w:t xml:space="preserve">OrgInvite</w:t>
             </w:r>
@@ -5623,8 +5623,8 @@
             <w:r>
               <w:rPr>
                 <w:rFonts w:ascii="Arial" w:cs="Arial" w:eastAsia="Arial" w:hAnsi="Arial"/>
-                <w:sz w:val="180"/>
-                <w:szCs w:val="180"/>
+                <w:sz w:val="18"/>
+                <w:szCs w:val="18"/>
               </w:rPr>
               <w:t xml:space="preserve">id, orgId, email, token, role, accepted, expiresAt</w:t>
             </w:r>
@@ -5648,8 +5648,8 @@
             <w:r>
               <w:rPr>
                 <w:rFonts w:ascii="Arial" w:cs="Arial" w:eastAsia="Arial" w:hAnsi="Arial"/>
-                <w:sz w:val="180"/>
-                <w:szCs w:val="180"/>
+                <w:sz w:val="18"/>
+                <w:szCs w:val="18"/>
               </w:rPr>
               <w:t xml:space="preserve">Email-based invite system (planned)</w:t>
             </w:r>
@@ -5675,8 +5675,8 @@
             <w:r>
               <w:rPr>
                 <w:rFonts w:ascii="Arial" w:cs="Arial" w:eastAsia="Arial" w:hAnsi="Arial"/>
-                <w:sz w:val="180"/>
-                <w:szCs w:val="180"/>
+                <w:sz w:val="18"/>
+                <w:szCs w:val="18"/>
               </w:rPr>
               <w:t xml:space="preserve">Subscription</w:t>
             </w:r>
@@ -5700,8 +5700,8 @@
             <w:r>
               <w:rPr>
                 <w:rFonts w:ascii="Arial" w:cs="Arial" w:eastAsia="Arial" w:hAnsi="Arial"/>
-                <w:sz w:val="180"/>
-                <w:szCs w:val="180"/>
+                <w:sz w:val="18"/>
+                <w:szCs w:val="18"/>
               </w:rPr>
               <w:t xml:space="preserve">id, orgId, stripeCustomerId, stripeSubscriptionId, status</w:t>
             </w:r>
@@ -5725,8 +5725,8 @@
             <w:r>
               <w:rPr>
                 <w:rFonts w:ascii="Arial" w:cs="Arial" w:eastAsia="Arial" w:hAnsi="Arial"/>
-                <w:sz w:val="180"/>
-                <w:szCs w:val="180"/>
+                <w:sz w:val="18"/>
+                <w:szCs w:val="18"/>
               </w:rPr>
               <w:t xml:space="preserve">Stripe integration. Status: TRIALING | ACTIVE | PAST_DUE | CANCELED | INCOMPLETE</w:t>
             </w:r>
@@ -5752,8 +5752,8 @@
             <w:r>
               <w:rPr>
                 <w:rFonts w:ascii="Arial" w:cs="Arial" w:eastAsia="Arial" w:hAnsi="Arial"/>
-                <w:sz w:val="180"/>
-                <w:szCs w:val="180"/>
+                <w:sz w:val="18"/>
+                <w:szCs w:val="18"/>
               </w:rPr>
               <w:t xml:space="preserve">Project</w:t>
             </w:r>
@@ -5777,8 +5777,8 @@
             <w:r>
               <w:rPr>
                 <w:rFonts w:ascii="Arial" w:cs="Arial" w:eastAsia="Arial" w:hAnsi="Arial"/>
-                <w:sz w:val="180"/>
-                <w:szCs w:val="180"/>
+                <w:sz w:val="18"/>
+                <w:szCs w:val="18"/>
               </w:rPr>
               <w:t xml:space="preserve">id, name, key (unique), orgId, isPrivate, isArchived</w:t>
             </w:r>
@@ -5802,8 +5802,8 @@
             <w:r>
               <w:rPr>
                 <w:rFonts w:ascii="Arial" w:cs="Arial" w:eastAsia="Arial" w:hAnsi="Arial"/>
-                <w:sz w:val="180"/>
-                <w:szCs w:val="180"/>
+                <w:sz w:val="18"/>
+                <w:szCs w:val="18"/>
               </w:rPr>
               <w:t xml:space="preserve">Belongs to one Organization</w:t>
             </w:r>
@@ -5829,8 +5829,8 @@
             <w:r>
               <w:rPr>
                 <w:rFonts w:ascii="Arial" w:cs="Arial" w:eastAsia="Arial" w:hAnsi="Arial"/>
-                <w:sz w:val="180"/>
-                <w:szCs w:val="180"/>
+                <w:sz w:val="18"/>
+                <w:szCs w:val="18"/>
               </w:rPr>
               <w:t xml:space="preserve">ProjectMember</w:t>
             </w:r>
@@ -5854,8 +5854,8 @@
             <w:r>
               <w:rPr>
                 <w:rFonts w:ascii="Arial" w:cs="Arial" w:eastAsia="Arial" w:hAnsi="Arial"/>
-                <w:sz w:val="180"/>
-                <w:szCs w:val="180"/>
+                <w:sz w:val="18"/>
+                <w:szCs w:val="18"/>
               </w:rPr>
               <w:t xml:space="preserve">id, userId, projectId, role (ProjectMemberRole)</w:t>
             </w:r>
@@ -5879,8 +5879,8 @@
             <w:r>
               <w:rPr>
                 <w:rFonts w:ascii="Arial" w:cs="Arial" w:eastAsia="Arial" w:hAnsi="Arial"/>
-                <w:sz w:val="180"/>
-                <w:szCs w:val="180"/>
+                <w:sz w:val="18"/>
+                <w:szCs w:val="18"/>
               </w:rPr>
               <w:t xml:space="preserve">Role: PROJECT_LEAD | TEAM_MEMBER | VIEWER. Unique (userId, projectId).</w:t>
             </w:r>
@@ -5906,8 +5906,8 @@
             <w:r>
               <w:rPr>
                 <w:rFonts w:ascii="Arial" w:cs="Arial" w:eastAsia="Arial" w:hAnsi="Arial"/>
-                <w:sz w:val="180"/>
-                <w:szCs w:val="180"/>
+                <w:sz w:val="18"/>
+                <w:szCs w:val="18"/>
               </w:rPr>
               <w:t xml:space="preserve">Issue</w:t>
             </w:r>
@@ -5931,8 +5931,8 @@
             <w:r>
               <w:rPr>
                 <w:rFonts w:ascii="Arial" w:cs="Arial" w:eastAsia="Arial" w:hAnsi="Arial"/>
-                <w:sz w:val="180"/>
-                <w:szCs w:val="180"/>
+                <w:sz w:val="18"/>
+                <w:szCs w:val="18"/>
               </w:rPr>
               <w:t xml:space="preserve">id, key (unique), title, description, status, priority, type, assigneeId, reporterId, parentId, position, labels[], dueDate</w:t>
             </w:r>
@@ -5956,8 +5956,8 @@
             <w:r>
               <w:rPr>
                 <w:rFonts w:ascii="Arial" w:cs="Arial" w:eastAsia="Arial" w:hAnsi="Arial"/>
-                <w:sz w:val="180"/>
-                <w:szCs w:val="180"/>
+                <w:sz w:val="18"/>
+                <w:szCs w:val="18"/>
               </w:rPr>
               <w:t xml:space="preserve">status: IssueStatus enum. priority: IssuePriority enum. type: IssueType enum.</w:t>
             </w:r>
@@ -5983,8 +5983,8 @@
             <w:r>
               <w:rPr>
                 <w:rFonts w:ascii="Arial" w:cs="Arial" w:eastAsia="Arial" w:hAnsi="Arial"/>
-                <w:sz w:val="180"/>
-                <w:szCs w:val="180"/>
+                <w:sz w:val="18"/>
+                <w:szCs w:val="18"/>
               </w:rPr>
               <w:t xml:space="preserve">Comment</w:t>
             </w:r>
@@ -6008,8 +6008,8 @@
             <w:r>
               <w:rPr>
                 <w:rFonts w:ascii="Arial" w:cs="Arial" w:eastAsia="Arial" w:hAnsi="Arial"/>
-                <w:sz w:val="180"/>
-                <w:szCs w:val="180"/>
+                <w:sz w:val="18"/>
+                <w:szCs w:val="18"/>
               </w:rPr>
               <w:t xml:space="preserve">id, issueId, authorId, body, createdAt, updatedAt</w:t>
             </w:r>
@@ -6033,8 +6033,8 @@
             <w:r>
               <w:rPr>
                 <w:rFonts w:ascii="Arial" w:cs="Arial" w:eastAsia="Arial" w:hAnsi="Arial"/>
-                <w:sz w:val="180"/>
-                <w:szCs w:val="180"/>
+                <w:sz w:val="18"/>
+                <w:szCs w:val="18"/>
               </w:rPr>
               <w:t xml:space="preserve">TipTap HTML in body field</w:t>
             </w:r>
@@ -6060,8 +6060,8 @@
             <w:r>
               <w:rPr>
                 <w:rFonts w:ascii="Arial" w:cs="Arial" w:eastAsia="Arial" w:hAnsi="Arial"/>
-                <w:sz w:val="180"/>
-                <w:szCs w:val="180"/>
+                <w:sz w:val="18"/>
+                <w:szCs w:val="18"/>
               </w:rPr>
               <w:t xml:space="preserve">ActivityLog</w:t>
             </w:r>
@@ -6085,8 +6085,8 @@
             <w:r>
               <w:rPr>
                 <w:rFonts w:ascii="Arial" w:cs="Arial" w:eastAsia="Arial" w:hAnsi="Arial"/>
-                <w:sz w:val="180"/>
-                <w:szCs w:val="180"/>
+                <w:sz w:val="18"/>
+                <w:szCs w:val="18"/>
               </w:rPr>
               <w:t xml:space="preserve">id, issueId, userId, action, field, oldValue, newValue</w:t>
             </w:r>
@@ -6110,8 +6110,8 @@
             <w:r>
               <w:rPr>
                 <w:rFonts w:ascii="Arial" w:cs="Arial" w:eastAsia="Arial" w:hAnsi="Arial"/>
-                <w:sz w:val="180"/>
-                <w:szCs w:val="180"/>
+                <w:sz w:val="18"/>
+                <w:szCs w:val="18"/>
               </w:rPr>
               <w:t xml:space="preserve">Append-only audit trail per issue</w:t>
             </w:r>
@@ -6137,8 +6137,8 @@
             <w:r>
               <w:rPr>
                 <w:rFonts w:ascii="Arial" w:cs="Arial" w:eastAsia="Arial" w:hAnsi="Arial"/>
-                <w:sz w:val="180"/>
-                <w:szCs w:val="180"/>
+                <w:sz w:val="18"/>
+                <w:szCs w:val="18"/>
               </w:rPr>
               <w:t xml:space="preserve">Attachment</w:t>
             </w:r>
@@ -6162,8 +6162,8 @@
             <w:r>
               <w:rPr>
                 <w:rFonts w:ascii="Arial" w:cs="Arial" w:eastAsia="Arial" w:hAnsi="Arial"/>
-                <w:sz w:val="180"/>
-                <w:szCs w:val="180"/>
+                <w:sz w:val="18"/>
+                <w:szCs w:val="18"/>
               </w:rPr>
               <w:t xml:space="preserve">id, issueId, uploaderId, fileName, fileKey, fileSize, mimeType</w:t>
             </w:r>
@@ -6187,8 +6187,8 @@
             <w:r>
               <w:rPr>
                 <w:rFonts w:ascii="Arial" w:cs="Arial" w:eastAsia="Arial" w:hAnsi="Arial"/>
-                <w:sz w:val="180"/>
-                <w:szCs w:val="180"/>
+                <w:sz w:val="18"/>
+                <w:szCs w:val="18"/>
               </w:rPr>
               <w:t xml:space="preserve">S3 fileKey; download via presigned URL</w:t>
             </w:r>
@@ -6214,8 +6214,8 @@
             <w:r>
               <w:rPr>
                 <w:rFonts w:ascii="Arial" w:cs="Arial" w:eastAsia="Arial" w:hAnsi="Arial"/>
-                <w:sz w:val="180"/>
-                <w:szCs w:val="180"/>
+                <w:sz w:val="18"/>
+                <w:szCs w:val="18"/>
               </w:rPr>
               <w:t xml:space="preserve">SavedFilter</w:t>
             </w:r>
@@ -6239,8 +6239,8 @@
             <w:r>
               <w:rPr>
                 <w:rFonts w:ascii="Arial" w:cs="Arial" w:eastAsia="Arial" w:hAnsi="Arial"/>
-                <w:sz w:val="180"/>
-                <w:szCs w:val="180"/>
+                <w:sz w:val="18"/>
+                <w:szCs w:val="18"/>
               </w:rPr>
               <w:t xml:space="preserve">id, userId, name, query, isGlobal</w:t>
             </w:r>
@@ -6264,8 +6264,8 @@
             <w:r>
               <w:rPr>
                 <w:rFonts w:ascii="Arial" w:cs="Arial" w:eastAsia="Arial" w:hAnsi="Arial"/>
-                <w:sz w:val="180"/>
-                <w:szCs w:val="180"/>
+                <w:sz w:val="18"/>
+                <w:szCs w:val="18"/>
               </w:rPr>
               <w:t xml:space="preserve">FQL query string; isGlobal shares with all project users</w:t>
             </w:r>
@@ -6291,8 +6291,8 @@
             <w:r>
               <w:rPr>
                 <w:rFonts w:ascii="Arial" w:cs="Arial" w:eastAsia="Arial" w:hAnsi="Arial"/>
-                <w:sz w:val="180"/>
-                <w:szCs w:val="180"/>
+                <w:sz w:val="18"/>
+                <w:szCs w:val="18"/>
               </w:rPr>
               <w:t xml:space="preserve">Notification</w:t>
             </w:r>
@@ -6316,8 +6316,8 @@
             <w:r>
               <w:rPr>
                 <w:rFonts w:ascii="Arial" w:cs="Arial" w:eastAsia="Arial" w:hAnsi="Arial"/>
-                <w:sz w:val="180"/>
-                <w:szCs w:val="180"/>
+                <w:sz w:val="18"/>
+                <w:szCs w:val="18"/>
               </w:rPr>
               <w:t xml:space="preserve">id, type (NotificationType), message, userId, issueId, read</w:t>
             </w:r>
@@ -6341,8 +6341,8 @@
             <w:r>
               <w:rPr>
                 <w:rFonts w:ascii="Arial" w:cs="Arial" w:eastAsia="Arial" w:hAnsi="Arial"/>
-                <w:sz w:val="180"/>
-                <w:szCs w:val="180"/>
+                <w:sz w:val="18"/>
+                <w:szCs w:val="18"/>
               </w:rPr>
               <w:t xml:space="preserve">Types: ISSUE_ASSIGNED | COMMENT_ADDED | STATUS_CHANGED | MENTION</w:t>
             </w:r>
@@ -6368,8 +6368,8 @@
             <w:r>
               <w:rPr>
                 <w:rFonts w:ascii="Arial" w:cs="Arial" w:eastAsia="Arial" w:hAnsi="Arial"/>
-                <w:sz w:val="180"/>
-                <w:szCs w:val="180"/>
+                <w:sz w:val="18"/>
+                <w:szCs w:val="18"/>
               </w:rPr>
               <w:t xml:space="preserve">Board</w:t>
             </w:r>
@@ -6393,8 +6393,8 @@
             <w:r>
               <w:rPr>
                 <w:rFonts w:ascii="Arial" w:cs="Arial" w:eastAsia="Arial" w:hAnsi="Arial"/>
-                <w:sz w:val="180"/>
-                <w:szCs w:val="180"/>
+                <w:sz w:val="18"/>
+                <w:szCs w:val="18"/>
               </w:rPr>
               <w:t xml:space="preserve">id, projectId, name</w:t>
             </w:r>
@@ -6418,8 +6418,8 @@
             <w:r>
               <w:rPr>
                 <w:rFonts w:ascii="Arial" w:cs="Arial" w:eastAsia="Arial" w:hAnsi="Arial"/>
-                <w:sz w:val="180"/>
-                <w:szCs w:val="180"/>
+                <w:sz w:val="18"/>
+                <w:szCs w:val="18"/>
               </w:rPr>
               <w:t xml:space="preserve">Exists for future custom workflow system; not yet wired to Kanban renderer</w:t>
             </w:r>
@@ -6445,8 +6445,8 @@
             <w:r>
               <w:rPr>
                 <w:rFonts w:ascii="Arial" w:cs="Arial" w:eastAsia="Arial" w:hAnsi="Arial"/>
-                <w:sz w:val="180"/>
-                <w:szCs w:val="180"/>
+                <w:sz w:val="18"/>
+                <w:szCs w:val="18"/>
               </w:rPr>
               <w:t xml:space="preserve">Column</w:t>
             </w:r>
@@ -6470,8 +6470,8 @@
             <w:r>
               <w:rPr>
                 <w:rFonts w:ascii="Arial" w:cs="Arial" w:eastAsia="Arial" w:hAnsi="Arial"/>
-                <w:sz w:val="180"/>
-                <w:szCs w:val="180"/>
+                <w:sz w:val="18"/>
+                <w:szCs w:val="18"/>
               </w:rPr>
               <w:t xml:space="preserve">id, boardId, name, position, color</w:t>
             </w:r>
@@ -6495,8 +6495,8 @@
             <w:r>
               <w:rPr>
                 <w:rFonts w:ascii="Arial" w:cs="Arial" w:eastAsia="Arial" w:hAnsi="Arial"/>
-                <w:sz w:val="180"/>
-                <w:szCs w:val="180"/>
+                <w:sz w:val="18"/>
+                <w:szCs w:val="18"/>
               </w:rPr>
               <w:t xml:space="preserve">Child of Board</w:t>
             </w:r>
@@ -6522,8 +6522,8 @@
             <w:r>
               <w:rPr>
                 <w:rFonts w:ascii="Arial" w:cs="Arial" w:eastAsia="Arial" w:hAnsi="Arial"/>
-                <w:sz w:val="180"/>
-                <w:szCs w:val="180"/>
+                <w:sz w:val="18"/>
+                <w:szCs w:val="18"/>
               </w:rPr>
               <w:t xml:space="preserve">DocSpace</w:t>
             </w:r>
@@ -6547,8 +6547,8 @@
             <w:r>
               <w:rPr>
                 <w:rFonts w:ascii="Arial" w:cs="Arial" w:eastAsia="Arial" w:hAnsi="Arial"/>
-                <w:sz w:val="180"/>
-                <w:szCs w:val="180"/>
+                <w:sz w:val="18"/>
+                <w:szCs w:val="18"/>
               </w:rPr>
               <w:t xml:space="preserve">id, projectId (unique), isPublic</w:t>
             </w:r>
@@ -6572,8 +6572,8 @@
             <w:r>
               <w:rPr>
                 <w:rFonts w:ascii="Arial" w:cs="Arial" w:eastAsia="Arial" w:hAnsi="Arial"/>
-                <w:sz w:val="180"/>
-                <w:szCs w:val="180"/>
+                <w:sz w:val="18"/>
+                <w:szCs w:val="18"/>
               </w:rPr>
               <w:t xml:space="preserve">One per project; lazy-upserted on first docs API call</w:t>
             </w:r>
@@ -6599,8 +6599,8 @@
             <w:r>
               <w:rPr>
                 <w:rFonts w:ascii="Arial" w:cs="Arial" w:eastAsia="Arial" w:hAnsi="Arial"/>
-                <w:sz w:val="180"/>
-                <w:szCs w:val="180"/>
+                <w:sz w:val="18"/>
+                <w:szCs w:val="18"/>
               </w:rPr>
               <w:t xml:space="preserve">DocSection</w:t>
             </w:r>
@@ -6624,8 +6624,8 @@
             <w:r>
               <w:rPr>
                 <w:rFonts w:ascii="Arial" w:cs="Arial" w:eastAsia="Arial" w:hAnsi="Arial"/>
-                <w:sz w:val="180"/>
-                <w:szCs w:val="180"/>
+                <w:sz w:val="18"/>
+                <w:szCs w:val="18"/>
               </w:rPr>
               <w:t xml:space="preserve">id, docSpaceId, title, position</w:t>
             </w:r>
@@ -6649,8 +6649,8 @@
             <w:r>
               <w:rPr>
                 <w:rFonts w:ascii="Arial" w:cs="Arial" w:eastAsia="Arial" w:hAnsi="Arial"/>
-                <w:sz w:val="180"/>
-                <w:szCs w:val="180"/>
+                <w:sz w:val="18"/>
+                <w:szCs w:val="18"/>
               </w:rPr>
               <w:t xml:space="preserve">Groups pages within a DocSpace</w:t>
             </w:r>
@@ -6676,8 +6676,8 @@
             <w:r>
               <w:rPr>
                 <w:rFonts w:ascii="Arial" w:cs="Arial" w:eastAsia="Arial" w:hAnsi="Arial"/>
-                <w:sz w:val="180"/>
-                <w:szCs w:val="180"/>
+                <w:sz w:val="18"/>
+                <w:szCs w:val="18"/>
               </w:rPr>
               <w:t xml:space="preserve">DocPage</w:t>
             </w:r>
@@ -6701,8 +6701,8 @@
             <w:r>
               <w:rPr>
                 <w:rFonts w:ascii="Arial" w:cs="Arial" w:eastAsia="Arial" w:hAnsi="Arial"/>
-                <w:sz w:val="180"/>
-                <w:szCs w:val="180"/>
+                <w:sz w:val="18"/>
+                <w:szCs w:val="18"/>
               </w:rPr>
               <w:t xml:space="preserve">id, docSpaceId, sectionId, title, type (DocPageType), content, fileKey, fileSize, mimeType, authorId, position</w:t>
             </w:r>
@@ -6726,8 +6726,8 @@
             <w:r>
               <w:rPr>
                 <w:rFonts w:ascii="Arial" w:cs="Arial" w:eastAsia="Arial" w:hAnsi="Arial"/>
-                <w:sz w:val="180"/>
-                <w:szCs w:val="180"/>
+                <w:sz w:val="18"/>
+                <w:szCs w:val="18"/>
               </w:rPr>
               <w:t xml:space="preserve">Type: NATIVE (TipTap HTML) | DOCUMENT (S3 file)</w:t>
             </w:r>
@@ -6753,8 +6753,8 @@
             <w:r>
               <w:rPr>
                 <w:rFonts w:ascii="Arial" w:cs="Arial" w:eastAsia="Arial" w:hAnsi="Arial"/>
-                <w:sz w:val="180"/>
-                <w:szCs w:val="180"/>
+                <w:sz w:val="18"/>
+                <w:szCs w:val="18"/>
               </w:rPr>
               <w:t xml:space="preserve">PageRevision</w:t>
             </w:r>
@@ -6778,8 +6778,8 @@
             <w:r>
               <w:rPr>
                 <w:rFonts w:ascii="Arial" w:cs="Arial" w:eastAsia="Arial" w:hAnsi="Arial"/>
-                <w:sz w:val="180"/>
-                <w:szCs w:val="180"/>
+                <w:sz w:val="18"/>
+                <w:szCs w:val="18"/>
               </w:rPr>
               <w:t xml:space="preserve">id, pageId, content, authorId, createdAt</w:t>
             </w:r>
@@ -6803,8 +6803,8 @@
             <w:r>
               <w:rPr>
                 <w:rFonts w:ascii="Arial" w:cs="Arial" w:eastAsia="Arial" w:hAnsi="Arial"/>
-                <w:sz w:val="180"/>
-                <w:szCs w:val="180"/>
+                <w:sz w:val="18"/>
+                <w:szCs w:val="18"/>
               </w:rPr>
               <w:t xml:space="preserve">Snapshot-only; auto-created on every PATCH that includes content</w:t>
             </w:r>
@@ -6830,8 +6830,8 @@
             <w:r>
               <w:rPr>
                 <w:rFonts w:ascii="Arial" w:cs="Arial" w:eastAsia="Arial" w:hAnsi="Arial"/>
-                <w:sz w:val="180"/>
-                <w:szCs w:val="180"/>
+                <w:sz w:val="18"/>
+                <w:szCs w:val="18"/>
               </w:rPr>
               <w:t xml:space="preserve">IssueDocLink</w:t>
             </w:r>
@@ -6855,8 +6855,8 @@
             <w:r>
               <w:rPr>
                 <w:rFonts w:ascii="Arial" w:cs="Arial" w:eastAsia="Arial" w:hAnsi="Arial"/>
-                <w:sz w:val="180"/>
-                <w:szCs w:val="180"/>
+                <w:sz w:val="18"/>
+                <w:szCs w:val="18"/>
               </w:rPr>
               <w:t xml:space="preserve">id, issueId, pageId, createdById</w:t>
             </w:r>
@@ -6880,8 +6880,8 @@
             <w:r>
               <w:rPr>
                 <w:rFonts w:ascii="Arial" w:cs="Arial" w:eastAsia="Arial" w:hAnsi="Arial"/>
-                <w:sz w:val="180"/>
-                <w:szCs w:val="180"/>
+                <w:sz w:val="18"/>
+                <w:szCs w:val="18"/>
               </w:rPr>
               <w:t xml:space="preserve">Junction table. Unique (issueId, pageId). Cascade-deletes on either side.</w:t>
             </w:r>
@@ -6906,8 +6906,8 @@
           <w:b/>
           <w:bCs/>
           <w:color w:val="F05A28"/>
-          <w:sz w:val="280"/>
-          <w:szCs w:val="280"/>
+          <w:sz w:val="28"/>
+          <w:szCs w:val="28"/>
         </w:rPr>
         <w:t xml:space="preserve">Key Enums</w:t>
       </w:r>
@@ -6953,8 +6953,8 @@
                 <w:b/>
                 <w:bCs/>
                 <w:color w:val="FFFFFF"/>
-                <w:sz w:val="180"/>
-                <w:szCs w:val="180"/>
+                <w:sz w:val="18"/>
+                <w:szCs w:val="18"/>
               </w:rPr>
               <w:t xml:space="preserve">Enum</w:t>
             </w:r>
@@ -6981,8 +6981,8 @@
                 <w:b/>
                 <w:bCs/>
                 <w:color w:val="FFFFFF"/>
-                <w:sz w:val="180"/>
-                <w:szCs w:val="180"/>
+                <w:sz w:val="18"/>
+                <w:szCs w:val="18"/>
               </w:rPr>
               <w:t xml:space="preserve">Values</w:t>
             </w:r>
@@ -7008,8 +7008,8 @@
             <w:r>
               <w:rPr>
                 <w:rFonts w:ascii="Arial" w:cs="Arial" w:eastAsia="Arial" w:hAnsi="Arial"/>
-                <w:sz w:val="180"/>
-                <w:szCs w:val="180"/>
+                <w:sz w:val="18"/>
+                <w:szCs w:val="18"/>
               </w:rPr>
               <w:t xml:space="preserve">UserRole</w:t>
             </w:r>
@@ -7033,8 +7033,8 @@
             <w:r>
               <w:rPr>
                 <w:rFonts w:ascii="Arial" w:cs="Arial" w:eastAsia="Arial" w:hAnsi="Arial"/>
-                <w:sz w:val="180"/>
-                <w:szCs w:val="180"/>
+                <w:sz w:val="18"/>
+                <w:szCs w:val="18"/>
               </w:rPr>
               <w:t xml:space="preserve">ADMIN | TEAM_MEMBER | VIEWER</w:t>
             </w:r>
@@ -7060,8 +7060,8 @@
             <w:r>
               <w:rPr>
                 <w:rFonts w:ascii="Arial" w:cs="Arial" w:eastAsia="Arial" w:hAnsi="Arial"/>
-                <w:sz w:val="180"/>
-                <w:szCs w:val="180"/>
+                <w:sz w:val="18"/>
+                <w:szCs w:val="18"/>
               </w:rPr>
               <w:t xml:space="preserve">OrgRole</w:t>
             </w:r>
@@ -7085,8 +7085,8 @@
             <w:r>
               <w:rPr>
                 <w:rFonts w:ascii="Arial" w:cs="Arial" w:eastAsia="Arial" w:hAnsi="Arial"/>
-                <w:sz w:val="180"/>
-                <w:szCs w:val="180"/>
+                <w:sz w:val="18"/>
+                <w:szCs w:val="18"/>
               </w:rPr>
               <w:t xml:space="preserve">OWNER | ADMIN | MEMBER</w:t>
             </w:r>
@@ -7112,8 +7112,8 @@
             <w:r>
               <w:rPr>
                 <w:rFonts w:ascii="Arial" w:cs="Arial" w:eastAsia="Arial" w:hAnsi="Arial"/>
-                <w:sz w:val="180"/>
-                <w:szCs w:val="180"/>
+                <w:sz w:val="18"/>
+                <w:szCs w:val="18"/>
               </w:rPr>
               <w:t xml:space="preserve">ProjectMemberRole</w:t>
             </w:r>
@@ -7137,8 +7137,8 @@
             <w:r>
               <w:rPr>
                 <w:rFonts w:ascii="Arial" w:cs="Arial" w:eastAsia="Arial" w:hAnsi="Arial"/>
-                <w:sz w:val="180"/>
-                <w:szCs w:val="180"/>
+                <w:sz w:val="18"/>
+                <w:szCs w:val="18"/>
               </w:rPr>
               <w:t xml:space="preserve">PROJECT_LEAD | TEAM_MEMBER | VIEWER</w:t>
             </w:r>
@@ -7164,8 +7164,8 @@
             <w:r>
               <w:rPr>
                 <w:rFonts w:ascii="Arial" w:cs="Arial" w:eastAsia="Arial" w:hAnsi="Arial"/>
-                <w:sz w:val="180"/>
-                <w:szCs w:val="180"/>
+                <w:sz w:val="18"/>
+                <w:szCs w:val="18"/>
               </w:rPr>
               <w:t xml:space="preserve">IssueStatus</w:t>
             </w:r>
@@ -7189,8 +7189,8 @@
             <w:r>
               <w:rPr>
                 <w:rFonts w:ascii="Arial" w:cs="Arial" w:eastAsia="Arial" w:hAnsi="Arial"/>
-                <w:sz w:val="180"/>
-                <w:szCs w:val="180"/>
+                <w:sz w:val="18"/>
+                <w:szCs w:val="18"/>
               </w:rPr>
               <w:t xml:space="preserve">TODO | IN_PROGRESS | IN_REVIEW | DONE</w:t>
             </w:r>
@@ -7216,8 +7216,8 @@
             <w:r>
               <w:rPr>
                 <w:rFonts w:ascii="Arial" w:cs="Arial" w:eastAsia="Arial" w:hAnsi="Arial"/>
-                <w:sz w:val="180"/>
-                <w:szCs w:val="180"/>
+                <w:sz w:val="18"/>
+                <w:szCs w:val="18"/>
               </w:rPr>
               <w:t xml:space="preserve">IssuePriority</w:t>
             </w:r>
@@ -7241,8 +7241,8 @@
             <w:r>
               <w:rPr>
                 <w:rFonts w:ascii="Arial" w:cs="Arial" w:eastAsia="Arial" w:hAnsi="Arial"/>
-                <w:sz w:val="180"/>
-                <w:szCs w:val="180"/>
+                <w:sz w:val="18"/>
+                <w:szCs w:val="18"/>
               </w:rPr>
               <w:t xml:space="preserve">CRITICAL | HIGH | MEDIUM | LOW  (URGENT accepted as alias for CRITICAL in the v1 API)</w:t>
             </w:r>
@@ -7268,8 +7268,8 @@
             <w:r>
               <w:rPr>
                 <w:rFonts w:ascii="Arial" w:cs="Arial" w:eastAsia="Arial" w:hAnsi="Arial"/>
-                <w:sz w:val="180"/>
-                <w:szCs w:val="180"/>
+                <w:sz w:val="18"/>
+                <w:szCs w:val="18"/>
               </w:rPr>
               <w:t xml:space="preserve">IssueType</w:t>
             </w:r>
@@ -7293,8 +7293,8 @@
             <w:r>
               <w:rPr>
                 <w:rFonts w:ascii="Arial" w:cs="Arial" w:eastAsia="Arial" w:hAnsi="Arial"/>
-                <w:sz w:val="180"/>
-                <w:szCs w:val="180"/>
+                <w:sz w:val="18"/>
+                <w:szCs w:val="18"/>
               </w:rPr>
               <w:t xml:space="preserve">BUG | TASK | STORY | EPIC</w:t>
             </w:r>
@@ -7320,8 +7320,8 @@
             <w:r>
               <w:rPr>
                 <w:rFonts w:ascii="Arial" w:cs="Arial" w:eastAsia="Arial" w:hAnsi="Arial"/>
-                <w:sz w:val="180"/>
-                <w:szCs w:val="180"/>
+                <w:sz w:val="18"/>
+                <w:szCs w:val="18"/>
               </w:rPr>
               <w:t xml:space="preserve">NotificationType</w:t>
             </w:r>
@@ -7345,8 +7345,8 @@
             <w:r>
               <w:rPr>
                 <w:rFonts w:ascii="Arial" w:cs="Arial" w:eastAsia="Arial" w:hAnsi="Arial"/>
-                <w:sz w:val="180"/>
-                <w:szCs w:val="180"/>
+                <w:sz w:val="18"/>
+                <w:szCs w:val="18"/>
               </w:rPr>
               <w:t xml:space="preserve">ISSUE_ASSIGNED | COMMENT_ADDED | STATUS_CHANGED | MENTION</w:t>
             </w:r>
@@ -7372,8 +7372,8 @@
             <w:r>
               <w:rPr>
                 <w:rFonts w:ascii="Arial" w:cs="Arial" w:eastAsia="Arial" w:hAnsi="Arial"/>
-                <w:sz w:val="180"/>
-                <w:szCs w:val="180"/>
+                <w:sz w:val="18"/>
+                <w:szCs w:val="18"/>
               </w:rPr>
               <w:t xml:space="preserve">DocPageType</w:t>
             </w:r>
@@ -7397,8 +7397,8 @@
             <w:r>
               <w:rPr>
                 <w:rFonts w:ascii="Arial" w:cs="Arial" w:eastAsia="Arial" w:hAnsi="Arial"/>
-                <w:sz w:val="180"/>
-                <w:szCs w:val="180"/>
+                <w:sz w:val="18"/>
+                <w:szCs w:val="18"/>
               </w:rPr>
               <w:t xml:space="preserve">NATIVE | DOCUMENT</w:t>
             </w:r>
@@ -7424,8 +7424,8 @@
             <w:r>
               <w:rPr>
                 <w:rFonts w:ascii="Arial" w:cs="Arial" w:eastAsia="Arial" w:hAnsi="Arial"/>
-                <w:sz w:val="180"/>
-                <w:szCs w:val="180"/>
+                <w:sz w:val="18"/>
+                <w:szCs w:val="18"/>
               </w:rPr>
               <w:t xml:space="preserve">Plan</w:t>
             </w:r>
@@ -7449,8 +7449,8 @@
             <w:r>
               <w:rPr>
                 <w:rFonts w:ascii="Arial" w:cs="Arial" w:eastAsia="Arial" w:hAnsi="Arial"/>
-                <w:sz w:val="180"/>
-                <w:szCs w:val="180"/>
+                <w:sz w:val="18"/>
+                <w:szCs w:val="18"/>
               </w:rPr>
               <w:t xml:space="preserve">FREE | PRO | TEAM</w:t>
             </w:r>
@@ -7476,8 +7476,8 @@
             <w:r>
               <w:rPr>
                 <w:rFonts w:ascii="Arial" w:cs="Arial" w:eastAsia="Arial" w:hAnsi="Arial"/>
-                <w:sz w:val="180"/>
-                <w:szCs w:val="180"/>
+                <w:sz w:val="18"/>
+                <w:szCs w:val="18"/>
               </w:rPr>
               <w:t xml:space="preserve">SubscriptionStatus</w:t>
             </w:r>
@@ -7501,8 +7501,8 @@
             <w:r>
               <w:rPr>
                 <w:rFonts w:ascii="Arial" w:cs="Arial" w:eastAsia="Arial" w:hAnsi="Arial"/>
-                <w:sz w:val="180"/>
-                <w:szCs w:val="180"/>
+                <w:sz w:val="18"/>
+                <w:szCs w:val="18"/>
               </w:rPr>
               <w:t xml:space="preserve">TRIALING | ACTIVE | PAST_DUE | CANCELED | INCOMPLETE</w:t>
             </w:r>
@@ -7525,8 +7525,8 @@
           <w:b/>
           <w:bCs/>
           <w:color w:val="1a1a2e"/>
-          <w:sz w:val="400"/>
-          <w:szCs w:val="400"/>
+          <w:sz w:val="40"/>
+          <w:szCs w:val="40"/>
         </w:rPr>
         <w:t xml:space="preserve">6.  Roles &amp; Permissions Matrix</w:t>
       </w:r>
@@ -7543,8 +7543,8 @@
           <w:b/>
           <w:bCs/>
           <w:color w:val="F05A28"/>
-          <w:sz w:val="280"/>
-          <w:szCs w:val="280"/>
+          <w:sz w:val="28"/>
+          <w:szCs w:val="28"/>
         </w:rPr>
         <w:t xml:space="preserve">Global (Workspace) Roles — UserRole</w:t>
       </w:r>
@@ -7561,8 +7561,8 @@
           <w:bCs w:val="false"/>
           <w:i w:val="false"/>
           <w:iCs w:val="false"/>
-          <w:sz w:val="200"/>
-          <w:szCs w:val="200"/>
+          <w:sz w:val="20"/>
+          <w:szCs w:val="20"/>
         </w:rPr>
         <w:t xml:space="preserve">Global roles are assigned at the User level and control access to admin features.</w:t>
       </w:r>
@@ -7610,8 +7610,8 @@
                 <w:b/>
                 <w:bCs/>
                 <w:color w:val="FFFFFF"/>
-                <w:sz w:val="180"/>
-                <w:szCs w:val="180"/>
+                <w:sz w:val="18"/>
+                <w:szCs w:val="18"/>
               </w:rPr>
               <w:t xml:space="preserve">Capability</w:t>
             </w:r>
@@ -7638,8 +7638,8 @@
                 <w:b/>
                 <w:bCs/>
                 <w:color w:val="FFFFFF"/>
-                <w:sz w:val="180"/>
-                <w:szCs w:val="180"/>
+                <w:sz w:val="18"/>
+                <w:szCs w:val="18"/>
               </w:rPr>
               <w:t xml:space="preserve">VIEWER</w:t>
             </w:r>
@@ -7666,8 +7666,8 @@
                 <w:b/>
                 <w:bCs/>
                 <w:color w:val="FFFFFF"/>
-                <w:sz w:val="180"/>
-                <w:szCs w:val="180"/>
+                <w:sz w:val="18"/>
+                <w:szCs w:val="18"/>
               </w:rPr>
               <w:t xml:space="preserve">TEAM_MEMBER</w:t>
             </w:r>
@@ -7694,8 +7694,8 @@
                 <w:b/>
                 <w:bCs/>
                 <w:color w:val="FFFFFF"/>
-                <w:sz w:val="180"/>
-                <w:szCs w:val="180"/>
+                <w:sz w:val="18"/>
+                <w:szCs w:val="18"/>
               </w:rPr>
               <w:t xml:space="preserve">ADMIN</w:t>
             </w:r>
@@ -7721,8 +7721,8 @@
             <w:r>
               <w:rPr>
                 <w:rFonts w:ascii="Arial" w:cs="Arial" w:eastAsia="Arial" w:hAnsi="Arial"/>
-                <w:sz w:val="180"/>
-                <w:szCs w:val="180"/>
+                <w:sz w:val="18"/>
+                <w:szCs w:val="18"/>
               </w:rPr>
               <w:t xml:space="preserve">View projects (public)</w:t>
             </w:r>
@@ -7746,8 +7746,8 @@
             <w:r>
               <w:rPr>
                 <w:rFonts w:ascii="Arial" w:cs="Arial" w:eastAsia="Arial" w:hAnsi="Arial"/>
-                <w:sz w:val="180"/>
-                <w:szCs w:val="180"/>
+                <w:sz w:val="18"/>
+                <w:szCs w:val="18"/>
               </w:rPr>
               <w:t xml:space="preserve">Yes</w:t>
             </w:r>
@@ -7771,8 +7771,8 @@
             <w:r>
               <w:rPr>
                 <w:rFonts w:ascii="Arial" w:cs="Arial" w:eastAsia="Arial" w:hAnsi="Arial"/>
-                <w:sz w:val="180"/>
-                <w:szCs w:val="180"/>
+                <w:sz w:val="18"/>
+                <w:szCs w:val="18"/>
               </w:rPr>
               <w:t xml:space="preserve">Yes</w:t>
             </w:r>
@@ -7796,8 +7796,8 @@
             <w:r>
               <w:rPr>
                 <w:rFonts w:ascii="Arial" w:cs="Arial" w:eastAsia="Arial" w:hAnsi="Arial"/>
-                <w:sz w:val="180"/>
-                <w:szCs w:val="180"/>
+                <w:sz w:val="18"/>
+                <w:szCs w:val="18"/>
               </w:rPr>
               <w:t xml:space="preserve">Yes</w:t>
             </w:r>
@@ -7823,8 +7823,8 @@
             <w:r>
               <w:rPr>
                 <w:rFonts w:ascii="Arial" w:cs="Arial" w:eastAsia="Arial" w:hAnsi="Arial"/>
-                <w:sz w:val="180"/>
-                <w:szCs w:val="180"/>
+                <w:sz w:val="18"/>
+                <w:szCs w:val="18"/>
               </w:rPr>
               <w:t xml:space="preserve">View assigned private projects</w:t>
             </w:r>
@@ -7848,8 +7848,8 @@
             <w:r>
               <w:rPr>
                 <w:rFonts w:ascii="Arial" w:cs="Arial" w:eastAsia="Arial" w:hAnsi="Arial"/>
-                <w:sz w:val="180"/>
-                <w:szCs w:val="180"/>
+                <w:sz w:val="18"/>
+                <w:szCs w:val="18"/>
               </w:rPr>
               <w:t xml:space="preserve">Yes</w:t>
             </w:r>
@@ -7873,8 +7873,8 @@
             <w:r>
               <w:rPr>
                 <w:rFonts w:ascii="Arial" w:cs="Arial" w:eastAsia="Arial" w:hAnsi="Arial"/>
-                <w:sz w:val="180"/>
-                <w:szCs w:val="180"/>
+                <w:sz w:val="18"/>
+                <w:szCs w:val="18"/>
               </w:rPr>
               <w:t xml:space="preserve">Yes</w:t>
             </w:r>
@@ -7898,8 +7898,8 @@
             <w:r>
               <w:rPr>
                 <w:rFonts w:ascii="Arial" w:cs="Arial" w:eastAsia="Arial" w:hAnsi="Arial"/>
-                <w:sz w:val="180"/>
-                <w:szCs w:val="180"/>
+                <w:sz w:val="18"/>
+                <w:szCs w:val="18"/>
               </w:rPr>
               <w:t xml:space="preserve">Yes</w:t>
             </w:r>
@@ -7925,8 +7925,8 @@
             <w:r>
               <w:rPr>
                 <w:rFonts w:ascii="Arial" w:cs="Arial" w:eastAsia="Arial" w:hAnsi="Arial"/>
-                <w:sz w:val="180"/>
-                <w:szCs w:val="180"/>
+                <w:sz w:val="18"/>
+                <w:szCs w:val="18"/>
               </w:rPr>
               <w:t xml:space="preserve">Create issues</w:t>
             </w:r>
@@ -7950,8 +7950,8 @@
             <w:r>
               <w:rPr>
                 <w:rFonts w:ascii="Arial" w:cs="Arial" w:eastAsia="Arial" w:hAnsi="Arial"/>
-                <w:sz w:val="180"/>
-                <w:szCs w:val="180"/>
+                <w:sz w:val="18"/>
+                <w:szCs w:val="18"/>
               </w:rPr>
               <w:t xml:space="preserve">No</w:t>
             </w:r>
@@ -7975,8 +7975,8 @@
             <w:r>
               <w:rPr>
                 <w:rFonts w:ascii="Arial" w:cs="Arial" w:eastAsia="Arial" w:hAnsi="Arial"/>
-                <w:sz w:val="180"/>
-                <w:szCs w:val="180"/>
+                <w:sz w:val="18"/>
+                <w:szCs w:val="18"/>
               </w:rPr>
               <w:t xml:space="preserve">Yes</w:t>
             </w:r>
@@ -8000,8 +8000,8 @@
             <w:r>
               <w:rPr>
                 <w:rFonts w:ascii="Arial" w:cs="Arial" w:eastAsia="Arial" w:hAnsi="Arial"/>
-                <w:sz w:val="180"/>
-                <w:szCs w:val="180"/>
+                <w:sz w:val="18"/>
+                <w:szCs w:val="18"/>
               </w:rPr>
               <w:t xml:space="preserve">Yes</w:t>
             </w:r>
@@ -8027,8 +8027,8 @@
             <w:r>
               <w:rPr>
                 <w:rFonts w:ascii="Arial" w:cs="Arial" w:eastAsia="Arial" w:hAnsi="Arial"/>
-                <w:sz w:val="180"/>
-                <w:szCs w:val="180"/>
+                <w:sz w:val="18"/>
+                <w:szCs w:val="18"/>
               </w:rPr>
               <w:t xml:space="preserve">Edit own issues / comments</w:t>
             </w:r>
@@ -8052,8 +8052,8 @@
             <w:r>
               <w:rPr>
                 <w:rFonts w:ascii="Arial" w:cs="Arial" w:eastAsia="Arial" w:hAnsi="Arial"/>
-                <w:sz w:val="180"/>
-                <w:szCs w:val="180"/>
+                <w:sz w:val="18"/>
+                <w:szCs w:val="18"/>
               </w:rPr>
               <w:t xml:space="preserve">No</w:t>
             </w:r>
@@ -8077,8 +8077,8 @@
             <w:r>
               <w:rPr>
                 <w:rFonts w:ascii="Arial" w:cs="Arial" w:eastAsia="Arial" w:hAnsi="Arial"/>
-                <w:sz w:val="180"/>
-                <w:szCs w:val="180"/>
+                <w:sz w:val="18"/>
+                <w:szCs w:val="18"/>
               </w:rPr>
               <w:t xml:space="preserve">Yes</w:t>
             </w:r>
@@ -8102,8 +8102,8 @@
             <w:r>
               <w:rPr>
                 <w:rFonts w:ascii="Arial" w:cs="Arial" w:eastAsia="Arial" w:hAnsi="Arial"/>
-                <w:sz w:val="180"/>
-                <w:szCs w:val="180"/>
+                <w:sz w:val="18"/>
+                <w:szCs w:val="18"/>
               </w:rPr>
               <w:t xml:space="preserve">Yes</w:t>
             </w:r>
@@ -8129,8 +8129,8 @@
             <w:r>
               <w:rPr>
                 <w:rFonts w:ascii="Arial" w:cs="Arial" w:eastAsia="Arial" w:hAnsi="Arial"/>
-                <w:sz w:val="180"/>
-                <w:szCs w:val="180"/>
+                <w:sz w:val="18"/>
+                <w:szCs w:val="18"/>
               </w:rPr>
               <w:t xml:space="preserve">Access admin panel (/admin)</w:t>
             </w:r>
@@ -8154,8 +8154,8 @@
             <w:r>
               <w:rPr>
                 <w:rFonts w:ascii="Arial" w:cs="Arial" w:eastAsia="Arial" w:hAnsi="Arial"/>
-                <w:sz w:val="180"/>
-                <w:szCs w:val="180"/>
+                <w:sz w:val="18"/>
+                <w:szCs w:val="18"/>
               </w:rPr>
               <w:t xml:space="preserve">No</w:t>
             </w:r>
@@ -8179,8 +8179,8 @@
             <w:r>
               <w:rPr>
                 <w:rFonts w:ascii="Arial" w:cs="Arial" w:eastAsia="Arial" w:hAnsi="Arial"/>
-                <w:sz w:val="180"/>
-                <w:szCs w:val="180"/>
+                <w:sz w:val="18"/>
+                <w:szCs w:val="18"/>
               </w:rPr>
               <w:t xml:space="preserve">No</w:t>
             </w:r>
@@ -8204,8 +8204,8 @@
             <w:r>
               <w:rPr>
                 <w:rFonts w:ascii="Arial" w:cs="Arial" w:eastAsia="Arial" w:hAnsi="Arial"/>
-                <w:sz w:val="180"/>
-                <w:szCs w:val="180"/>
+                <w:sz w:val="18"/>
+                <w:szCs w:val="18"/>
               </w:rPr>
               <w:t xml:space="preserve">Yes</w:t>
             </w:r>
@@ -8231,8 +8231,8 @@
             <w:r>
               <w:rPr>
                 <w:rFonts w:ascii="Arial" w:cs="Arial" w:eastAsia="Arial" w:hAnsi="Arial"/>
-                <w:sz w:val="180"/>
-                <w:szCs w:val="180"/>
+                <w:sz w:val="18"/>
+                <w:szCs w:val="18"/>
               </w:rPr>
               <w:t xml:space="preserve">Create / delete users</w:t>
             </w:r>
@@ -8256,8 +8256,8 @@
             <w:r>
               <w:rPr>
                 <w:rFonts w:ascii="Arial" w:cs="Arial" w:eastAsia="Arial" w:hAnsi="Arial"/>
-                <w:sz w:val="180"/>
-                <w:szCs w:val="180"/>
+                <w:sz w:val="18"/>
+                <w:szCs w:val="18"/>
               </w:rPr>
               <w:t xml:space="preserve">No</w:t>
             </w:r>
@@ -8281,8 +8281,8 @@
             <w:r>
               <w:rPr>
                 <w:rFonts w:ascii="Arial" w:cs="Arial" w:eastAsia="Arial" w:hAnsi="Arial"/>
-                <w:sz w:val="180"/>
-                <w:szCs w:val="180"/>
+                <w:sz w:val="18"/>
+                <w:szCs w:val="18"/>
               </w:rPr>
               <w:t xml:space="preserve">No</w:t>
             </w:r>
@@ -8306,8 +8306,8 @@
             <w:r>
               <w:rPr>
                 <w:rFonts w:ascii="Arial" w:cs="Arial" w:eastAsia="Arial" w:hAnsi="Arial"/>
-                <w:sz w:val="180"/>
-                <w:szCs w:val="180"/>
+                <w:sz w:val="18"/>
+                <w:szCs w:val="18"/>
               </w:rPr>
               <w:t xml:space="preserve">Yes</w:t>
             </w:r>
@@ -8333,8 +8333,8 @@
             <w:r>
               <w:rPr>
                 <w:rFonts w:ascii="Arial" w:cs="Arial" w:eastAsia="Arial" w:hAnsi="Arial"/>
-                <w:sz w:val="180"/>
-                <w:szCs w:val="180"/>
+                <w:sz w:val="18"/>
+                <w:szCs w:val="18"/>
               </w:rPr>
               <w:t xml:space="preserve">Create / delete projects</w:t>
             </w:r>
@@ -8358,8 +8358,8 @@
             <w:r>
               <w:rPr>
                 <w:rFonts w:ascii="Arial" w:cs="Arial" w:eastAsia="Arial" w:hAnsi="Arial"/>
-                <w:sz w:val="180"/>
-                <w:szCs w:val="180"/>
+                <w:sz w:val="18"/>
+                <w:szCs w:val="18"/>
               </w:rPr>
               <w:t xml:space="preserve">No</w:t>
             </w:r>
@@ -8383,8 +8383,8 @@
             <w:r>
               <w:rPr>
                 <w:rFonts w:ascii="Arial" w:cs="Arial" w:eastAsia="Arial" w:hAnsi="Arial"/>
-                <w:sz w:val="180"/>
-                <w:szCs w:val="180"/>
+                <w:sz w:val="18"/>
+                <w:szCs w:val="18"/>
               </w:rPr>
               <w:t xml:space="preserve">No</w:t>
             </w:r>
@@ -8408,8 +8408,8 @@
             <w:r>
               <w:rPr>
                 <w:rFonts w:ascii="Arial" w:cs="Arial" w:eastAsia="Arial" w:hAnsi="Arial"/>
-                <w:sz w:val="180"/>
-                <w:szCs w:val="180"/>
+                <w:sz w:val="18"/>
+                <w:szCs w:val="18"/>
               </w:rPr>
               <w:t xml:space="preserve">Yes</w:t>
             </w:r>
@@ -8435,8 +8435,8 @@
             <w:r>
               <w:rPr>
                 <w:rFonts w:ascii="Arial" w:cs="Arial" w:eastAsia="Arial" w:hAnsi="Arial"/>
-                <w:sz w:val="180"/>
-                <w:szCs w:val="180"/>
+                <w:sz w:val="18"/>
+                <w:szCs w:val="18"/>
               </w:rPr>
               <w:t xml:space="preserve">Mark projects private</w:t>
             </w:r>
@@ -8460,8 +8460,8 @@
             <w:r>
               <w:rPr>
                 <w:rFonts w:ascii="Arial" w:cs="Arial" w:eastAsia="Arial" w:hAnsi="Arial"/>
-                <w:sz w:val="180"/>
-                <w:szCs w:val="180"/>
+                <w:sz w:val="18"/>
+                <w:szCs w:val="18"/>
               </w:rPr>
               <w:t xml:space="preserve">No</w:t>
             </w:r>
@@ -8485,8 +8485,8 @@
             <w:r>
               <w:rPr>
                 <w:rFonts w:ascii="Arial" w:cs="Arial" w:eastAsia="Arial" w:hAnsi="Arial"/>
-                <w:sz w:val="180"/>
-                <w:szCs w:val="180"/>
+                <w:sz w:val="18"/>
+                <w:szCs w:val="18"/>
               </w:rPr>
               <w:t xml:space="preserve">No</w:t>
             </w:r>
@@ -8510,8 +8510,8 @@
             <w:r>
               <w:rPr>
                 <w:rFonts w:ascii="Arial" w:cs="Arial" w:eastAsia="Arial" w:hAnsi="Arial"/>
-                <w:sz w:val="180"/>
-                <w:szCs w:val="180"/>
+                <w:sz w:val="18"/>
+                <w:szCs w:val="18"/>
               </w:rPr>
               <w:t xml:space="preserve">Yes</w:t>
             </w:r>
@@ -8537,8 +8537,8 @@
             <w:r>
               <w:rPr>
                 <w:rFonts w:ascii="Arial" w:cs="Arial" w:eastAsia="Arial" w:hAnsi="Arial"/>
-                <w:sz w:val="180"/>
-                <w:szCs w:val="180"/>
+                <w:sz w:val="18"/>
+                <w:szCs w:val="18"/>
               </w:rPr>
               <w:t xml:space="preserve">Delete organizations</w:t>
             </w:r>
@@ -8562,8 +8562,8 @@
             <w:r>
               <w:rPr>
                 <w:rFonts w:ascii="Arial" w:cs="Arial" w:eastAsia="Arial" w:hAnsi="Arial"/>
-                <w:sz w:val="180"/>
-                <w:szCs w:val="180"/>
+                <w:sz w:val="18"/>
+                <w:szCs w:val="18"/>
               </w:rPr>
               <w:t xml:space="preserve">No</w:t>
             </w:r>
@@ -8587,8 +8587,8 @@
             <w:r>
               <w:rPr>
                 <w:rFonts w:ascii="Arial" w:cs="Arial" w:eastAsia="Arial" w:hAnsi="Arial"/>
-                <w:sz w:val="180"/>
-                <w:szCs w:val="180"/>
+                <w:sz w:val="18"/>
+                <w:szCs w:val="18"/>
               </w:rPr>
               <w:t xml:space="preserve">No</w:t>
             </w:r>
@@ -8612,8 +8612,8 @@
             <w:r>
               <w:rPr>
                 <w:rFonts w:ascii="Arial" w:cs="Arial" w:eastAsia="Arial" w:hAnsi="Arial"/>
-                <w:sz w:val="180"/>
-                <w:szCs w:val="180"/>
+                <w:sz w:val="18"/>
+                <w:szCs w:val="18"/>
               </w:rPr>
               <w:t xml:space="preserve">Yes</w:t>
             </w:r>
@@ -8638,8 +8638,8 @@
           <w:b/>
           <w:bCs/>
           <w:color w:val="F05A28"/>
-          <w:sz w:val="280"/>
-          <w:szCs w:val="280"/>
+          <w:sz w:val="28"/>
+          <w:szCs w:val="28"/>
         </w:rPr>
         <w:t xml:space="preserve">Organization Roles — OrgRole</w:t>
       </w:r>
@@ -8656,8 +8656,8 @@
           <w:bCs w:val="false"/>
           <w:i w:val="false"/>
           <w:iCs w:val="false"/>
-          <w:sz w:val="200"/>
-          <w:szCs w:val="200"/>
+          <w:sz w:val="20"/>
+          <w:szCs w:val="20"/>
         </w:rPr>
         <w:t xml:space="preserve">Org roles control membership management within an organization.</w:t>
       </w:r>
@@ -8705,8 +8705,8 @@
                 <w:b/>
                 <w:bCs/>
                 <w:color w:val="FFFFFF"/>
-                <w:sz w:val="180"/>
-                <w:szCs w:val="180"/>
+                <w:sz w:val="18"/>
+                <w:szCs w:val="18"/>
               </w:rPr>
               <w:t xml:space="preserve">Capability</w:t>
             </w:r>
@@ -8733,8 +8733,8 @@
                 <w:b/>
                 <w:bCs/>
                 <w:color w:val="FFFFFF"/>
-                <w:sz w:val="180"/>
-                <w:szCs w:val="180"/>
+                <w:sz w:val="18"/>
+                <w:szCs w:val="18"/>
               </w:rPr>
               <w:t xml:space="preserve">MEMBER</w:t>
             </w:r>
@@ -8761,8 +8761,8 @@
                 <w:b/>
                 <w:bCs/>
                 <w:color w:val="FFFFFF"/>
-                <w:sz w:val="180"/>
-                <w:szCs w:val="180"/>
+                <w:sz w:val="18"/>
+                <w:szCs w:val="18"/>
               </w:rPr>
               <w:t xml:space="preserve">ADMIN</w:t>
             </w:r>
@@ -8789,8 +8789,8 @@
                 <w:b/>
                 <w:bCs/>
                 <w:color w:val="FFFFFF"/>
-                <w:sz w:val="180"/>
-                <w:szCs w:val="180"/>
+                <w:sz w:val="18"/>
+                <w:szCs w:val="18"/>
               </w:rPr>
               <w:t xml:space="preserve">OWNER</w:t>
             </w:r>
@@ -8816,8 +8816,8 @@
             <w:r>
               <w:rPr>
                 <w:rFonts w:ascii="Arial" w:cs="Arial" w:eastAsia="Arial" w:hAnsi="Arial"/>
-                <w:sz w:val="180"/>
-                <w:szCs w:val="180"/>
+                <w:sz w:val="18"/>
+                <w:szCs w:val="18"/>
               </w:rPr>
               <w:t xml:space="preserve">View org projects</w:t>
             </w:r>
@@ -8841,8 +8841,8 @@
             <w:r>
               <w:rPr>
                 <w:rFonts w:ascii="Arial" w:cs="Arial" w:eastAsia="Arial" w:hAnsi="Arial"/>
-                <w:sz w:val="180"/>
-                <w:szCs w:val="180"/>
+                <w:sz w:val="18"/>
+                <w:szCs w:val="18"/>
               </w:rPr>
               <w:t xml:space="preserve">Yes</w:t>
             </w:r>
@@ -8866,8 +8866,8 @@
             <w:r>
               <w:rPr>
                 <w:rFonts w:ascii="Arial" w:cs="Arial" w:eastAsia="Arial" w:hAnsi="Arial"/>
-                <w:sz w:val="180"/>
-                <w:szCs w:val="180"/>
+                <w:sz w:val="18"/>
+                <w:szCs w:val="18"/>
               </w:rPr>
               <w:t xml:space="preserve">Yes</w:t>
             </w:r>
@@ -8891,8 +8891,8 @@
             <w:r>
               <w:rPr>
                 <w:rFonts w:ascii="Arial" w:cs="Arial" w:eastAsia="Arial" w:hAnsi="Arial"/>
-                <w:sz w:val="180"/>
-                <w:szCs w:val="180"/>
+                <w:sz w:val="18"/>
+                <w:szCs w:val="18"/>
               </w:rPr>
               <w:t xml:space="preserve">Yes</w:t>
             </w:r>
@@ -8918,8 +8918,8 @@
             <w:r>
               <w:rPr>
                 <w:rFonts w:ascii="Arial" w:cs="Arial" w:eastAsia="Arial" w:hAnsi="Arial"/>
-                <w:sz w:val="180"/>
-                <w:szCs w:val="180"/>
+                <w:sz w:val="18"/>
+                <w:szCs w:val="18"/>
               </w:rPr>
               <w:t xml:space="preserve">Invite users to org</w:t>
             </w:r>
@@ -8943,8 +8943,8 @@
             <w:r>
               <w:rPr>
                 <w:rFonts w:ascii="Arial" w:cs="Arial" w:eastAsia="Arial" w:hAnsi="Arial"/>
-                <w:sz w:val="180"/>
-                <w:szCs w:val="180"/>
+                <w:sz w:val="18"/>
+                <w:szCs w:val="18"/>
               </w:rPr>
               <w:t xml:space="preserve">No</w:t>
             </w:r>
@@ -8968,8 +8968,8 @@
             <w:r>
               <w:rPr>
                 <w:rFonts w:ascii="Arial" w:cs="Arial" w:eastAsia="Arial" w:hAnsi="Arial"/>
-                <w:sz w:val="180"/>
-                <w:szCs w:val="180"/>
+                <w:sz w:val="18"/>
+                <w:szCs w:val="18"/>
               </w:rPr>
               <w:t xml:space="preserve">Yes</w:t>
             </w:r>
@@ -8993,8 +8993,8 @@
             <w:r>
               <w:rPr>
                 <w:rFonts w:ascii="Arial" w:cs="Arial" w:eastAsia="Arial" w:hAnsi="Arial"/>
-                <w:sz w:val="180"/>
-                <w:szCs w:val="180"/>
+                <w:sz w:val="18"/>
+                <w:szCs w:val="18"/>
               </w:rPr>
               <w:t xml:space="preserve">Yes</w:t>
             </w:r>
@@ -9020,8 +9020,8 @@
             <w:r>
               <w:rPr>
                 <w:rFonts w:ascii="Arial" w:cs="Arial" w:eastAsia="Arial" w:hAnsi="Arial"/>
-                <w:sz w:val="180"/>
-                <w:szCs w:val="180"/>
+                <w:sz w:val="18"/>
+                <w:szCs w:val="18"/>
               </w:rPr>
               <w:t xml:space="preserve">Remove org members</w:t>
             </w:r>
@@ -9045,8 +9045,8 @@
             <w:r>
               <w:rPr>
                 <w:rFonts w:ascii="Arial" w:cs="Arial" w:eastAsia="Arial" w:hAnsi="Arial"/>
-                <w:sz w:val="180"/>
-                <w:szCs w:val="180"/>
+                <w:sz w:val="18"/>
+                <w:szCs w:val="18"/>
               </w:rPr>
               <w:t xml:space="preserve">No</w:t>
             </w:r>
@@ -9070,8 +9070,8 @@
             <w:r>
               <w:rPr>
                 <w:rFonts w:ascii="Arial" w:cs="Arial" w:eastAsia="Arial" w:hAnsi="Arial"/>
-                <w:sz w:val="180"/>
-                <w:szCs w:val="180"/>
+                <w:sz w:val="18"/>
+                <w:szCs w:val="18"/>
               </w:rPr>
               <w:t xml:space="preserve">Yes</w:t>
             </w:r>
@@ -9095,8 +9095,8 @@
             <w:r>
               <w:rPr>
                 <w:rFonts w:ascii="Arial" w:cs="Arial" w:eastAsia="Arial" w:hAnsi="Arial"/>
-                <w:sz w:val="180"/>
-                <w:szCs w:val="180"/>
+                <w:sz w:val="18"/>
+                <w:szCs w:val="18"/>
               </w:rPr>
               <w:t xml:space="preserve">Yes</w:t>
             </w:r>
@@ -9122,8 +9122,8 @@
             <w:r>
               <w:rPr>
                 <w:rFonts w:ascii="Arial" w:cs="Arial" w:eastAsia="Arial" w:hAnsi="Arial"/>
-                <w:sz w:val="180"/>
-                <w:szCs w:val="180"/>
+                <w:sz w:val="18"/>
+                <w:szCs w:val="18"/>
               </w:rPr>
               <w:t xml:space="preserve">Delete org</w:t>
             </w:r>
@@ -9147,8 +9147,8 @@
             <w:r>
               <w:rPr>
                 <w:rFonts w:ascii="Arial" w:cs="Arial" w:eastAsia="Arial" w:hAnsi="Arial"/>
-                <w:sz w:val="180"/>
-                <w:szCs w:val="180"/>
+                <w:sz w:val="18"/>
+                <w:szCs w:val="18"/>
               </w:rPr>
               <w:t xml:space="preserve">No</w:t>
             </w:r>
@@ -9172,8 +9172,8 @@
             <w:r>
               <w:rPr>
                 <w:rFonts w:ascii="Arial" w:cs="Arial" w:eastAsia="Arial" w:hAnsi="Arial"/>
-                <w:sz w:val="180"/>
-                <w:szCs w:val="180"/>
+                <w:sz w:val="18"/>
+                <w:szCs w:val="18"/>
               </w:rPr>
               <w:t xml:space="preserve">No</w:t>
             </w:r>
@@ -9197,8 +9197,8 @@
             <w:r>
               <w:rPr>
                 <w:rFonts w:ascii="Arial" w:cs="Arial" w:eastAsia="Arial" w:hAnsi="Arial"/>
-                <w:sz w:val="180"/>
-                <w:szCs w:val="180"/>
+                <w:sz w:val="18"/>
+                <w:szCs w:val="18"/>
               </w:rPr>
               <w:t xml:space="preserve">Yes</w:t>
             </w:r>
@@ -9223,8 +9223,8 @@
           <w:b/>
           <w:bCs/>
           <w:color w:val="F05A28"/>
-          <w:sz w:val="280"/>
-          <w:szCs w:val="280"/>
+          <w:sz w:val="28"/>
+          <w:szCs w:val="28"/>
         </w:rPr>
         <w:t xml:space="preserve">Project Roles — ProjectMemberRole</w:t>
       </w:r>
@@ -9241,8 +9241,8 @@
           <w:bCs w:val="false"/>
           <w:i w:val="false"/>
           <w:iCs w:val="false"/>
-          <w:sz w:val="200"/>
-          <w:szCs w:val="200"/>
+          <w:sz w:val="20"/>
+          <w:szCs w:val="20"/>
         </w:rPr>
         <w:t xml:space="preserve">Project roles are per-project and override or extend the global role for that project context.</w:t>
       </w:r>
@@ -9290,8 +9290,8 @@
                 <w:b/>
                 <w:bCs/>
                 <w:color w:val="FFFFFF"/>
-                <w:sz w:val="180"/>
-                <w:szCs w:val="180"/>
+                <w:sz w:val="18"/>
+                <w:szCs w:val="18"/>
               </w:rPr>
               <w:t xml:space="preserve">Capability</w:t>
             </w:r>
@@ -9318,8 +9318,8 @@
                 <w:b/>
                 <w:bCs/>
                 <w:color w:val="FFFFFF"/>
-                <w:sz w:val="180"/>
-                <w:szCs w:val="180"/>
+                <w:sz w:val="18"/>
+                <w:szCs w:val="18"/>
               </w:rPr>
               <w:t xml:space="preserve">VIEWER</w:t>
             </w:r>
@@ -9346,8 +9346,8 @@
                 <w:b/>
                 <w:bCs/>
                 <w:color w:val="FFFFFF"/>
-                <w:sz w:val="180"/>
-                <w:szCs w:val="180"/>
+                <w:sz w:val="18"/>
+                <w:szCs w:val="18"/>
               </w:rPr>
               <w:t xml:space="preserve">TEAM_MEMBER</w:t>
             </w:r>
@@ -9374,8 +9374,8 @@
                 <w:b/>
                 <w:bCs/>
                 <w:color w:val="FFFFFF"/>
-                <w:sz w:val="180"/>
-                <w:szCs w:val="180"/>
+                <w:sz w:val="18"/>
+                <w:szCs w:val="18"/>
               </w:rPr>
               <w:t xml:space="preserve">PROJECT_LEAD</w:t>
             </w:r>
@@ -9401,8 +9401,8 @@
             <w:r>
               <w:rPr>
                 <w:rFonts w:ascii="Arial" w:cs="Arial" w:eastAsia="Arial" w:hAnsi="Arial"/>
-                <w:sz w:val="180"/>
-                <w:szCs w:val="180"/>
+                <w:sz w:val="18"/>
+                <w:szCs w:val="18"/>
               </w:rPr>
               <w:t xml:space="preserve">View board and issues</w:t>
             </w:r>
@@ -9426,8 +9426,8 @@
             <w:r>
               <w:rPr>
                 <w:rFonts w:ascii="Arial" w:cs="Arial" w:eastAsia="Arial" w:hAnsi="Arial"/>
-                <w:sz w:val="180"/>
-                <w:szCs w:val="180"/>
+                <w:sz w:val="18"/>
+                <w:szCs w:val="18"/>
               </w:rPr>
               <w:t xml:space="preserve">Yes</w:t>
             </w:r>
@@ -9451,8 +9451,8 @@
             <w:r>
               <w:rPr>
                 <w:rFonts w:ascii="Arial" w:cs="Arial" w:eastAsia="Arial" w:hAnsi="Arial"/>
-                <w:sz w:val="180"/>
-                <w:szCs w:val="180"/>
+                <w:sz w:val="18"/>
+                <w:szCs w:val="18"/>
               </w:rPr>
               <w:t xml:space="preserve">Yes</w:t>
             </w:r>
@@ -9476,8 +9476,8 @@
             <w:r>
               <w:rPr>
                 <w:rFonts w:ascii="Arial" w:cs="Arial" w:eastAsia="Arial" w:hAnsi="Arial"/>
-                <w:sz w:val="180"/>
-                <w:szCs w:val="180"/>
+                <w:sz w:val="18"/>
+                <w:szCs w:val="18"/>
               </w:rPr>
               <w:t xml:space="preserve">Yes</w:t>
             </w:r>
@@ -9503,8 +9503,8 @@
             <w:r>
               <w:rPr>
                 <w:rFonts w:ascii="Arial" w:cs="Arial" w:eastAsia="Arial" w:hAnsi="Arial"/>
-                <w:sz w:val="180"/>
-                <w:szCs w:val="180"/>
+                <w:sz w:val="18"/>
+                <w:szCs w:val="18"/>
               </w:rPr>
               <w:t xml:space="preserve">View docs</w:t>
             </w:r>
@@ -9528,8 +9528,8 @@
             <w:r>
               <w:rPr>
                 <w:rFonts w:ascii="Arial" w:cs="Arial" w:eastAsia="Arial" w:hAnsi="Arial"/>
-                <w:sz w:val="180"/>
-                <w:szCs w:val="180"/>
+                <w:sz w:val="18"/>
+                <w:szCs w:val="18"/>
               </w:rPr>
               <w:t xml:space="preserve">Yes</w:t>
             </w:r>
@@ -9553,8 +9553,8 @@
             <w:r>
               <w:rPr>
                 <w:rFonts w:ascii="Arial" w:cs="Arial" w:eastAsia="Arial" w:hAnsi="Arial"/>
-                <w:sz w:val="180"/>
-                <w:szCs w:val="180"/>
+                <w:sz w:val="18"/>
+                <w:szCs w:val="18"/>
               </w:rPr>
               <w:t xml:space="preserve">Yes</w:t>
             </w:r>
@@ -9578,8 +9578,8 @@
             <w:r>
               <w:rPr>
                 <w:rFonts w:ascii="Arial" w:cs="Arial" w:eastAsia="Arial" w:hAnsi="Arial"/>
-                <w:sz w:val="180"/>
-                <w:szCs w:val="180"/>
+                <w:sz w:val="18"/>
+                <w:szCs w:val="18"/>
               </w:rPr>
               <w:t xml:space="preserve">Yes</w:t>
             </w:r>
@@ -9605,8 +9605,8 @@
             <w:r>
               <w:rPr>
                 <w:rFonts w:ascii="Arial" w:cs="Arial" w:eastAsia="Arial" w:hAnsi="Arial"/>
-                <w:sz w:val="180"/>
-                <w:szCs w:val="180"/>
+                <w:sz w:val="18"/>
+                <w:szCs w:val="18"/>
               </w:rPr>
               <w:t xml:space="preserve">Create / edit issues</w:t>
             </w:r>
@@ -9630,8 +9630,8 @@
             <w:r>
               <w:rPr>
                 <w:rFonts w:ascii="Arial" w:cs="Arial" w:eastAsia="Arial" w:hAnsi="Arial"/>
-                <w:sz w:val="180"/>
-                <w:szCs w:val="180"/>
+                <w:sz w:val="18"/>
+                <w:szCs w:val="18"/>
               </w:rPr>
               <w:t xml:space="preserve">No</w:t>
             </w:r>
@@ -9655,8 +9655,8 @@
             <w:r>
               <w:rPr>
                 <w:rFonts w:ascii="Arial" w:cs="Arial" w:eastAsia="Arial" w:hAnsi="Arial"/>
-                <w:sz w:val="180"/>
-                <w:szCs w:val="180"/>
+                <w:sz w:val="18"/>
+                <w:szCs w:val="18"/>
               </w:rPr>
               <w:t xml:space="preserve">Yes</w:t>
             </w:r>
@@ -9680,8 +9680,8 @@
             <w:r>
               <w:rPr>
                 <w:rFonts w:ascii="Arial" w:cs="Arial" w:eastAsia="Arial" w:hAnsi="Arial"/>
-                <w:sz w:val="180"/>
-                <w:szCs w:val="180"/>
+                <w:sz w:val="18"/>
+                <w:szCs w:val="18"/>
               </w:rPr>
               <w:t xml:space="preserve">Yes</w:t>
             </w:r>
@@ -9707,8 +9707,8 @@
             <w:r>
               <w:rPr>
                 <w:rFonts w:ascii="Arial" w:cs="Arial" w:eastAsia="Arial" w:hAnsi="Arial"/>
-                <w:sz w:val="180"/>
-                <w:szCs w:val="180"/>
+                <w:sz w:val="18"/>
+                <w:szCs w:val="18"/>
               </w:rPr>
               <w:t xml:space="preserve">Comment on issues</w:t>
             </w:r>
@@ -9732,8 +9732,8 @@
             <w:r>
               <w:rPr>
                 <w:rFonts w:ascii="Arial" w:cs="Arial" w:eastAsia="Arial" w:hAnsi="Arial"/>
-                <w:sz w:val="180"/>
-                <w:szCs w:val="180"/>
+                <w:sz w:val="18"/>
+                <w:szCs w:val="18"/>
               </w:rPr>
               <w:t xml:space="preserve">No</w:t>
             </w:r>
@@ -9757,8 +9757,8 @@
             <w:r>
               <w:rPr>
                 <w:rFonts w:ascii="Arial" w:cs="Arial" w:eastAsia="Arial" w:hAnsi="Arial"/>
-                <w:sz w:val="180"/>
-                <w:szCs w:val="180"/>
+                <w:sz w:val="18"/>
+                <w:szCs w:val="18"/>
               </w:rPr>
               <w:t xml:space="preserve">Yes</w:t>
             </w:r>
@@ -9782,8 +9782,8 @@
             <w:r>
               <w:rPr>
                 <w:rFonts w:ascii="Arial" w:cs="Arial" w:eastAsia="Arial" w:hAnsi="Arial"/>
-                <w:sz w:val="180"/>
-                <w:szCs w:val="180"/>
+                <w:sz w:val="18"/>
+                <w:szCs w:val="18"/>
               </w:rPr>
               <w:t xml:space="preserve">Yes</w:t>
             </w:r>
@@ -9809,8 +9809,8 @@
             <w:r>
               <w:rPr>
                 <w:rFonts w:ascii="Arial" w:cs="Arial" w:eastAsia="Arial" w:hAnsi="Arial"/>
-                <w:sz w:val="180"/>
-                <w:szCs w:val="180"/>
+                <w:sz w:val="18"/>
+                <w:szCs w:val="18"/>
               </w:rPr>
               <w:t xml:space="preserve">Edit own comments</w:t>
             </w:r>
@@ -9834,8 +9834,8 @@
             <w:r>
               <w:rPr>
                 <w:rFonts w:ascii="Arial" w:cs="Arial" w:eastAsia="Arial" w:hAnsi="Arial"/>
-                <w:sz w:val="180"/>
-                <w:szCs w:val="180"/>
+                <w:sz w:val="18"/>
+                <w:szCs w:val="18"/>
               </w:rPr>
               <w:t xml:space="preserve">No</w:t>
             </w:r>
@@ -9859,8 +9859,8 @@
             <w:r>
               <w:rPr>
                 <w:rFonts w:ascii="Arial" w:cs="Arial" w:eastAsia="Arial" w:hAnsi="Arial"/>
-                <w:sz w:val="180"/>
-                <w:szCs w:val="180"/>
+                <w:sz w:val="18"/>
+                <w:szCs w:val="18"/>
               </w:rPr>
               <w:t xml:space="preserve">Yes</w:t>
             </w:r>
@@ -9884,8 +9884,8 @@
             <w:r>
               <w:rPr>
                 <w:rFonts w:ascii="Arial" w:cs="Arial" w:eastAsia="Arial" w:hAnsi="Arial"/>
-                <w:sz w:val="180"/>
-                <w:szCs w:val="180"/>
+                <w:sz w:val="18"/>
+                <w:szCs w:val="18"/>
               </w:rPr>
               <w:t xml:space="preserve">Yes</w:t>
             </w:r>
@@ -9911,8 +9911,8 @@
             <w:r>
               <w:rPr>
                 <w:rFonts w:ascii="Arial" w:cs="Arial" w:eastAsia="Arial" w:hAnsi="Arial"/>
-                <w:sz w:val="180"/>
-                <w:szCs w:val="180"/>
+                <w:sz w:val="18"/>
+                <w:szCs w:val="18"/>
               </w:rPr>
               <w:t xml:space="preserve">Upload attachments</w:t>
             </w:r>
@@ -9936,8 +9936,8 @@
             <w:r>
               <w:rPr>
                 <w:rFonts w:ascii="Arial" w:cs="Arial" w:eastAsia="Arial" w:hAnsi="Arial"/>
-                <w:sz w:val="180"/>
-                <w:szCs w:val="180"/>
+                <w:sz w:val="18"/>
+                <w:szCs w:val="18"/>
               </w:rPr>
               <w:t xml:space="preserve">No</w:t>
             </w:r>
@@ -9961,8 +9961,8 @@
             <w:r>
               <w:rPr>
                 <w:rFonts w:ascii="Arial" w:cs="Arial" w:eastAsia="Arial" w:hAnsi="Arial"/>
-                <w:sz w:val="180"/>
-                <w:szCs w:val="180"/>
+                <w:sz w:val="18"/>
+                <w:szCs w:val="18"/>
               </w:rPr>
               <w:t xml:space="preserve">Yes</w:t>
             </w:r>
@@ -9986,8 +9986,8 @@
             <w:r>
               <w:rPr>
                 <w:rFonts w:ascii="Arial" w:cs="Arial" w:eastAsia="Arial" w:hAnsi="Arial"/>
-                <w:sz w:val="180"/>
-                <w:szCs w:val="180"/>
+                <w:sz w:val="18"/>
+                <w:szCs w:val="18"/>
               </w:rPr>
               <w:t xml:space="preserve">Yes</w:t>
             </w:r>
@@ -10013,8 +10013,8 @@
             <w:r>
               <w:rPr>
                 <w:rFonts w:ascii="Arial" w:cs="Arial" w:eastAsia="Arial" w:hAnsi="Arial"/>
-                <w:sz w:val="180"/>
-                <w:szCs w:val="180"/>
+                <w:sz w:val="18"/>
+                <w:szCs w:val="18"/>
               </w:rPr>
               <w:t xml:space="preserve">Create / edit doc pages</w:t>
             </w:r>
@@ -10038,8 +10038,8 @@
             <w:r>
               <w:rPr>
                 <w:rFonts w:ascii="Arial" w:cs="Arial" w:eastAsia="Arial" w:hAnsi="Arial"/>
-                <w:sz w:val="180"/>
-                <w:szCs w:val="180"/>
+                <w:sz w:val="18"/>
+                <w:szCs w:val="18"/>
               </w:rPr>
               <w:t xml:space="preserve">No</w:t>
             </w:r>
@@ -10063,8 +10063,8 @@
             <w:r>
               <w:rPr>
                 <w:rFonts w:ascii="Arial" w:cs="Arial" w:eastAsia="Arial" w:hAnsi="Arial"/>
-                <w:sz w:val="180"/>
-                <w:szCs w:val="180"/>
+                <w:sz w:val="18"/>
+                <w:szCs w:val="18"/>
               </w:rPr>
               <w:t xml:space="preserve">Yes</w:t>
             </w:r>
@@ -10088,8 +10088,8 @@
             <w:r>
               <w:rPr>
                 <w:rFonts w:ascii="Arial" w:cs="Arial" w:eastAsia="Arial" w:hAnsi="Arial"/>
-                <w:sz w:val="180"/>
-                <w:szCs w:val="180"/>
+                <w:sz w:val="18"/>
+                <w:szCs w:val="18"/>
               </w:rPr>
               <w:t xml:space="preserve">Yes</w:t>
             </w:r>
@@ -10115,8 +10115,8 @@
             <w:r>
               <w:rPr>
                 <w:rFonts w:ascii="Arial" w:cs="Arial" w:eastAsia="Arial" w:hAnsi="Arial"/>
-                <w:sz w:val="180"/>
-                <w:szCs w:val="180"/>
+                <w:sz w:val="18"/>
+                <w:szCs w:val="18"/>
               </w:rPr>
               <w:t xml:space="preserve">Manage project members (Settings)</w:t>
             </w:r>
@@ -10140,8 +10140,8 @@
             <w:r>
               <w:rPr>
                 <w:rFonts w:ascii="Arial" w:cs="Arial" w:eastAsia="Arial" w:hAnsi="Arial"/>
-                <w:sz w:val="180"/>
-                <w:szCs w:val="180"/>
+                <w:sz w:val="18"/>
+                <w:szCs w:val="18"/>
               </w:rPr>
               <w:t xml:space="preserve">No</w:t>
             </w:r>
@@ -10165,8 +10165,8 @@
             <w:r>
               <w:rPr>
                 <w:rFonts w:ascii="Arial" w:cs="Arial" w:eastAsia="Arial" w:hAnsi="Arial"/>
-                <w:sz w:val="180"/>
-                <w:szCs w:val="180"/>
+                <w:sz w:val="18"/>
+                <w:szCs w:val="18"/>
               </w:rPr>
               <w:t xml:space="preserve">No</w:t>
             </w:r>
@@ -10190,8 +10190,8 @@
             <w:r>
               <w:rPr>
                 <w:rFonts w:ascii="Arial" w:cs="Arial" w:eastAsia="Arial" w:hAnsi="Arial"/>
-                <w:sz w:val="180"/>
-                <w:szCs w:val="180"/>
+                <w:sz w:val="18"/>
+                <w:szCs w:val="18"/>
               </w:rPr>
               <w:t xml:space="preserve">Yes</w:t>
             </w:r>
@@ -10217,8 +10217,8 @@
             <w:r>
               <w:rPr>
                 <w:rFonts w:ascii="Arial" w:cs="Arial" w:eastAsia="Arial" w:hAnsi="Arial"/>
-                <w:sz w:val="180"/>
-                <w:szCs w:val="180"/>
+                <w:sz w:val="18"/>
+                <w:szCs w:val="18"/>
               </w:rPr>
               <w:t xml:space="preserve">Archive project</w:t>
             </w:r>
@@ -10242,8 +10242,8 @@
             <w:r>
               <w:rPr>
                 <w:rFonts w:ascii="Arial" w:cs="Arial" w:eastAsia="Arial" w:hAnsi="Arial"/>
-                <w:sz w:val="180"/>
-                <w:szCs w:val="180"/>
+                <w:sz w:val="18"/>
+                <w:szCs w:val="18"/>
               </w:rPr>
               <w:t xml:space="preserve">No</w:t>
             </w:r>
@@ -10267,8 +10267,8 @@
             <w:r>
               <w:rPr>
                 <w:rFonts w:ascii="Arial" w:cs="Arial" w:eastAsia="Arial" w:hAnsi="Arial"/>
-                <w:sz w:val="180"/>
-                <w:szCs w:val="180"/>
+                <w:sz w:val="18"/>
+                <w:szCs w:val="18"/>
               </w:rPr>
               <w:t xml:space="preserve">No</w:t>
             </w:r>
@@ -10292,8 +10292,8 @@
             <w:r>
               <w:rPr>
                 <w:rFonts w:ascii="Arial" w:cs="Arial" w:eastAsia="Arial" w:hAnsi="Arial"/>
-                <w:sz w:val="180"/>
-                <w:szCs w:val="180"/>
+                <w:sz w:val="18"/>
+                <w:szCs w:val="18"/>
               </w:rPr>
               <w:t xml:space="preserve">Yes</w:t>
             </w:r>
@@ -10318,8 +10318,8 @@
           <w:b/>
           <w:bCs/>
           <w:color w:val="F05A28"/>
-          <w:sz w:val="280"/>
-          <w:szCs w:val="280"/>
+          <w:sz w:val="28"/>
+          <w:szCs w:val="28"/>
         </w:rPr>
         <w:t xml:space="preserve">Private Projects</w:t>
       </w:r>
@@ -10337,8 +10337,8 @@
       <w:r>
         <w:rPr>
           <w:rFonts w:ascii="Arial" w:cs="Arial" w:eastAsia="Arial" w:hAnsi="Arial"/>
-          <w:sz w:val="200"/>
-          <w:szCs w:val="200"/>
+          <w:sz w:val="20"/>
+          <w:szCs w:val="20"/>
         </w:rPr>
         <w:t xml:space="preserve">Projects can be marked private by an Admin.</w:t>
       </w:r>
@@ -10356,8 +10356,8 @@
       <w:r>
         <w:rPr>
           <w:rFonts w:ascii="Arial" w:cs="Arial" w:eastAsia="Arial" w:hAnsi="Arial"/>
-          <w:sz w:val="200"/>
-          <w:szCs w:val="200"/>
+          <w:sz w:val="20"/>
+          <w:szCs w:val="20"/>
         </w:rPr>
         <w:t xml:space="preserve">A private project is completely invisible to any user not explicitly assigned to it.</w:t>
       </w:r>
@@ -10375,8 +10375,8 @@
       <w:r>
         <w:rPr>
           <w:rFonts w:ascii="Arial" w:cs="Arial" w:eastAsia="Arial" w:hAnsi="Arial"/>
-          <w:sz w:val="200"/>
-          <w:szCs w:val="200"/>
+          <w:sz w:val="20"/>
+          <w:szCs w:val="20"/>
         </w:rPr>
         <w:t xml:space="preserve">Only Admins can toggle project visibility. Project Leads cannot.</w:t>
       </w:r>
@@ -10396,8 +10396,8 @@
           <w:b/>
           <w:bCs/>
           <w:color w:val="1a1a2e"/>
-          <w:sz w:val="400"/>
-          <w:szCs w:val="400"/>
+          <w:sz w:val="40"/>
+          <w:szCs w:val="40"/>
         </w:rPr>
         <w:t xml:space="preserve">7.  Deployment &amp; Infrastructure</w:t>
       </w:r>
@@ -10414,8 +10414,8 @@
           <w:b/>
           <w:bCs/>
           <w:color w:val="F05A28"/>
-          <w:sz w:val="280"/>
-          <w:szCs w:val="280"/>
+          <w:sz w:val="28"/>
+          <w:szCs w:val="28"/>
         </w:rPr>
         <w:t xml:space="preserve">Hosting</w:t>
       </w:r>
@@ -10433,8 +10433,8 @@
       <w:r>
         <w:rPr>
           <w:rFonts w:ascii="Arial" w:cs="Arial" w:eastAsia="Arial" w:hAnsi="Arial"/>
-          <w:sz w:val="200"/>
-          <w:szCs w:val="200"/>
+          <w:sz w:val="20"/>
+          <w:szCs w:val="20"/>
         </w:rPr>
         <w:t xml:space="preserve">Platform: Railway (Hobby plan)</w:t>
       </w:r>
@@ -10452,8 +10452,8 @@
       <w:r>
         <w:rPr>
           <w:rFonts w:ascii="Arial" w:cs="Arial" w:eastAsia="Arial" w:hAnsi="Arial"/>
-          <w:sz w:val="200"/>
-          <w:szCs w:val="200"/>
+          <w:sz w:val="20"/>
+          <w:szCs w:val="20"/>
         </w:rPr>
         <w:t xml:space="preserve">Service name: taskforge (internal), striking-strength (Railway identifier)</w:t>
       </w:r>
@@ -10471,8 +10471,8 @@
       <w:r>
         <w:rPr>
           <w:rFonts w:ascii="Arial" w:cs="Arial" w:eastAsia="Arial" w:hAnsi="Arial"/>
-          <w:sz w:val="200"/>
-          <w:szCs w:val="200"/>
+          <w:sz w:val="20"/>
+          <w:szCs w:val="20"/>
         </w:rPr>
         <w:t xml:space="preserve">Production URL: https://jedforge.com (managed via IONOS DNS)</w:t>
       </w:r>
@@ -10490,8 +10490,8 @@
       <w:r>
         <w:rPr>
           <w:rFonts w:ascii="Arial" w:cs="Arial" w:eastAsia="Arial" w:hAnsi="Arial"/>
-          <w:sz w:val="200"/>
-          <w:szCs w:val="200"/>
+          <w:sz w:val="20"/>
+          <w:szCs w:val="20"/>
         </w:rPr>
         <w:t xml:space="preserve">Fallback URL: https://taskforge-production-099b.up.railway.app</w:t>
       </w:r>
@@ -10509,8 +10509,8 @@
       <w:r>
         <w:rPr>
           <w:rFonts w:ascii="Arial" w:cs="Arial" w:eastAsia="Arial" w:hAnsi="Arial"/>
-          <w:sz w:val="200"/>
-          <w:szCs w:val="200"/>
+          <w:sz w:val="20"/>
+          <w:szCs w:val="20"/>
         </w:rPr>
         <w:t xml:space="preserve">Postgres: Railway-managed PostgreSQL service</w:t>
       </w:r>
@@ -10528,8 +10528,8 @@
       <w:r>
         <w:rPr>
           <w:rFonts w:ascii="Arial" w:cs="Arial" w:eastAsia="Arial" w:hAnsi="Arial"/>
-          <w:sz w:val="200"/>
-          <w:szCs w:val="200"/>
+          <w:sz w:val="20"/>
+          <w:szCs w:val="20"/>
         </w:rPr>
         <w:t xml:space="preserve">Storage: Railway Storage Buckets (S3-compatible) for attachments, avatars, and doc files</w:t>
       </w:r>
@@ -10546,8 +10546,8 @@
           <w:b/>
           <w:bCs/>
           <w:color w:val="F05A28"/>
-          <w:sz w:val="280"/>
-          <w:szCs w:val="280"/>
+          <w:sz w:val="28"/>
+          <w:szCs w:val="28"/>
         </w:rPr>
         <w:t xml:space="preserve">CI / CD</w:t>
       </w:r>
@@ -10565,8 +10565,8 @@
       <w:r>
         <w:rPr>
           <w:rFonts w:ascii="Arial" w:cs="Arial" w:eastAsia="Arial" w:hAnsi="Arial"/>
-          <w:sz w:val="200"/>
-          <w:szCs w:val="200"/>
+          <w:sz w:val="20"/>
+          <w:szCs w:val="20"/>
         </w:rPr>
         <w:t xml:space="preserve">CI: GitHub Actions on push to main</w:t>
       </w:r>
@@ -10584,8 +10584,8 @@
       <w:r>
         <w:rPr>
           <w:rFonts w:ascii="Arial" w:cs="Arial" w:eastAsia="Arial" w:hAnsi="Arial"/>
-          <w:sz w:val="200"/>
-          <w:szCs w:val="200"/>
+          <w:sz w:val="20"/>
+          <w:szCs w:val="20"/>
         </w:rPr>
         <w:t xml:space="preserve">Deploy: Railway auto-deploys on CI success (additional ~2–3 minute lag after CI before the new deployment is live)</w:t>
       </w:r>
@@ -10603,8 +10603,8 @@
       <w:r>
         <w:rPr>
           <w:rFonts w:ascii="Arial" w:cs="Arial" w:eastAsia="Arial" w:hAnsi="Arial"/>
-          <w:sz w:val="200"/>
-          <w:szCs w:val="200"/>
+          <w:sz w:val="20"/>
+          <w:szCs w:val="20"/>
         </w:rPr>
         <w:t xml:space="preserve">Build command: npm ci &amp;&amp; npm run build</w:t>
       </w:r>
@@ -10622,8 +10622,8 @@
       <w:r>
         <w:rPr>
           <w:rFonts w:ascii="Arial" w:cs="Arial" w:eastAsia="Arial" w:hAnsi="Arial"/>
-          <w:sz w:val="200"/>
-          <w:szCs w:val="200"/>
+          <w:sz w:val="20"/>
+          <w:szCs w:val="20"/>
         </w:rPr>
         <w:t xml:space="preserve">Start command: next start (no prisma migrate deploy — migrations are applied manually)</w:t>
       </w:r>
@@ -10641,8 +10641,8 @@
       <w:r>
         <w:rPr>
           <w:rFonts w:ascii="Arial" w:cs="Arial" w:eastAsia="Arial" w:hAnsi="Arial"/>
-          <w:sz w:val="200"/>
-          <w:szCs w:val="200"/>
+          <w:sz w:val="20"/>
+          <w:szCs w:val="20"/>
         </w:rPr>
         <w:t xml:space="preserve">Prisma Client generation: handled automatically by the @prisma/client postinstall hook during npm ci</w:t>
       </w:r>
@@ -10659,8 +10659,8 @@
           <w:b/>
           <w:bCs/>
           <w:color w:val="F05A28"/>
-          <w:sz w:val="280"/>
-          <w:szCs w:val="280"/>
+          <w:sz w:val="28"/>
+          <w:szCs w:val="28"/>
         </w:rPr>
         <w:t xml:space="preserve">Migration Process</w:t>
       </w:r>
@@ -10678,8 +10678,8 @@
       <w:r>
         <w:rPr>
           <w:rFonts w:ascii="Arial" w:cs="Arial" w:eastAsia="Arial" w:hAnsi="Arial"/>
-          <w:sz w:val="200"/>
-          <w:szCs w:val="200"/>
+          <w:sz w:val="20"/>
+          <w:szCs w:val="20"/>
         </w:rPr>
         <w:t xml:space="preserve">Migration SQL is written manually into prisma/migrations/&lt;timestamp_name&gt;/migration.sql</w:t>
       </w:r>
@@ -10697,8 +10697,8 @@
       <w:r>
         <w:rPr>
           <w:rFonts w:ascii="Arial" w:cs="Arial" w:eastAsia="Arial" w:hAnsi="Arial"/>
-          <w:sz w:val="200"/>
-          <w:szCs w:val="200"/>
+          <w:sz w:val="20"/>
+          <w:szCs w:val="20"/>
         </w:rPr>
         <w:t xml:space="preserve">schema.prisma is updated in the same commit</w:t>
       </w:r>
@@ -10716,8 +10716,8 @@
       <w:r>
         <w:rPr>
           <w:rFonts w:ascii="Arial" w:cs="Arial" w:eastAsia="Arial" w:hAnsi="Arial"/>
-          <w:sz w:val="200"/>
-          <w:szCs w:val="200"/>
+          <w:sz w:val="20"/>
+          <w:szCs w:val="20"/>
         </w:rPr>
         <w:t xml:space="preserve">npx prisma generate is run after schema changes</w:t>
       </w:r>
@@ -10735,8 +10735,8 @@
       <w:r>
         <w:rPr>
           <w:rFonts w:ascii="Arial" w:cs="Arial" w:eastAsia="Arial" w:hAnsi="Arial"/>
-          <w:sz w:val="200"/>
-          <w:szCs w:val="200"/>
+          <w:sz w:val="20"/>
+          <w:szCs w:val="20"/>
         </w:rPr>
         <w:t xml:space="preserve">Production database migration: psql with the DATABASE_PUBLIC_URL Railway variable</w:t>
       </w:r>
@@ -10754,8 +10754,8 @@
       <w:r>
         <w:rPr>
           <w:rFonts w:ascii="Arial" w:cs="Arial" w:eastAsia="Arial" w:hAnsi="Arial"/>
-          <w:sz w:val="200"/>
-          <w:szCs w:val="200"/>
+          <w:sz w:val="20"/>
+          <w:szCs w:val="20"/>
         </w:rPr>
         <w:t xml:space="preserve">Migrations are NOT auto-applied on deploy — every migration must be applied manually before or immediately after pushing</w:t>
       </w:r>
@@ -10772,8 +10772,8 @@
           <w:b/>
           <w:bCs/>
           <w:color w:val="F05A28"/>
-          <w:sz w:val="280"/>
-          <w:szCs w:val="280"/>
+          <w:sz w:val="28"/>
+          <w:szCs w:val="28"/>
         </w:rPr>
         <w:t xml:space="preserve">Environment Variables (key)</w:t>
       </w:r>
@@ -10819,8 +10819,8 @@
                 <w:b/>
                 <w:bCs/>
                 <w:color w:val="FFFFFF"/>
-                <w:sz w:val="180"/>
-                <w:szCs w:val="180"/>
+                <w:sz w:val="18"/>
+                <w:szCs w:val="18"/>
               </w:rPr>
               <w:t xml:space="preserve">Variable</w:t>
             </w:r>
@@ -10847,8 +10847,8 @@
                 <w:b/>
                 <w:bCs/>
                 <w:color w:val="FFFFFF"/>
-                <w:sz w:val="180"/>
-                <w:szCs w:val="180"/>
+                <w:sz w:val="18"/>
+                <w:szCs w:val="18"/>
               </w:rPr>
               <w:t xml:space="preserve">Purpose</w:t>
             </w:r>
@@ -10874,8 +10874,8 @@
             <w:r>
               <w:rPr>
                 <w:rFonts w:ascii="Arial" w:cs="Arial" w:eastAsia="Arial" w:hAnsi="Arial"/>
-                <w:sz w:val="180"/>
-                <w:szCs w:val="180"/>
+                <w:sz w:val="18"/>
+                <w:szCs w:val="18"/>
               </w:rPr>
               <w:t xml:space="preserve">DATABASE_URL</w:t>
             </w:r>
@@ -10899,8 +10899,8 @@
             <w:r>
               <w:rPr>
                 <w:rFonts w:ascii="Arial" w:cs="Arial" w:eastAsia="Arial" w:hAnsi="Arial"/>
-                <w:sz w:val="180"/>
-                <w:szCs w:val="180"/>
+                <w:sz w:val="18"/>
+                <w:szCs w:val="18"/>
               </w:rPr>
               <w:t xml:space="preserve">Internal Postgres URL for Next.js server (Railway internal network)</w:t>
             </w:r>
@@ -10926,8 +10926,8 @@
             <w:r>
               <w:rPr>
                 <w:rFonts w:ascii="Arial" w:cs="Arial" w:eastAsia="Arial" w:hAnsi="Arial"/>
-                <w:sz w:val="180"/>
-                <w:szCs w:val="180"/>
+                <w:sz w:val="18"/>
+                <w:szCs w:val="18"/>
               </w:rPr>
               <w:t xml:space="preserve">DATABASE_PUBLIC_URL</w:t>
             </w:r>
@@ -10951,8 +10951,8 @@
             <w:r>
               <w:rPr>
                 <w:rFonts w:ascii="Arial" w:cs="Arial" w:eastAsia="Arial" w:hAnsi="Arial"/>
-                <w:sz w:val="180"/>
-                <w:szCs w:val="180"/>
+                <w:sz w:val="18"/>
+                <w:szCs w:val="18"/>
               </w:rPr>
               <w:t xml:space="preserve">Public Postgres URL for manual psql commands</w:t>
             </w:r>
@@ -10978,8 +10978,8 @@
             <w:r>
               <w:rPr>
                 <w:rFonts w:ascii="Arial" w:cs="Arial" w:eastAsia="Arial" w:hAnsi="Arial"/>
-                <w:sz w:val="180"/>
-                <w:szCs w:val="180"/>
+                <w:sz w:val="18"/>
+                <w:szCs w:val="18"/>
               </w:rPr>
               <w:t xml:space="preserve">NEXTAUTH_SECRET</w:t>
             </w:r>
@@ -11003,8 +11003,8 @@
             <w:r>
               <w:rPr>
                 <w:rFonts w:ascii="Arial" w:cs="Arial" w:eastAsia="Arial" w:hAnsi="Arial"/>
-                <w:sz w:val="180"/>
-                <w:szCs w:val="180"/>
+                <w:sz w:val="18"/>
+                <w:szCs w:val="18"/>
               </w:rPr>
               <w:t xml:space="preserve">NextAuth JWT signing secret</w:t>
             </w:r>
@@ -11030,8 +11030,8 @@
             <w:r>
               <w:rPr>
                 <w:rFonts w:ascii="Arial" w:cs="Arial" w:eastAsia="Arial" w:hAnsi="Arial"/>
-                <w:sz w:val="180"/>
-                <w:szCs w:val="180"/>
+                <w:sz w:val="18"/>
+                <w:szCs w:val="18"/>
               </w:rPr>
               <w:t xml:space="preserve">NEXTAUTH_URL</w:t>
             </w:r>
@@ -11055,8 +11055,8 @@
             <w:r>
               <w:rPr>
                 <w:rFonts w:ascii="Arial" w:cs="Arial" w:eastAsia="Arial" w:hAnsi="Arial"/>
-                <w:sz w:val="180"/>
-                <w:szCs w:val="180"/>
+                <w:sz w:val="18"/>
+                <w:szCs w:val="18"/>
               </w:rPr>
               <w:t xml:space="preserve">Canonical application URL (jedforge.com)</w:t>
             </w:r>
@@ -11082,8 +11082,8 @@
             <w:r>
               <w:rPr>
                 <w:rFonts w:ascii="Arial" w:cs="Arial" w:eastAsia="Arial" w:hAnsi="Arial"/>
-                <w:sz w:val="180"/>
-                <w:szCs w:val="180"/>
+                <w:sz w:val="18"/>
+                <w:szCs w:val="18"/>
               </w:rPr>
               <w:t xml:space="preserve">STORAGE_BUCKET</w:t>
             </w:r>
@@ -11107,8 +11107,8 @@
             <w:r>
               <w:rPr>
                 <w:rFonts w:ascii="Arial" w:cs="Arial" w:eastAsia="Arial" w:hAnsi="Arial"/>
-                <w:sz w:val="180"/>
-                <w:szCs w:val="180"/>
+                <w:sz w:val="18"/>
+                <w:szCs w:val="18"/>
               </w:rPr>
               <w:t xml:space="preserve">Railway Storage bucket name for S3 operations</w:t>
             </w:r>
@@ -11134,8 +11134,8 @@
             <w:r>
               <w:rPr>
                 <w:rFonts w:ascii="Arial" w:cs="Arial" w:eastAsia="Arial" w:hAnsi="Arial"/>
-                <w:sz w:val="180"/>
-                <w:szCs w:val="180"/>
+                <w:sz w:val="18"/>
+                <w:szCs w:val="18"/>
               </w:rPr>
               <w:t xml:space="preserve">STORAGE_ENDPOINT</w:t>
             </w:r>
@@ -11159,8 +11159,8 @@
             <w:r>
               <w:rPr>
                 <w:rFonts w:ascii="Arial" w:cs="Arial" w:eastAsia="Arial" w:hAnsi="Arial"/>
-                <w:sz w:val="180"/>
-                <w:szCs w:val="180"/>
+                <w:sz w:val="18"/>
+                <w:szCs w:val="18"/>
               </w:rPr>
               <w:t xml:space="preserve">S3-compatible endpoint URL for Railway Storage</w:t>
             </w:r>
@@ -11186,8 +11186,8 @@
             <w:r>
               <w:rPr>
                 <w:rFonts w:ascii="Arial" w:cs="Arial" w:eastAsia="Arial" w:hAnsi="Arial"/>
-                <w:sz w:val="180"/>
-                <w:szCs w:val="180"/>
+                <w:sz w:val="18"/>
+                <w:szCs w:val="18"/>
               </w:rPr>
               <w:t xml:space="preserve">STORAGE_ACCESS_KEY_ID</w:t>
             </w:r>
@@ -11211,8 +11211,8 @@
             <w:r>
               <w:rPr>
                 <w:rFonts w:ascii="Arial" w:cs="Arial" w:eastAsia="Arial" w:hAnsi="Arial"/>
-                <w:sz w:val="180"/>
-                <w:szCs w:val="180"/>
+                <w:sz w:val="18"/>
+                <w:szCs w:val="18"/>
               </w:rPr>
               <w:t xml:space="preserve">AWS-compatible access key for Railway Storage</w:t>
             </w:r>
@@ -11238,8 +11238,8 @@
             <w:r>
               <w:rPr>
                 <w:rFonts w:ascii="Arial" w:cs="Arial" w:eastAsia="Arial" w:hAnsi="Arial"/>
-                <w:sz w:val="180"/>
-                <w:szCs w:val="180"/>
+                <w:sz w:val="18"/>
+                <w:szCs w:val="18"/>
               </w:rPr>
               <w:t xml:space="preserve">STORAGE_SECRET_ACCESS_KEY</w:t>
             </w:r>
@@ -11263,8 +11263,8 @@
             <w:r>
               <w:rPr>
                 <w:rFonts w:ascii="Arial" w:cs="Arial" w:eastAsia="Arial" w:hAnsi="Arial"/>
-                <w:sz w:val="180"/>
-                <w:szCs w:val="180"/>
+                <w:sz w:val="18"/>
+                <w:szCs w:val="18"/>
               </w:rPr>
               <w:t xml:space="preserve">AWS-compatible secret key for Railway Storage</w:t>
             </w:r>
@@ -11284,8 +11284,8 @@
           <w:b/>
           <w:bCs/>
           <w:color w:val="F05A28"/>
-          <w:sz w:val="280"/>
-          <w:szCs w:val="280"/>
+          <w:sz w:val="28"/>
+          <w:szCs w:val="28"/>
         </w:rPr>
         <w:t xml:space="preserve">Non-Functional Requirements</w:t>
       </w:r>
@@ -11331,8 +11331,8 @@
                 <w:b/>
                 <w:bCs/>
                 <w:color w:val="FFFFFF"/>
-                <w:sz w:val="180"/>
-                <w:szCs w:val="180"/>
+                <w:sz w:val="18"/>
+                <w:szCs w:val="18"/>
               </w:rPr>
               <w:t xml:space="preserve">Requirement</w:t>
             </w:r>
@@ -11359,8 +11359,8 @@
                 <w:b/>
                 <w:bCs/>
                 <w:color w:val="FFFFFF"/>
-                <w:sz w:val="180"/>
-                <w:szCs w:val="180"/>
+                <w:sz w:val="18"/>
+                <w:szCs w:val="18"/>
               </w:rPr>
               <w:t xml:space="preserve">Target</w:t>
             </w:r>
@@ -11386,8 +11386,8 @@
             <w:r>
               <w:rPr>
                 <w:rFonts w:ascii="Arial" w:cs="Arial" w:eastAsia="Arial" w:hAnsi="Arial"/>
-                <w:sz w:val="180"/>
-                <w:szCs w:val="180"/>
+                <w:sz w:val="18"/>
+                <w:szCs w:val="18"/>
               </w:rPr>
               <w:t xml:space="preserve">Team Size</w:t>
             </w:r>
@@ -11411,8 +11411,8 @@
             <w:r>
               <w:rPr>
                 <w:rFonts w:ascii="Arial" w:cs="Arial" w:eastAsia="Arial" w:hAnsi="Arial"/>
-                <w:sz w:val="180"/>
-                <w:szCs w:val="180"/>
+                <w:sz w:val="18"/>
+                <w:szCs w:val="18"/>
               </w:rPr>
               <w:t xml:space="preserve">Up to 50 members per workspace</w:t>
             </w:r>
@@ -11438,8 +11438,8 @@
             <w:r>
               <w:rPr>
                 <w:rFonts w:ascii="Arial" w:cs="Arial" w:eastAsia="Arial" w:hAnsi="Arial"/>
-                <w:sz w:val="180"/>
-                <w:szCs w:val="180"/>
+                <w:sz w:val="18"/>
+                <w:szCs w:val="18"/>
               </w:rPr>
               <w:t xml:space="preserve">Response Time</w:t>
             </w:r>
@@ -11463,8 +11463,8 @@
             <w:r>
               <w:rPr>
                 <w:rFonts w:ascii="Arial" w:cs="Arial" w:eastAsia="Arial" w:hAnsi="Arial"/>
-                <w:sz w:val="180"/>
-                <w:szCs w:val="180"/>
+                <w:sz w:val="18"/>
+                <w:szCs w:val="18"/>
               </w:rPr>
               <w:t xml:space="preserve">Interactive page loads &lt; 2s on Railway Hobby (cold-start excluded)</w:t>
             </w:r>
@@ -11490,8 +11490,8 @@
             <w:r>
               <w:rPr>
                 <w:rFonts w:ascii="Arial" w:cs="Arial" w:eastAsia="Arial" w:hAnsi="Arial"/>
-                <w:sz w:val="180"/>
-                <w:szCs w:val="180"/>
+                <w:sz w:val="18"/>
+                <w:szCs w:val="18"/>
               </w:rPr>
               <w:t xml:space="preserve">Auth</w:t>
             </w:r>
@@ -11515,8 +11515,8 @@
             <w:r>
               <w:rPr>
                 <w:rFonts w:ascii="Arial" w:cs="Arial" w:eastAsia="Arial" w:hAnsi="Arial"/>
-                <w:sz w:val="180"/>
-                <w:szCs w:val="180"/>
+                <w:sz w:val="18"/>
+                <w:szCs w:val="18"/>
               </w:rPr>
               <w:t xml:space="preserve">JWT sessions; no sensitive data in session payload beyond user id, email, name, role</w:t>
             </w:r>
@@ -11542,8 +11542,8 @@
             <w:r>
               <w:rPr>
                 <w:rFonts w:ascii="Arial" w:cs="Arial" w:eastAsia="Arial" w:hAnsi="Arial"/>
-                <w:sz w:val="180"/>
-                <w:szCs w:val="180"/>
+                <w:sz w:val="18"/>
+                <w:szCs w:val="18"/>
               </w:rPr>
               <w:t xml:space="preserve">Storage</w:t>
             </w:r>
@@ -11567,8 +11567,8 @@
             <w:r>
               <w:rPr>
                 <w:rFonts w:ascii="Arial" w:cs="Arial" w:eastAsia="Arial" w:hAnsi="Arial"/>
-                <w:sz w:val="180"/>
-                <w:szCs w:val="180"/>
+                <w:sz w:val="18"/>
+                <w:szCs w:val="18"/>
               </w:rPr>
               <w:t xml:space="preserve">S3-compatible; presigned URLs expire in 1 hour for read operations</w:t>
             </w:r>
@@ -11594,8 +11594,8 @@
             <w:r>
               <w:rPr>
                 <w:rFonts w:ascii="Arial" w:cs="Arial" w:eastAsia="Arial" w:hAnsi="Arial"/>
-                <w:sz w:val="180"/>
-                <w:szCs w:val="180"/>
+                <w:sz w:val="18"/>
+                <w:szCs w:val="18"/>
               </w:rPr>
               <w:t xml:space="preserve">Availability</w:t>
             </w:r>
@@ -11619,8 +11619,8 @@
             <w:r>
               <w:rPr>
                 <w:rFonts w:ascii="Arial" w:cs="Arial" w:eastAsia="Arial" w:hAnsi="Arial"/>
-                <w:sz w:val="180"/>
-                <w:szCs w:val="180"/>
+                <w:sz w:val="18"/>
+                <w:szCs w:val="18"/>
               </w:rPr>
               <w:t xml:space="preserve">Railway Hobby SLA (~99.5%). No redundancy / failover at this tier.</w:t>
             </w:r>
@@ -11646,8 +11646,8 @@
             <w:r>
               <w:rPr>
                 <w:rFonts w:ascii="Arial" w:cs="Arial" w:eastAsia="Arial" w:hAnsi="Arial"/>
-                <w:sz w:val="180"/>
-                <w:szCs w:val="180"/>
+                <w:sz w:val="18"/>
+                <w:szCs w:val="18"/>
               </w:rPr>
               <w:t xml:space="preserve">Browser Support</w:t>
             </w:r>
@@ -11671,8 +11671,8 @@
             <w:r>
               <w:rPr>
                 <w:rFonts w:ascii="Arial" w:cs="Arial" w:eastAsia="Arial" w:hAnsi="Arial"/>
-                <w:sz w:val="180"/>
-                <w:szCs w:val="180"/>
+                <w:sz w:val="18"/>
+                <w:szCs w:val="18"/>
               </w:rPr>
               <w:t xml:space="preserve">Modern Chromium, Firefox, Safari. No IE support.</w:t>
             </w:r>
@@ -11695,8 +11695,8 @@
           <w:b/>
           <w:bCs/>
           <w:color w:val="1a1a2e"/>
-          <w:sz w:val="400"/>
-          <w:szCs w:val="400"/>
+          <w:sz w:val="40"/>
+          <w:szCs w:val="40"/>
         </w:rPr>
         <w:t xml:space="preserve">8.  Roadmap &amp; Open Decisions</w:t>
       </w:r>
@@ -11713,8 +11713,8 @@
           <w:b/>
           <w:bCs/>
           <w:color w:val="F05A28"/>
-          <w:sz w:val="280"/>
-          <w:szCs w:val="280"/>
+          <w:sz w:val="28"/>
+          <w:szCs w:val="28"/>
         </w:rPr>
         <w:t xml:space="preserve">Planned Features (Not Yet Built)</w:t>
       </w:r>
@@ -11732,8 +11732,8 @@
       <w:r>
         <w:rPr>
           <w:rFonts w:ascii="Arial" w:cs="Arial" w:eastAsia="Arial" w:hAnsi="Arial"/>
-          <w:sz w:val="200"/>
-          <w:szCs w:val="200"/>
+          <w:sz w:val="20"/>
+          <w:szCs w:val="20"/>
         </w:rPr>
         <w:t xml:space="preserve">GitHub OAuth login</w:t>
       </w:r>
@@ -11751,8 +11751,8 @@
       <w:r>
         <w:rPr>
           <w:rFonts w:ascii="Arial" w:cs="Arial" w:eastAsia="Arial" w:hAnsi="Arial"/>
-          <w:sz w:val="200"/>
-          <w:szCs w:val="200"/>
+          <w:sz w:val="20"/>
+          <w:szCs w:val="20"/>
         </w:rPr>
         <w:t xml:space="preserve">Real-Time Collaboration (SSE) — replace polling AutoRefresh</w:t>
       </w:r>
@@ -11770,8 +11770,8 @@
       <w:r>
         <w:rPr>
           <w:rFonts w:ascii="Arial" w:cs="Arial" w:eastAsia="Arial" w:hAnsi="Arial"/>
-          <w:sz w:val="200"/>
-          <w:szCs w:val="200"/>
+          <w:sz w:val="20"/>
+          <w:szCs w:val="20"/>
         </w:rPr>
         <w:t xml:space="preserve">Custom workflow system — wire Board/Column models to the Kanban renderer; Admin-managed statuses</w:t>
       </w:r>
@@ -11789,8 +11789,8 @@
       <w:r>
         <w:rPr>
           <w:rFonts w:ascii="Arial" w:cs="Arial" w:eastAsia="Arial" w:hAnsi="Arial"/>
-          <w:sz w:val="200"/>
-          <w:szCs w:val="200"/>
+          <w:sz w:val="20"/>
+          <w:szCs w:val="20"/>
         </w:rPr>
         <w:t xml:space="preserve">Sprints &amp; Iterations</w:t>
       </w:r>
@@ -11808,8 +11808,8 @@
       <w:r>
         <w:rPr>
           <w:rFonts w:ascii="Arial" w:cs="Arial" w:eastAsia="Arial" w:hAnsi="Arial"/>
-          <w:sz w:val="200"/>
-          <w:szCs w:val="200"/>
+          <w:sz w:val="20"/>
+          <w:szCs w:val="20"/>
         </w:rPr>
         <w:t xml:space="preserve">Milestones</w:t>
       </w:r>
@@ -11827,8 +11827,8 @@
       <w:r>
         <w:rPr>
           <w:rFonts w:ascii="Arial" w:cs="Arial" w:eastAsia="Arial" w:hAnsi="Arial"/>
-          <w:sz w:val="200"/>
-          <w:szCs w:val="200"/>
+          <w:sz w:val="20"/>
+          <w:szCs w:val="20"/>
         </w:rPr>
         <w:t xml:space="preserve">Roadmap / Gantt View</w:t>
       </w:r>
@@ -11846,8 +11846,8 @@
       <w:r>
         <w:rPr>
           <w:rFonts w:ascii="Arial" w:cs="Arial" w:eastAsia="Arial" w:hAnsi="Arial"/>
-          <w:sz w:val="200"/>
-          <w:szCs w:val="200"/>
+          <w:sz w:val="20"/>
+          <w:szCs w:val="20"/>
         </w:rPr>
         <w:t xml:space="preserve">Dashboard &amp; Analytics</w:t>
       </w:r>
@@ -11865,8 +11865,8 @@
       <w:r>
         <w:rPr>
           <w:rFonts w:ascii="Arial" w:cs="Arial" w:eastAsia="Arial" w:hAnsi="Arial"/>
-          <w:sz w:val="200"/>
-          <w:szCs w:val="200"/>
+          <w:sz w:val="20"/>
+          <w:szCs w:val="20"/>
         </w:rPr>
         <w:t xml:space="preserve">GitHub Issue Linking</w:t>
       </w:r>
@@ -11884,8 +11884,8 @@
       <w:r>
         <w:rPr>
           <w:rFonts w:ascii="Arial" w:cs="Arial" w:eastAsia="Arial" w:hAnsi="Arial"/>
-          <w:sz w:val="200"/>
-          <w:szCs w:val="200"/>
+          <w:sz w:val="20"/>
+          <w:szCs w:val="20"/>
         </w:rPr>
         <w:t xml:space="preserve">Webhook Support (Outbound)</w:t>
       </w:r>
@@ -11903,8 +11903,8 @@
       <w:r>
         <w:rPr>
           <w:rFonts w:ascii="Arial" w:cs="Arial" w:eastAsia="Arial" w:hAnsi="Arial"/>
-          <w:sz w:val="200"/>
-          <w:szCs w:val="200"/>
+          <w:sz w:val="20"/>
+          <w:szCs w:val="20"/>
         </w:rPr>
         <w:t xml:space="preserve">Import / Export (CSV and third-party)</w:t>
       </w:r>
@@ -11922,8 +11922,8 @@
       <w:r>
         <w:rPr>
           <w:rFonts w:ascii="Arial" w:cs="Arial" w:eastAsia="Arial" w:hAnsi="Arial"/>
-          <w:sz w:val="200"/>
-          <w:szCs w:val="200"/>
+          <w:sz w:val="20"/>
+          <w:szCs w:val="20"/>
         </w:rPr>
         <w:t xml:space="preserve">Mobile App (React Native or PWA)</w:t>
       </w:r>
@@ -11941,8 +11941,8 @@
       <w:r>
         <w:rPr>
           <w:rFonts w:ascii="Arial" w:cs="Arial" w:eastAsia="Arial" w:hAnsi="Arial"/>
-          <w:sz w:val="200"/>
-          <w:szCs w:val="200"/>
+          <w:sz w:val="20"/>
+          <w:szCs w:val="20"/>
         </w:rPr>
         <w:t xml:space="preserve">Org invite system (OrgInvite model already in schema)</w:t>
       </w:r>
@@ -11960,8 +11960,8 @@
       <w:r>
         <w:rPr>
           <w:rFonts w:ascii="Arial" w:cs="Arial" w:eastAsia="Arial" w:hAnsi="Arial"/>
-          <w:sz w:val="200"/>
-          <w:szCs w:val="200"/>
+          <w:sz w:val="20"/>
+          <w:szCs w:val="20"/>
         </w:rPr>
         <w:t xml:space="preserve">Subscription billing (Stripe — Subscription model already in schema)</w:t>
       </w:r>
@@ -11979,8 +11979,8 @@
       <w:r>
         <w:rPr>
           <w:rFonts w:ascii="Arial" w:cs="Arial" w:eastAsia="Arial" w:hAnsi="Arial"/>
-          <w:sz w:val="200"/>
-          <w:szCs w:val="200"/>
+          <w:sz w:val="20"/>
+          <w:szCs w:val="20"/>
         </w:rPr>
         <w:t xml:space="preserve">DocSpace public visibility toggle (isPublic field already in schema)</w:t>
       </w:r>
@@ -11998,8 +11998,8 @@
       <w:r>
         <w:rPr>
           <w:rFonts w:ascii="Arial" w:cs="Arial" w:eastAsia="Arial" w:hAnsi="Arial"/>
-          <w:sz w:val="200"/>
-          <w:szCs w:val="200"/>
+          <w:sz w:val="20"/>
+          <w:szCs w:val="20"/>
         </w:rPr>
         <w:t xml:space="preserve">Multiple issue assignees</w:t>
       </w:r>
@@ -12016,8 +12016,8 @@
           <w:b/>
           <w:bCs/>
           <w:color w:val="F05A28"/>
-          <w:sz w:val="280"/>
-          <w:szCs w:val="280"/>
+          <w:sz w:val="28"/>
+          <w:szCs w:val="28"/>
         </w:rPr>
         <w:t xml:space="preserve">Open Decisions</w:t>
       </w:r>
@@ -12035,8 +12035,8 @@
       <w:r>
         <w:rPr>
           <w:rFonts w:ascii="Arial" w:cs="Arial" w:eastAsia="Arial" w:hAnsi="Arial"/>
-          <w:sz w:val="200"/>
-          <w:szCs w:val="200"/>
+          <w:sz w:val="20"/>
+          <w:szCs w:val="20"/>
         </w:rPr>
         <w:t xml:space="preserve">AutoRefresh interval: currently 3 minutes. Will be replaced entirely by SSE — no interim change planned.</w:t>
       </w:r>
@@ -12054,8 +12054,8 @@
       <w:r>
         <w:rPr>
           <w:rFonts w:ascii="Arial" w:cs="Arial" w:eastAsia="Arial" w:hAnsi="Arial"/>
-          <w:sz w:val="200"/>
-          <w:szCs w:val="200"/>
+          <w:sz w:val="20"/>
+          <w:szCs w:val="20"/>
         </w:rPr>
         <w:t xml:space="preserve">Custom workflow architecture: Board/Column models are in the schema but the UI and API integration are not yet designed.</w:t>
       </w:r>
@@ -12073,8 +12073,8 @@
       <w:r>
         <w:rPr>
           <w:rFonts w:ascii="Arial" w:cs="Arial" w:eastAsia="Arial" w:hAnsi="Arial"/>
-          <w:sz w:val="200"/>
-          <w:szCs w:val="200"/>
+          <w:sz w:val="20"/>
+          <w:szCs w:val="20"/>
         </w:rPr>
         <w:t xml:space="preserve">Label system: currently a String[] on Issue. A standalone Label model with color, per-project scoping, and a junction table may be introduced.</w:t>
       </w:r>
@@ -12092,8 +12092,8 @@
       <w:r>
         <w:rPr>
           <w:rFonts w:ascii="Arial" w:cs="Arial" w:eastAsia="Arial" w:hAnsi="Arial"/>
-          <w:sz w:val="200"/>
-          <w:szCs w:val="200"/>
+          <w:sz w:val="20"/>
+          <w:szCs w:val="20"/>
         </w:rPr>
         <w:t xml:space="preserve">Subscription tier features: PRO and TEAM plan feature gates are not yet defined.</w:t>
       </w:r>
@@ -12113,8 +12113,8 @@
           <w:b/>
           <w:bCs/>
           <w:color w:val="1a1a2e"/>
-          <w:sz w:val="400"/>
-          <w:szCs w:val="400"/>
+          <w:sz w:val="40"/>
+          <w:szCs w:val="40"/>
         </w:rPr>
         <w:t xml:space="preserve">9.  Internal v1 REST API</w:t>
       </w:r>
@@ -12131,8 +12131,8 @@
           <w:bCs w:val="false"/>
           <w:i w:val="false"/>
           <w:iCs w:val="false"/>
-          <w:sz w:val="200"/>
-          <w:szCs w:val="200"/>
+          <w:sz w:val="20"/>
+          <w:szCs w:val="20"/>
         </w:rPr>
         <w:t xml:space="preserve">An internal REST API for Claude Code to track work in JedForge. No authentication required. This API is not intended for public consumption.</w:t>
       </w:r>
@@ -12179,8 +12179,8 @@
                 <w:b/>
                 <w:bCs/>
                 <w:color w:val="FFFFFF"/>
-                <w:sz w:val="180"/>
-                <w:szCs w:val="180"/>
+                <w:sz w:val="18"/>
+                <w:szCs w:val="18"/>
               </w:rPr>
               <w:t xml:space="preserve">Route</w:t>
             </w:r>
@@ -12207,8 +12207,8 @@
                 <w:b/>
                 <w:bCs/>
                 <w:color w:val="FFFFFF"/>
-                <w:sz w:val="180"/>
-                <w:szCs w:val="180"/>
+                <w:sz w:val="18"/>
+                <w:szCs w:val="18"/>
               </w:rPr>
               <w:t xml:space="preserve">Method(s)</w:t>
             </w:r>
@@ -12235,8 +12235,8 @@
                 <w:b/>
                 <w:bCs/>
                 <w:color w:val="FFFFFF"/>
-                <w:sz w:val="180"/>
-                <w:szCs w:val="180"/>
+                <w:sz w:val="18"/>
+                <w:szCs w:val="18"/>
               </w:rPr>
               <w:t xml:space="preserve">Purpose</w:t>
             </w:r>
@@ -12262,8 +12262,8 @@
             <w:r>
               <w:rPr>
                 <w:rFonts w:ascii="Arial" w:cs="Arial" w:eastAsia="Arial" w:hAnsi="Arial"/>
-                <w:sz w:val="180"/>
-                <w:szCs w:val="180"/>
+                <w:sz w:val="18"/>
+                <w:szCs w:val="18"/>
               </w:rPr>
               <w:t xml:space="preserve">/api/v1/issues</w:t>
             </w:r>
@@ -12287,8 +12287,8 @@
             <w:r>
               <w:rPr>
                 <w:rFonts w:ascii="Arial" w:cs="Arial" w:eastAsia="Arial" w:hAnsi="Arial"/>
-                <w:sz w:val="180"/>
-                <w:szCs w:val="180"/>
+                <w:sz w:val="18"/>
+                <w:szCs w:val="18"/>
               </w:rPr>
               <w:t xml:space="preserve">GET, POST</w:t>
             </w:r>
@@ -12312,8 +12312,8 @@
             <w:r>
               <w:rPr>
                 <w:rFonts w:ascii="Arial" w:cs="Arial" w:eastAsia="Arial" w:hAnsi="Arial"/>
-                <w:sz w:val="180"/>
-                <w:szCs w:val="180"/>
+                <w:sz w:val="18"/>
+                <w:szCs w:val="18"/>
               </w:rPr>
               <w:t xml:space="preserve">List or create issues</w:t>
             </w:r>
@@ -12339,8 +12339,8 @@
             <w:r>
               <w:rPr>
                 <w:rFonts w:ascii="Arial" w:cs="Arial" w:eastAsia="Arial" w:hAnsi="Arial"/>
-                <w:sz w:val="180"/>
-                <w:szCs w:val="180"/>
+                <w:sz w:val="18"/>
+                <w:szCs w:val="18"/>
               </w:rPr>
               <w:t xml:space="preserve">/api/v1/issues/[key]</w:t>
             </w:r>
@@ -12364,8 +12364,8 @@
             <w:r>
               <w:rPr>
                 <w:rFonts w:ascii="Arial" w:cs="Arial" w:eastAsia="Arial" w:hAnsi="Arial"/>
-                <w:sz w:val="180"/>
-                <w:szCs w:val="180"/>
+                <w:sz w:val="18"/>
+                <w:szCs w:val="18"/>
               </w:rPr>
               <w:t xml:space="preserve">GET, PATCH, DELETE</w:t>
             </w:r>
@@ -12389,8 +12389,8 @@
             <w:r>
               <w:rPr>
                 <w:rFonts w:ascii="Arial" w:cs="Arial" w:eastAsia="Arial" w:hAnsi="Arial"/>
-                <w:sz w:val="180"/>
-                <w:szCs w:val="180"/>
+                <w:sz w:val="18"/>
+                <w:szCs w:val="18"/>
               </w:rPr>
               <w:t xml:space="preserve">Read, update, or delete a specific issue by key</w:t>
             </w:r>
@@ -12416,8 +12416,8 @@
             <w:r>
               <w:rPr>
                 <w:rFonts w:ascii="Arial" w:cs="Arial" w:eastAsia="Arial" w:hAnsi="Arial"/>
-                <w:sz w:val="180"/>
-                <w:szCs w:val="180"/>
+                <w:sz w:val="18"/>
+                <w:szCs w:val="18"/>
               </w:rPr>
               <w:t xml:space="preserve">/api/v1/issues/[key]/comments</w:t>
             </w:r>
@@ -12441,8 +12441,8 @@
             <w:r>
               <w:rPr>
                 <w:rFonts w:ascii="Arial" w:cs="Arial" w:eastAsia="Arial" w:hAnsi="Arial"/>
-                <w:sz w:val="180"/>
-                <w:szCs w:val="180"/>
+                <w:sz w:val="18"/>
+                <w:szCs w:val="18"/>
               </w:rPr>
               <w:t xml:space="preserve">GET, POST</w:t>
             </w:r>
@@ -12466,8 +12466,8 @@
             <w:r>
               <w:rPr>
                 <w:rFonts w:ascii="Arial" w:cs="Arial" w:eastAsia="Arial" w:hAnsi="Arial"/>
-                <w:sz w:val="180"/>
-                <w:szCs w:val="180"/>
+                <w:sz w:val="18"/>
+                <w:szCs w:val="18"/>
               </w:rPr>
               <w:t xml:space="preserve">List or post comments on an issue</w:t>
             </w:r>
@@ -12493,8 +12493,8 @@
             <w:r>
               <w:rPr>
                 <w:rFonts w:ascii="Arial" w:cs="Arial" w:eastAsia="Arial" w:hAnsi="Arial"/>
-                <w:sz w:val="180"/>
-                <w:szCs w:val="180"/>
+                <w:sz w:val="18"/>
+                <w:szCs w:val="18"/>
               </w:rPr>
               <w:t xml:space="preserve">/api/v1/issues/[key]/comments/[commentId]</w:t>
             </w:r>
@@ -12518,8 +12518,8 @@
             <w:r>
               <w:rPr>
                 <w:rFonts w:ascii="Arial" w:cs="Arial" w:eastAsia="Arial" w:hAnsi="Arial"/>
-                <w:sz w:val="180"/>
-                <w:szCs w:val="180"/>
+                <w:sz w:val="18"/>
+                <w:szCs w:val="18"/>
               </w:rPr>
               <w:t xml:space="preserve">PATCH, DELETE</w:t>
             </w:r>
@@ -12543,8 +12543,8 @@
             <w:r>
               <w:rPr>
                 <w:rFonts w:ascii="Arial" w:cs="Arial" w:eastAsia="Arial" w:hAnsi="Arial"/>
-                <w:sz w:val="180"/>
-                <w:szCs w:val="180"/>
+                <w:sz w:val="18"/>
+                <w:szCs w:val="18"/>
               </w:rPr>
               <w:t xml:space="preserve">Edit or delete a specific comment</w:t>
             </w:r>
@@ -12570,8 +12570,8 @@
             <w:r>
               <w:rPr>
                 <w:rFonts w:ascii="Arial" w:cs="Arial" w:eastAsia="Arial" w:hAnsi="Arial"/>
-                <w:sz w:val="180"/>
-                <w:szCs w:val="180"/>
+                <w:sz w:val="18"/>
+                <w:szCs w:val="18"/>
               </w:rPr>
               <w:t xml:space="preserve">/api/v1/projects</w:t>
             </w:r>
@@ -12595,8 +12595,8 @@
             <w:r>
               <w:rPr>
                 <w:rFonts w:ascii="Arial" w:cs="Arial" w:eastAsia="Arial" w:hAnsi="Arial"/>
-                <w:sz w:val="180"/>
-                <w:szCs w:val="180"/>
+                <w:sz w:val="18"/>
+                <w:szCs w:val="18"/>
               </w:rPr>
               <w:t xml:space="preserve">GET</w:t>
             </w:r>
@@ -12620,8 +12620,8 @@
             <w:r>
               <w:rPr>
                 <w:rFonts w:ascii="Arial" w:cs="Arial" w:eastAsia="Arial" w:hAnsi="Arial"/>
-                <w:sz w:val="180"/>
-                <w:szCs w:val="180"/>
+                <w:sz w:val="18"/>
+                <w:szCs w:val="18"/>
               </w:rPr>
               <w:t xml:space="preserve">List projects</w:t>
             </w:r>
@@ -12647,8 +12647,8 @@
             <w:r>
               <w:rPr>
                 <w:rFonts w:ascii="Arial" w:cs="Arial" w:eastAsia="Arial" w:hAnsi="Arial"/>
-                <w:sz w:val="180"/>
-                <w:szCs w:val="180"/>
+                <w:sz w:val="18"/>
+                <w:szCs w:val="18"/>
               </w:rPr>
               <w:t xml:space="preserve">/api/v1/projects/[id]</w:t>
             </w:r>
@@ -12672,8 +12672,8 @@
             <w:r>
               <w:rPr>
                 <w:rFonts w:ascii="Arial" w:cs="Arial" w:eastAsia="Arial" w:hAnsi="Arial"/>
-                <w:sz w:val="180"/>
-                <w:szCs w:val="180"/>
+                <w:sz w:val="18"/>
+                <w:szCs w:val="18"/>
               </w:rPr>
               <w:t xml:space="preserve">GET</w:t>
             </w:r>
@@ -12697,8 +12697,8 @@
             <w:r>
               <w:rPr>
                 <w:rFonts w:ascii="Arial" w:cs="Arial" w:eastAsia="Arial" w:hAnsi="Arial"/>
-                <w:sz w:val="180"/>
-                <w:szCs w:val="180"/>
+                <w:sz w:val="18"/>
+                <w:szCs w:val="18"/>
               </w:rPr>
               <w:t xml:space="preserve">Read a specific project</w:t>
             </w:r>
@@ -12724,8 +12724,8 @@
       <w:r>
         <w:rPr>
           <w:rFonts w:ascii="Arial" w:cs="Arial" w:eastAsia="Arial" w:hAnsi="Arial"/>
-          <w:sz w:val="200"/>
-          <w:szCs w:val="200"/>
+          <w:sz w:val="20"/>
+          <w:szCs w:val="20"/>
         </w:rPr>
         <w:t xml:space="preserve">Base URL (local): http://localhost:3000/api/v1</w:t>
       </w:r>
@@ -12743,8 +12743,8 @@
       <w:r>
         <w:rPr>
           <w:rFonts w:ascii="Arial" w:cs="Arial" w:eastAsia="Arial" w:hAnsi="Arial"/>
-          <w:sz w:val="200"/>
-          <w:szCs w:val="200"/>
+          <w:sz w:val="20"/>
+          <w:szCs w:val="20"/>
         </w:rPr>
         <w:t xml:space="preserve">Base URL (prod): https://taskforge-production-099b.up.railway.app/api/v1</w:t>
       </w:r>
@@ -12762,8 +12762,8 @@
       <w:r>
         <w:rPr>
           <w:rFonts w:ascii="Arial" w:cs="Arial" w:eastAsia="Arial" w:hAnsi="Arial"/>
-          <w:sz w:val="200"/>
-          <w:szCs w:val="200"/>
+          <w:sz w:val="20"/>
+          <w:szCs w:val="20"/>
         </w:rPr>
         <w:t xml:space="preserve">Claude Code account: Maximus (maximus@taskforge.dev), userId: cmo365psl000vdrd0p63lirlz</w:t>
       </w:r>
@@ -12781,8 +12781,8 @@
       <w:r>
         <w:rPr>
           <w:rFonts w:ascii="Arial" w:cs="Arial" w:eastAsia="Arial" w:hAnsi="Arial"/>
-          <w:sz w:val="200"/>
-          <w:szCs w:val="200"/>
+          <w:sz w:val="20"/>
+          <w:szCs w:val="20"/>
         </w:rPr>
         <w:t xml:space="preserve">Use PATCH /api/v1/issues/[key] with statusId to mark an issue done.</w:t>
       </w:r>
@@ -12800,8 +12800,8 @@
       <w:r>
         <w:rPr>
           <w:rFonts w:ascii="Arial" w:cs="Arial" w:eastAsia="Arial" w:hAnsi="Arial"/>
-          <w:sz w:val="200"/>
-          <w:szCs w:val="200"/>
+          <w:sz w:val="20"/>
+          <w:szCs w:val="20"/>
         </w:rPr>
         <w:t xml:space="preserve">IssueStatus and IssuePriority are enums synthesised in API responses (not DB tables).</w:t>
       </w:r>
@@ -12819,8 +12819,8 @@
       <w:r>
         <w:rPr>
           <w:rFonts w:ascii="Arial" w:cs="Arial" w:eastAsia="Arial" w:hAnsi="Arial"/>
-          <w:sz w:val="200"/>
-          <w:szCs w:val="200"/>
+          <w:sz w:val="20"/>
+          <w:szCs w:val="20"/>
         </w:rPr>
         <w:t xml:space="preserve">URGENT is accepted as an alias for CRITICAL in priority fields.</w:t>
       </w:r>
@@ -12840,8 +12840,8 @@
           <w:b/>
           <w:bCs/>
           <w:color w:val="1a1a2e"/>
-          <w:sz w:val="400"/>
-          <w:szCs w:val="400"/>
+          <w:sz w:val="40"/>
+          <w:szCs w:val="40"/>
         </w:rPr>
         <w:t xml:space="preserve">10.  Document Maintenance</w:t>
       </w:r>
@@ -12858,8 +12858,8 @@
           <w:bCs w:val="false"/>
           <w:i w:val="false"/>
           <w:iCs w:val="false"/>
-          <w:sz w:val="200"/>
-          <w:szCs w:val="200"/>
+          <w:sz w:val="20"/>
+          <w:szCs w:val="20"/>
         </w:rPr>
         <w:t xml:space="preserve">This document is a living specification. It must be kept current as JedForge evolves. A stale spec is actively harmful — it misleads developers about what is built, what is planned, and what decisions are still open.</w:t>
       </w:r>
@@ -12876,8 +12876,8 @@
           <w:b/>
           <w:bCs/>
           <w:color w:val="F05A28"/>
-          <w:sz w:val="280"/>
-          <w:szCs w:val="280"/>
+          <w:sz w:val="28"/>
+          <w:szCs w:val="28"/>
         </w:rPr>
         <w:t xml:space="preserve">Update Triggers</w:t>
       </w:r>
@@ -12895,8 +12895,8 @@
       <w:r>
         <w:rPr>
           <w:rFonts w:ascii="Arial" w:cs="Arial" w:eastAsia="Arial" w:hAnsi="Arial"/>
-          <w:sz w:val="200"/>
-          <w:szCs w:val="200"/>
+          <w:sz w:val="20"/>
+          <w:szCs w:val="20"/>
         </w:rPr>
         <w:t xml:space="preserve">A new feature is built or scoped — document it in Section 4 and update the data models in Section 5.</w:t>
       </w:r>
@@ -12914,8 +12914,8 @@
       <w:r>
         <w:rPr>
           <w:rFonts w:ascii="Arial" w:cs="Arial" w:eastAsia="Arial" w:hAnsi="Arial"/>
-          <w:sz w:val="200"/>
-          <w:szCs w:val="200"/>
+          <w:sz w:val="20"/>
+          <w:szCs w:val="20"/>
         </w:rPr>
         <w:t xml:space="preserve">An open decision (Section 8) is resolved — update affected sections and close the decision entry.</w:t>
       </w:r>
@@ -12933,8 +12933,8 @@
       <w:r>
         <w:rPr>
           <w:rFonts w:ascii="Arial" w:cs="Arial" w:eastAsia="Arial" w:hAnsi="Arial"/>
-          <w:sz w:val="200"/>
-          <w:szCs w:val="200"/>
+          <w:sz w:val="20"/>
+          <w:szCs w:val="20"/>
         </w:rPr>
         <w:t xml:space="preserve">The data model changes — update Section 5.</w:t>
       </w:r>
@@ -12952,8 +12952,8 @@
       <w:r>
         <w:rPr>
           <w:rFonts w:ascii="Arial" w:cs="Arial" w:eastAsia="Arial" w:hAnsi="Arial"/>
-          <w:sz w:val="200"/>
-          <w:szCs w:val="200"/>
+          <w:sz w:val="20"/>
+          <w:szCs w:val="20"/>
         </w:rPr>
         <w:t xml:space="preserve">The tech stack changes — update Section 3.</w:t>
       </w:r>
@@ -12971,8 +12971,8 @@
       <w:r>
         <w:rPr>
           <w:rFonts w:ascii="Arial" w:cs="Arial" w:eastAsia="Arial" w:hAnsi="Arial"/>
-          <w:sz w:val="200"/>
-          <w:szCs w:val="200"/>
+          <w:sz w:val="20"/>
+          <w:szCs w:val="20"/>
         </w:rPr>
         <w:t xml:space="preserve">A feature is descoped or cancelled — mark it accordingly rather than deleting it.</w:t>
       </w:r>
@@ -12989,8 +12989,8 @@
           <w:b/>
           <w:bCs/>
           <w:color w:val="F05A28"/>
-          <w:sz w:val="280"/>
-          <w:szCs w:val="280"/>
+          <w:sz w:val="28"/>
+          <w:szCs w:val="28"/>
         </w:rPr>
         <w:t xml:space="preserve">How Claude Code Should Use This Document</w:t>
       </w:r>
@@ -13008,8 +13008,8 @@
       <w:r>
         <w:rPr>
           <w:rFonts w:ascii="Arial" w:cs="Arial" w:eastAsia="Arial" w:hAnsi="Arial"/>
-          <w:sz w:val="200"/>
-          <w:szCs w:val="200"/>
+          <w:sz w:val="20"/>
+          <w:szCs w:val="20"/>
         </w:rPr>
         <w:t xml:space="preserve">At the start of any feature or refactor session — read this document to understand what is built vs. planned.</w:t>
       </w:r>
@@ -13027,8 +13027,8 @@
       <w:r>
         <w:rPr>
           <w:rFonts w:ascii="Arial" w:cs="Arial" w:eastAsia="Arial" w:hAnsi="Arial"/>
-          <w:sz w:val="200"/>
-          <w:szCs w:val="200"/>
+          <w:sz w:val="20"/>
+          <w:szCs w:val="20"/>
         </w:rPr>
         <w:t xml:space="preserve">It is the authoritative source for naming conventions, data model structure, architectural constraints, and known gotchas.</w:t>
       </w:r>
@@ -13046,8 +13046,8 @@
       <w:r>
         <w:rPr>
           <w:rFonts w:ascii="Arial" w:cs="Arial" w:eastAsia="Arial" w:hAnsi="Arial"/>
-          <w:sz w:val="200"/>
-          <w:szCs w:val="200"/>
+          <w:sz w:val="20"/>
+          <w:szCs w:val="20"/>
         </w:rPr>
         <w:t xml:space="preserve">Cross-reference with CLAUDE.md for development workflow and environment setup.</w:t>
       </w:r>
@@ -13068,8 +13068,8 @@
           <w:i/>
           <w:iCs/>
           <w:color w:val="AAAAAA"/>
-          <w:sz w:val="180"/>
-          <w:szCs w:val="180"/>
+          <w:sz w:val="18"/>
+          <w:szCs w:val="18"/>
         </w:rPr>
         <w:t xml:space="preserve">End of Document  •  JedForge Functional Specification v2.0</w:t>
       </w:r>
@@ -13260,8 +13260,8 @@
       </w:pPr>
       <w:rPr>
         <w:rFonts w:ascii="Arial" w:cs="Arial" w:eastAsia="Arial" w:hAnsi="Arial"/>
-        <w:sz w:val="200"/>
-        <w:szCs w:val="200"/>
+        <w:sz w:val="20"/>
+        <w:szCs w:val="20"/>
       </w:rPr>
     </w:lvl>
     <w:lvl w:ilvl="1" w15:tentative="1">
@@ -13274,8 +13274,8 @@
       </w:pPr>
       <w:rPr>
         <w:rFonts w:ascii="Arial" w:cs="Arial" w:eastAsia="Arial" w:hAnsi="Arial"/>
-        <w:sz w:val="200"/>
-        <w:szCs w:val="200"/>
+        <w:sz w:val="20"/>
+        <w:szCs w:val="20"/>
       </w:rPr>
     </w:lvl>
     <w:lvl w:ilvl="2" w15:tentative="1">
@@ -13288,8 +13288,8 @@
       </w:pPr>
       <w:rPr>
         <w:rFonts w:ascii="Arial" w:cs="Arial" w:eastAsia="Arial" w:hAnsi="Arial"/>
-        <w:sz w:val="200"/>
-        <w:szCs w:val="200"/>
+        <w:sz w:val="20"/>
+        <w:szCs w:val="20"/>
       </w:rPr>
     </w:lvl>
   </w:abstractNum>

--- a/.context-docs/JedForge-FunctionalSpec-v2.0.docx
+++ b/.context-docs/JedForge-FunctionalSpec-v2.0.docx
@@ -532,6 +532,44 @@
           <w:szCs w:val="20"/>
         </w:rPr>
         <w:t xml:space="preserve">Docs module fully documented (DocSpace, sections, pages, file uploads, version history, cross-links)</w:t>
+      </w:r>
+    </w:p>
+    <w:p>
+      <w:pPr>
+        <w:pStyle w:val="ListParagraph"/>
+        <w:numPr>
+          <w:ilvl w:val="0"/>
+          <w:numId w:val="2"/>
+        </w:numPr>
+        <w:spacing w:after="20" w:before="20"/>
+        <w:ind w:left="360" w:hanging="360"/>
+      </w:pPr>
+      <w:r>
+        <w:rPr>
+          <w:rFonts w:ascii="Arial" w:cs="Arial" w:eastAsia="Arial" w:hAnsi="Arial"/>
+          <w:sz w:val="20"/>
+          <w:szCs w:val="20"/>
+        </w:rPr>
+        <w:t xml:space="preserve">Docs module Phase 7 QA — 54 Vitest tests added (src/__tests__/docs.test.ts); resolveDocCtx, all route handlers, permission matrix, revision side-effect, search snippet logic</w:t>
+      </w:r>
+    </w:p>
+    <w:p>
+      <w:pPr>
+        <w:pStyle w:val="ListParagraph"/>
+        <w:numPr>
+          <w:ilvl w:val="0"/>
+          <w:numId w:val="2"/>
+        </w:numPr>
+        <w:spacing w:after="20" w:before="20"/>
+        <w:ind w:left="360" w:hanging="360"/>
+      </w:pPr>
+      <w:r>
+        <w:rPr>
+          <w:rFonts w:ascii="Arial" w:cs="Arial" w:eastAsia="Arial" w:hAnsi="Arial"/>
+          <w:sz w:val="20"/>
+          <w:szCs w:val="20"/>
+        </w:rPr>
+        <w:t xml:space="preserve">Docs module search, public docspace visibility, sidebar navigation, and permission enforcement documented (Phases 5–6)</w:t>
       </w:r>
     </w:p>
     <w:p>
@@ -3305,7 +3343,45 @@
           <w:sz w:val="20"/>
           <w:szCs w:val="20"/>
         </w:rPr>
-        <w:t xml:space="preserve">isPublic field reserved for a future Phase 5 visibility toggle (all authenticated users can read). Do not repurpose.</w:t>
+        <w:t xml:space="preserve">isPublic controls public visibility. PROJECT_LEAD can toggle via PATCH /api/docs/[projectKey] with { isPublic: boolean }.</w:t>
+      </w:r>
+    </w:p>
+    <w:p>
+      <w:pPr>
+        <w:pStyle w:val="ListParagraph"/>
+        <w:numPr>
+          <w:ilvl w:val="0"/>
+          <w:numId w:val="2"/>
+        </w:numPr>
+        <w:spacing w:after="20" w:before="20"/>
+        <w:ind w:left="360" w:hanging="360"/>
+      </w:pPr>
+      <w:r>
+        <w:rPr>
+          <w:rFonts w:ascii="Arial" w:cs="Arial" w:eastAsia="Arial" w:hAnsi="Arial"/>
+          <w:sz w:val="20"/>
+          <w:szCs w:val="20"/>
+        </w:rPr>
+        <w:t xml:space="preserve">When isPublic is true, any authenticated JedForge user can read all pages in the docspace, even without a ProjectMember row. Write operations (create, edit, delete) still require an active project membership.</w:t>
+      </w:r>
+    </w:p>
+    <w:p>
+      <w:pPr>
+        <w:pStyle w:val="ListParagraph"/>
+        <w:numPr>
+          <w:ilvl w:val="0"/>
+          <w:numId w:val="2"/>
+        </w:numPr>
+        <w:spacing w:after="20" w:before="20"/>
+        <w:ind w:left="360" w:hanging="360"/>
+      </w:pPr>
+      <w:r>
+        <w:rPr>
+          <w:rFonts w:ascii="Arial" w:cs="Arial" w:eastAsia="Arial" w:hAnsi="Arial"/>
+          <w:sz w:val="20"/>
+          <w:szCs w:val="20"/>
+        </w:rPr>
+        <w:t xml:space="preserve">resolveDocCtx (src/app/api/docs/_helpers.ts) handles all access resolution: it upserts the docspace for members, returns role=null for public non-members, and returns null (deny) for non-members on private docspaces.</w:t>
       </w:r>
     </w:p>
     <w:p>
@@ -3771,6 +3847,378 @@
           <w:szCs w:val="20"/>
         </w:rPr>
         <w:t xml:space="preserve">Manage links via linkDocPage / unlinkDocPage in actions.ts; read linked issues via GET /api/docs/[projectKey]/pages/[pageId]/links.</w:t>
+      </w:r>
+    </w:p>
+    <w:p>
+      <w:pPr>
+        <w:pStyle w:val="Heading3"/>
+        <w:spacing w:after="60" w:before="160"/>
+        <w:outlineLvl w:val="2"/>
+      </w:pPr>
+      <w:r>
+        <w:rPr>
+          <w:rFonts w:ascii="Arial" w:cs="Arial" w:eastAsia="Arial" w:hAnsi="Arial"/>
+          <w:b/>
+          <w:bCs/>
+          <w:sz w:val="22"/>
+          <w:szCs w:val="22"/>
+        </w:rPr>
+        <w:t xml:space="preserve">Docs Search</w:t>
+      </w:r>
+    </w:p>
+    <w:p>
+      <w:pPr>
+        <w:pStyle w:val="ListParagraph"/>
+        <w:numPr>
+          <w:ilvl w:val="0"/>
+          <w:numId w:val="2"/>
+        </w:numPr>
+        <w:spacing w:after="20" w:before="20"/>
+        <w:ind w:left="360" w:hanging="360"/>
+      </w:pPr>
+      <w:r>
+        <w:rPr>
+          <w:rFonts w:ascii="Arial" w:cs="Arial" w:eastAsia="Arial" w:hAnsi="Arial"/>
+          <w:sz w:val="20"/>
+          <w:szCs w:val="20"/>
+        </w:rPr>
+        <w:t xml:space="preserve">GET /api/docs/[projectKey]/search?q=&lt;query&gt; — case-insensitive substring search across page titles and NATIVE page content.</w:t>
+      </w:r>
+    </w:p>
+    <w:p>
+      <w:pPr>
+        <w:pStyle w:val="ListParagraph"/>
+        <w:numPr>
+          <w:ilvl w:val="0"/>
+          <w:numId w:val="2"/>
+        </w:numPr>
+        <w:spacing w:after="20" w:before="20"/>
+        <w:ind w:left="360" w:hanging="360"/>
+      </w:pPr>
+      <w:r>
+        <w:rPr>
+          <w:rFonts w:ascii="Arial" w:cs="Arial" w:eastAsia="Arial" w:hAnsi="Arial"/>
+          <w:sz w:val="20"/>
+          <w:szCs w:val="20"/>
+        </w:rPr>
+        <w:t xml:space="preserve">Returns up to 20 results ordered by updatedAt desc, each with: id, title, type, sectionId, sectionTitle, snippet, updatedAt.</w:t>
+      </w:r>
+    </w:p>
+    <w:p>
+      <w:pPr>
+        <w:pStyle w:val="ListParagraph"/>
+        <w:numPr>
+          <w:ilvl w:val="0"/>
+          <w:numId w:val="2"/>
+        </w:numPr>
+        <w:spacing w:after="20" w:before="20"/>
+        <w:ind w:left="360" w:hanging="360"/>
+      </w:pPr>
+      <w:r>
+        <w:rPr>
+          <w:rFonts w:ascii="Arial" w:cs="Arial" w:eastAsia="Arial" w:hAnsi="Arial"/>
+          <w:sz w:val="20"/>
+          <w:szCs w:val="20"/>
+        </w:rPr>
+        <w:t xml:space="preserve">snippet is a plain-text excerpt (HTML tags stripped) around the matching term for NATIVE pages; null for DOCUMENT pages.</w:t>
+      </w:r>
+    </w:p>
+    <w:p>
+      <w:pPr>
+        <w:pStyle w:val="ListParagraph"/>
+        <w:numPr>
+          <w:ilvl w:val="0"/>
+          <w:numId w:val="2"/>
+        </w:numPr>
+        <w:spacing w:after="20" w:before="20"/>
+        <w:ind w:left="360" w:hanging="360"/>
+      </w:pPr>
+      <w:r>
+        <w:rPr>
+          <w:rFonts w:ascii="Arial" w:cs="Arial" w:eastAsia="Arial" w:hAnsi="Arial"/>
+          <w:sz w:val="20"/>
+          <w:szCs w:val="20"/>
+        </w:rPr>
+        <w:t xml:space="preserve">Accessible to any user with read access to the docspace (project members and public non-members).</w:t>
+      </w:r>
+    </w:p>
+    <w:p>
+      <w:pPr>
+        <w:pStyle w:val="Heading3"/>
+        <w:spacing w:after="60" w:before="160"/>
+        <w:outlineLvl w:val="2"/>
+      </w:pPr>
+      <w:r>
+        <w:rPr>
+          <w:rFonts w:ascii="Arial" w:cs="Arial" w:eastAsia="Arial" w:hAnsi="Arial"/>
+          <w:b/>
+          <w:bCs/>
+          <w:sz w:val="22"/>
+          <w:szCs w:val="22"/>
+        </w:rPr>
+        <w:t xml:space="preserve">Sidebar Navigation</w:t>
+      </w:r>
+    </w:p>
+    <w:p>
+      <w:pPr>
+        <w:pStyle w:val="ListParagraph"/>
+        <w:numPr>
+          <w:ilvl w:val="0"/>
+          <w:numId w:val="2"/>
+        </w:numPr>
+        <w:spacing w:after="20" w:before="20"/>
+        <w:ind w:left="360" w:hanging="360"/>
+      </w:pPr>
+      <w:r>
+        <w:rPr>
+          <w:rFonts w:ascii="Arial" w:cs="Arial" w:eastAsia="Arial" w:hAnsi="Arial"/>
+          <w:sz w:val="20"/>
+          <w:szCs w:val="20"/>
+        </w:rPr>
+        <w:t xml:space="preserve">The project docs layout (src/app/(dashboard)/projects/[projectKey]/docs/layout.tsx) renders a persistent left sidebar.</w:t>
+      </w:r>
+    </w:p>
+    <w:p>
+      <w:pPr>
+        <w:pStyle w:val="ListParagraph"/>
+        <w:numPr>
+          <w:ilvl w:val="0"/>
+          <w:numId w:val="2"/>
+        </w:numPr>
+        <w:spacing w:after="20" w:before="20"/>
+        <w:ind w:left="360" w:hanging="360"/>
+      </w:pPr>
+      <w:r>
+        <w:rPr>
+          <w:rFonts w:ascii="Arial" w:cs="Arial" w:eastAsia="Arial" w:hAnsi="Arial"/>
+          <w:sz w:val="20"/>
+          <w:szCs w:val="20"/>
+        </w:rPr>
+        <w:t xml:space="preserve">The sidebar lists all sections with their child pages, plus any top-level pages (sectionId: null).</w:t>
+      </w:r>
+    </w:p>
+    <w:p>
+      <w:pPr>
+        <w:pStyle w:val="ListParagraph"/>
+        <w:numPr>
+          <w:ilvl w:val="0"/>
+          <w:numId w:val="2"/>
+        </w:numPr>
+        <w:spacing w:after="20" w:before="20"/>
+        <w:ind w:left="360" w:hanging="360"/>
+      </w:pPr>
+      <w:r>
+        <w:rPr>
+          <w:rFonts w:ascii="Arial" w:cs="Arial" w:eastAsia="Arial" w:hAnsi="Arial"/>
+          <w:sz w:val="20"/>
+          <w:szCs w:val="20"/>
+        </w:rPr>
+        <w:t xml:space="preserve">DocSpace data is fetched server-side in the layout, which also upserts the DocSpace if it does not yet exist.</w:t>
+      </w:r>
+    </w:p>
+    <w:p>
+      <w:pPr>
+        <w:pStyle w:val="ListParagraph"/>
+        <w:numPr>
+          <w:ilvl w:val="0"/>
+          <w:numId w:val="2"/>
+        </w:numPr>
+        <w:spacing w:after="20" w:before="20"/>
+        <w:ind w:left="360" w:hanging="360"/>
+      </w:pPr>
+      <w:r>
+        <w:rPr>
+          <w:rFonts w:ascii="Arial" w:cs="Arial" w:eastAsia="Arial" w:hAnsi="Arial"/>
+          <w:sz w:val="20"/>
+          <w:szCs w:val="20"/>
+        </w:rPr>
+        <w:t xml:space="preserve">Active page is highlighted; navigating to a page does not trigger a full-page reload.</w:t>
+      </w:r>
+    </w:p>
+    <w:p>
+      <w:pPr>
+        <w:pStyle w:val="Heading3"/>
+        <w:spacing w:after="60" w:before="160"/>
+        <w:outlineLvl w:val="2"/>
+      </w:pPr>
+      <w:r>
+        <w:rPr>
+          <w:rFonts w:ascii="Arial" w:cs="Arial" w:eastAsia="Arial" w:hAnsi="Arial"/>
+          <w:b/>
+          <w:bCs/>
+          <w:sz w:val="22"/>
+          <w:szCs w:val="22"/>
+        </w:rPr>
+        <w:t xml:space="preserve">Docs Permission Enforcement</w:t>
+      </w:r>
+    </w:p>
+    <w:p>
+      <w:pPr>
+        <w:pStyle w:val="ListParagraph"/>
+        <w:numPr>
+          <w:ilvl w:val="0"/>
+          <w:numId w:val="2"/>
+        </w:numPr>
+        <w:spacing w:after="20" w:before="20"/>
+        <w:ind w:left="360" w:hanging="360"/>
+      </w:pPr>
+      <w:r>
+        <w:rPr>
+          <w:rFonts w:ascii="Arial" w:cs="Arial" w:eastAsia="Arial" w:hAnsi="Arial"/>
+          <w:sz w:val="20"/>
+          <w:szCs w:val="20"/>
+        </w:rPr>
+        <w:t xml:space="preserve">Read (GET any docs route): any project member, or any authenticated user on a public docspace (role=null).</w:t>
+      </w:r>
+    </w:p>
+    <w:p>
+      <w:pPr>
+        <w:pStyle w:val="ListParagraph"/>
+        <w:numPr>
+          <w:ilvl w:val="0"/>
+          <w:numId w:val="2"/>
+        </w:numPr>
+        <w:spacing w:after="20" w:before="20"/>
+        <w:ind w:left="360" w:hanging="360"/>
+      </w:pPr>
+      <w:r>
+        <w:rPr>
+          <w:rFonts w:ascii="Arial" w:cs="Arial" w:eastAsia="Arial" w:hAnsi="Arial"/>
+          <w:sz w:val="20"/>
+          <w:szCs w:val="20"/>
+        </w:rPr>
+        <w:t xml:space="preserve">Create pages and sections, file upload: TEAM_MEMBER or PROJECT_LEAD (canEditIssues).</w:t>
+      </w:r>
+    </w:p>
+    <w:p>
+      <w:pPr>
+        <w:pStyle w:val="ListParagraph"/>
+        <w:numPr>
+          <w:ilvl w:val="0"/>
+          <w:numId w:val="2"/>
+        </w:numPr>
+        <w:spacing w:after="20" w:before="20"/>
+        <w:ind w:left="360" w:hanging="360"/>
+      </w:pPr>
+      <w:r>
+        <w:rPr>
+          <w:rFonts w:ascii="Arial" w:cs="Arial" w:eastAsia="Arial" w:hAnsi="Arial"/>
+          <w:sz w:val="20"/>
+          <w:szCs w:val="20"/>
+        </w:rPr>
+        <w:t xml:space="preserve">Edit pages and sections (PATCH): TEAM_MEMBER or PROJECT_LEAD (canEditIssues).</w:t>
+      </w:r>
+    </w:p>
+    <w:p>
+      <w:pPr>
+        <w:pStyle w:val="ListParagraph"/>
+        <w:numPr>
+          <w:ilvl w:val="0"/>
+          <w:numId w:val="2"/>
+        </w:numPr>
+        <w:spacing w:after="20" w:before="20"/>
+        <w:ind w:left="360" w:hanging="360"/>
+      </w:pPr>
+      <w:r>
+        <w:rPr>
+          <w:rFonts w:ascii="Arial" w:cs="Arial" w:eastAsia="Arial" w:hAnsi="Arial"/>
+          <w:sz w:val="20"/>
+          <w:szCs w:val="20"/>
+        </w:rPr>
+        <w:t xml:space="preserve">Delete pages and sections (DELETE): PROJECT_LEAD only (canManageProject).</w:t>
+      </w:r>
+    </w:p>
+    <w:p>
+      <w:pPr>
+        <w:pStyle w:val="ListParagraph"/>
+        <w:numPr>
+          <w:ilvl w:val="0"/>
+          <w:numId w:val="2"/>
+        </w:numPr>
+        <w:spacing w:after="20" w:before="20"/>
+        <w:ind w:left="360" w:hanging="360"/>
+      </w:pPr>
+      <w:r>
+        <w:rPr>
+          <w:rFonts w:ascii="Arial" w:cs="Arial" w:eastAsia="Arial" w:hAnsi="Arial"/>
+          <w:sz w:val="20"/>
+          <w:szCs w:val="20"/>
+        </w:rPr>
+        <w:t xml:space="preserve">Toggle docspace visibility (PATCH /api/docs/[projectKey]): PROJECT_LEAD only — checked inline, not via resolveDocCtx.</w:t>
+      </w:r>
+    </w:p>
+    <w:p>
+      <w:pPr>
+        <w:pStyle w:val="Heading3"/>
+        <w:spacing w:after="60" w:before="160"/>
+        <w:outlineLvl w:val="2"/>
+      </w:pPr>
+      <w:r>
+        <w:rPr>
+          <w:rFonts w:ascii="Arial" w:cs="Arial" w:eastAsia="Arial" w:hAnsi="Arial"/>
+          <w:b/>
+          <w:bCs/>
+          <w:sz w:val="22"/>
+          <w:szCs w:val="22"/>
+        </w:rPr>
+        <w:t xml:space="preserve">Docs Module Test Coverage</w:t>
+      </w:r>
+    </w:p>
+    <w:p>
+      <w:pPr>
+        <w:pStyle w:val="ListParagraph"/>
+        <w:numPr>
+          <w:ilvl w:val="0"/>
+          <w:numId w:val="2"/>
+        </w:numPr>
+        <w:spacing w:after="20" w:before="20"/>
+        <w:ind w:left="360" w:hanging="360"/>
+      </w:pPr>
+      <w:r>
+        <w:rPr>
+          <w:rFonts w:ascii="Arial" w:cs="Arial" w:eastAsia="Arial" w:hAnsi="Arial"/>
+          <w:sz w:val="20"/>
+          <w:szCs w:val="20"/>
+        </w:rPr>
+        <w:t xml:space="preserve">src/__tests__/docs.test.ts — 54 Vitest unit tests (Phase 7 / JFDOCS-7).</w:t>
+      </w:r>
+    </w:p>
+    <w:p>
+      <w:pPr>
+        <w:pStyle w:val="ListParagraph"/>
+        <w:numPr>
+          <w:ilvl w:val="0"/>
+          <w:numId w:val="2"/>
+        </w:numPr>
+        <w:spacing w:after="20" w:before="20"/>
+        <w:ind w:left="360" w:hanging="360"/>
+      </w:pPr>
+      <w:r>
+        <w:rPr>
+          <w:rFonts w:ascii="Arial" w:cs="Arial" w:eastAsia="Arial" w:hAnsi="Arial"/>
+          <w:sz w:val="20"/>
+          <w:szCs w:val="20"/>
+        </w:rPr>
+        <w:t xml:space="preserve">Coverage: resolveDocCtx (5 cases), docspace GET/PATCH, pages GET/POST/PATCH/DELETE, sections GET/POST/PATCH/DELETE, search including HTML stripping, revisions GET.</w:t>
+      </w:r>
+    </w:p>
+    <w:p>
+      <w:pPr>
+        <w:pStyle w:val="ListParagraph"/>
+        <w:numPr>
+          <w:ilvl w:val="0"/>
+          <w:numId w:val="2"/>
+        </w:numPr>
+        <w:spacing w:after="20" w:before="20"/>
+        <w:ind w:left="360" w:hanging="360"/>
+      </w:pPr>
+      <w:r>
+        <w:rPr>
+          <w:rFonts w:ascii="Arial" w:cs="Arial" w:eastAsia="Arial" w:hAnsi="Arial"/>
+          <w:sz w:val="20"/>
+          <w:szCs w:val="20"/>
+        </w:rPr>
+        <w:t xml:space="preserve">Permission matrix verified for every write endpoint across PROJECT_LEAD, TEAM_MEMBER, VIEWER, and public non-member (role=null).</w:t>
       </w:r>
     </w:p>
     <w:p>
@@ -10016,7 +10464,7 @@
                 <w:sz w:val="18"/>
                 <w:szCs w:val="18"/>
               </w:rPr>
-              <w:t xml:space="preserve">Create / edit doc pages</w:t>
+              <w:t xml:space="preserve">Create / edit doc pages and sections</w:t>
             </w:r>
           </w:p>
         </w:tc>
@@ -10067,6 +10515,210 @@
                 <w:szCs w:val="18"/>
               </w:rPr>
               <w:t xml:space="preserve">Yes</w:t>
+            </w:r>
+          </w:p>
+        </w:tc>
+        <w:tc>
+          <w:tcPr>
+            <w:tcW w:type="dxa" w:w="1685"/>
+            <w:tcBorders>
+              <w:top w:val="single" w:color="BFBFBF" w:sz="4"/>
+              <w:left w:val="single" w:color="BFBFBF" w:sz="4"/>
+              <w:bottom w:val="single" w:color="BFBFBF" w:sz="4"/>
+              <w:right w:val="single" w:color="BFBFBF" w:sz="4"/>
+            </w:tcBorders>
+            <w:shd w:fill="FFFFFF" w:color="FFFFFF" w:val="clear"/>
+          </w:tcPr>
+          <w:p>
+            <w:pPr>
+              <w:spacing w:after="40" w:before="40"/>
+            </w:pPr>
+            <w:r>
+              <w:rPr>
+                <w:rFonts w:ascii="Arial" w:cs="Arial" w:eastAsia="Arial" w:hAnsi="Arial"/>
+                <w:sz w:val="18"/>
+                <w:szCs w:val="18"/>
+              </w:rPr>
+              <w:t xml:space="preserve">Yes</w:t>
+            </w:r>
+          </w:p>
+        </w:tc>
+      </w:tr>
+      <w:tr>
+        <w:tc>
+          <w:tcPr>
+            <w:tcW w:type="dxa" w:w="4306"/>
+            <w:tcBorders>
+              <w:top w:val="single" w:color="BFBFBF" w:sz="4"/>
+              <w:left w:val="single" w:color="BFBFBF" w:sz="4"/>
+              <w:bottom w:val="single" w:color="BFBFBF" w:sz="4"/>
+              <w:right w:val="single" w:color="BFBFBF" w:sz="4"/>
+            </w:tcBorders>
+            <w:shd w:fill="F2F2F2" w:color="F2F2F2" w:val="clear"/>
+          </w:tcPr>
+          <w:p>
+            <w:pPr>
+              <w:spacing w:after="40" w:before="40"/>
+            </w:pPr>
+            <w:r>
+              <w:rPr>
+                <w:rFonts w:ascii="Arial" w:cs="Arial" w:eastAsia="Arial" w:hAnsi="Arial"/>
+                <w:sz w:val="18"/>
+                <w:szCs w:val="18"/>
+              </w:rPr>
+              <w:t xml:space="preserve">Delete doc pages and sections</w:t>
+            </w:r>
+          </w:p>
+        </w:tc>
+        <w:tc>
+          <w:tcPr>
+            <w:tcW w:type="dxa" w:w="1685"/>
+            <w:tcBorders>
+              <w:top w:val="single" w:color="BFBFBF" w:sz="4"/>
+              <w:left w:val="single" w:color="BFBFBF" w:sz="4"/>
+              <w:bottom w:val="single" w:color="BFBFBF" w:sz="4"/>
+              <w:right w:val="single" w:color="BFBFBF" w:sz="4"/>
+            </w:tcBorders>
+            <w:shd w:fill="F2F2F2" w:color="F2F2F2" w:val="clear"/>
+          </w:tcPr>
+          <w:p>
+            <w:pPr>
+              <w:spacing w:after="40" w:before="40"/>
+            </w:pPr>
+            <w:r>
+              <w:rPr>
+                <w:rFonts w:ascii="Arial" w:cs="Arial" w:eastAsia="Arial" w:hAnsi="Arial"/>
+                <w:sz w:val="18"/>
+                <w:szCs w:val="18"/>
+              </w:rPr>
+              <w:t xml:space="preserve">No</w:t>
+            </w:r>
+          </w:p>
+        </w:tc>
+        <w:tc>
+          <w:tcPr>
+            <w:tcW w:type="dxa" w:w="1685"/>
+            <w:tcBorders>
+              <w:top w:val="single" w:color="BFBFBF" w:sz="4"/>
+              <w:left w:val="single" w:color="BFBFBF" w:sz="4"/>
+              <w:bottom w:val="single" w:color="BFBFBF" w:sz="4"/>
+              <w:right w:val="single" w:color="BFBFBF" w:sz="4"/>
+            </w:tcBorders>
+            <w:shd w:fill="F2F2F2" w:color="F2F2F2" w:val="clear"/>
+          </w:tcPr>
+          <w:p>
+            <w:pPr>
+              <w:spacing w:after="40" w:before="40"/>
+            </w:pPr>
+            <w:r>
+              <w:rPr>
+                <w:rFonts w:ascii="Arial" w:cs="Arial" w:eastAsia="Arial" w:hAnsi="Arial"/>
+                <w:sz w:val="18"/>
+                <w:szCs w:val="18"/>
+              </w:rPr>
+              <w:t xml:space="preserve">No</w:t>
+            </w:r>
+          </w:p>
+        </w:tc>
+        <w:tc>
+          <w:tcPr>
+            <w:tcW w:type="dxa" w:w="1685"/>
+            <w:tcBorders>
+              <w:top w:val="single" w:color="BFBFBF" w:sz="4"/>
+              <w:left w:val="single" w:color="BFBFBF" w:sz="4"/>
+              <w:bottom w:val="single" w:color="BFBFBF" w:sz="4"/>
+              <w:right w:val="single" w:color="BFBFBF" w:sz="4"/>
+            </w:tcBorders>
+            <w:shd w:fill="F2F2F2" w:color="F2F2F2" w:val="clear"/>
+          </w:tcPr>
+          <w:p>
+            <w:pPr>
+              <w:spacing w:after="40" w:before="40"/>
+            </w:pPr>
+            <w:r>
+              <w:rPr>
+                <w:rFonts w:ascii="Arial" w:cs="Arial" w:eastAsia="Arial" w:hAnsi="Arial"/>
+                <w:sz w:val="18"/>
+                <w:szCs w:val="18"/>
+              </w:rPr>
+              <w:t xml:space="preserve">Yes</w:t>
+            </w:r>
+          </w:p>
+        </w:tc>
+      </w:tr>
+      <w:tr>
+        <w:tc>
+          <w:tcPr>
+            <w:tcW w:type="dxa" w:w="4306"/>
+            <w:tcBorders>
+              <w:top w:val="single" w:color="BFBFBF" w:sz="4"/>
+              <w:left w:val="single" w:color="BFBFBF" w:sz="4"/>
+              <w:bottom w:val="single" w:color="BFBFBF" w:sz="4"/>
+              <w:right w:val="single" w:color="BFBFBF" w:sz="4"/>
+            </w:tcBorders>
+            <w:shd w:fill="FFFFFF" w:color="FFFFFF" w:val="clear"/>
+          </w:tcPr>
+          <w:p>
+            <w:pPr>
+              <w:spacing w:after="40" w:before="40"/>
+            </w:pPr>
+            <w:r>
+              <w:rPr>
+                <w:rFonts w:ascii="Arial" w:cs="Arial" w:eastAsia="Arial" w:hAnsi="Arial"/>
+                <w:sz w:val="18"/>
+                <w:szCs w:val="18"/>
+              </w:rPr>
+              <w:t xml:space="preserve">Toggle docspace visibility (isPublic)</w:t>
+            </w:r>
+          </w:p>
+        </w:tc>
+        <w:tc>
+          <w:tcPr>
+            <w:tcW w:type="dxa" w:w="1685"/>
+            <w:tcBorders>
+              <w:top w:val="single" w:color="BFBFBF" w:sz="4"/>
+              <w:left w:val="single" w:color="BFBFBF" w:sz="4"/>
+              <w:bottom w:val="single" w:color="BFBFBF" w:sz="4"/>
+              <w:right w:val="single" w:color="BFBFBF" w:sz="4"/>
+            </w:tcBorders>
+            <w:shd w:fill="FFFFFF" w:color="FFFFFF" w:val="clear"/>
+          </w:tcPr>
+          <w:p>
+            <w:pPr>
+              <w:spacing w:after="40" w:before="40"/>
+            </w:pPr>
+            <w:r>
+              <w:rPr>
+                <w:rFonts w:ascii="Arial" w:cs="Arial" w:eastAsia="Arial" w:hAnsi="Arial"/>
+                <w:sz w:val="18"/>
+                <w:szCs w:val="18"/>
+              </w:rPr>
+              <w:t xml:space="preserve">No</w:t>
+            </w:r>
+          </w:p>
+        </w:tc>
+        <w:tc>
+          <w:tcPr>
+            <w:tcW w:type="dxa" w:w="1685"/>
+            <w:tcBorders>
+              <w:top w:val="single" w:color="BFBFBF" w:sz="4"/>
+              <w:left w:val="single" w:color="BFBFBF" w:sz="4"/>
+              <w:bottom w:val="single" w:color="BFBFBF" w:sz="4"/>
+              <w:right w:val="single" w:color="BFBFBF" w:sz="4"/>
+            </w:tcBorders>
+            <w:shd w:fill="FFFFFF" w:color="FFFFFF" w:val="clear"/>
+          </w:tcPr>
+          <w:p>
+            <w:pPr>
+              <w:spacing w:after="40" w:before="40"/>
+            </w:pPr>
+            <w:r>
+              <w:rPr>
+                <w:rFonts w:ascii="Arial" w:cs="Arial" w:eastAsia="Arial" w:hAnsi="Arial"/>
+                <w:sz w:val="18"/>
+                <w:szCs w:val="18"/>
+              </w:rPr>
+              <w:t xml:space="preserve">No</w:t>
             </w:r>
           </w:p>
         </w:tc>
@@ -11964,25 +12616,6 @@
           <w:szCs w:val="20"/>
         </w:rPr>
         <w:t xml:space="preserve">Subscription billing (Stripe — Subscription model already in schema)</w:t>
-      </w:r>
-    </w:p>
-    <w:p>
-      <w:pPr>
-        <w:pStyle w:val="ListParagraph"/>
-        <w:numPr>
-          <w:ilvl w:val="0"/>
-          <w:numId w:val="2"/>
-        </w:numPr>
-        <w:spacing w:after="20" w:before="20"/>
-        <w:ind w:left="360" w:hanging="360"/>
-      </w:pPr>
-      <w:r>
-        <w:rPr>
-          <w:rFonts w:ascii="Arial" w:cs="Arial" w:eastAsia="Arial" w:hAnsi="Arial"/>
-          <w:sz w:val="20"/>
-          <w:szCs w:val="20"/>
-        </w:rPr>
-        <w:t xml:space="preserve">DocSpace public visibility toggle (isPublic field already in schema)</w:t>
       </w:r>
     </w:p>
     <w:p>

--- a/.context-docs/JedForge-FunctionalSpec-v2.0.docx
+++ b/.context-docs/JedForge-FunctionalSpec-v2.0.docx
@@ -741,6 +741,25 @@
           <w:szCs w:val="20"/>
         </w:rPr>
         <w:t xml:space="preserve">SSE status updated — still planned, not yet implemented</w:t>
+      </w:r>
+    </w:p>
+    <w:p>
+      <w:pPr>
+        <w:pStyle w:val="ListParagraph"/>
+        <w:numPr>
+          <w:ilvl w:val="0"/>
+          <w:numId w:val="2"/>
+        </w:numPr>
+        <w:spacing w:after="20" w:before="20"/>
+        <w:ind w:left="360" w:hanging="360"/>
+      </w:pPr>
+      <w:r>
+        <w:rPr>
+          <w:rFonts w:ascii="Arial" w:cs="Arial" w:eastAsia="Arial" w:hAnsi="Arial"/>
+          <w:sz w:val="20"/>
+          <w:szCs w:val="20"/>
+        </w:rPr>
+        <w:t xml:space="preserve">JFR-107 housekeeping pass: Archive→isClosed terminology corrected, IssueStatus enum replaced with ProjectStatus/StatusCategory throughout, session invalidation (sessionVersion) documented, Custom Fields documented, dead Board/Column models removed from the schema and this spec</w:t>
       </w:r>
     </w:p>
     <w:p>
@@ -2626,6 +2645,127 @@
     </w:p>
     <w:p>
       <w:pPr>
+        <w:pStyle w:val="Heading3"/>
+        <w:spacing w:after="60" w:before="160"/>
+        <w:outlineLvl w:val="2"/>
+      </w:pPr>
+      <w:r>
+        <w:rPr>
+          <w:rFonts w:ascii="Arial" w:cs="Arial" w:eastAsia="Arial" w:hAnsi="Arial"/>
+          <w:b/>
+          <w:bCs/>
+          <w:sz w:val="22"/>
+          <w:szCs w:val="22"/>
+        </w:rPr>
+        <w:t xml:space="preserve">Session Invalidation</w:t>
+      </w:r>
+    </w:p>
+    <w:p>
+      <w:pPr>
+        <w:pStyle w:val="ListParagraph"/>
+        <w:numPr>
+          <w:ilvl w:val="0"/>
+          <w:numId w:val="2"/>
+        </w:numPr>
+        <w:spacing w:after="20" w:before="20"/>
+        <w:ind w:left="360" w:hanging="360"/>
+      </w:pPr>
+      <w:r>
+        <w:rPr>
+          <w:rFonts w:ascii="Arial" w:cs="Arial" w:eastAsia="Arial" w:hAnsi="Arial"/>
+          <w:sz w:val="20"/>
+          <w:szCs w:val="20"/>
+        </w:rPr>
+        <w:t xml:space="preserve">User.sessionVersion (Int, default 1) is a monotonically increasing counter checked on every auth() call.</w:t>
+      </w:r>
+    </w:p>
+    <w:p>
+      <w:pPr>
+        <w:pStyle w:val="ListParagraph"/>
+        <w:numPr>
+          <w:ilvl w:val="0"/>
+          <w:numId w:val="2"/>
+        </w:numPr>
+        <w:spacing w:after="20" w:before="20"/>
+        <w:ind w:left="360" w:hanging="360"/>
+      </w:pPr>
+      <w:r>
+        <w:rPr>
+          <w:rFonts w:ascii="Arial" w:cs="Arial" w:eastAsia="Arial" w:hAnsi="Arial"/>
+          <w:sz w:val="20"/>
+          <w:szCs w:val="20"/>
+        </w:rPr>
+        <w:t xml:space="preserve">The JWT callback fetches the current DB value each request and sets token.invalidated = true if it no longer matches the token — getCurrentUser() then returns null, so requireAuth/requireAdmin and page-layout guards treat the session as logged out on its next request.</w:t>
+      </w:r>
+    </w:p>
+    <w:p>
+      <w:pPr>
+        <w:pStyle w:val="ListParagraph"/>
+        <w:numPr>
+          <w:ilvl w:val="0"/>
+          <w:numId w:val="2"/>
+        </w:numPr>
+        <w:spacing w:after="20" w:before="20"/>
+        <w:ind w:left="360" w:hanging="360"/>
+      </w:pPr>
+      <w:r>
+        <w:rPr>
+          <w:rFonts w:ascii="Arial" w:cs="Arial" w:eastAsia="Arial" w:hAnsi="Arial"/>
+          <w:sz w:val="20"/>
+          <w:szCs w:val="20"/>
+        </w:rPr>
+        <w:t xml:space="preserve">Three events bump the counter: adminResetUserPassword, adminUpdateUser (role changes only), and self-service changePassword.</w:t>
+      </w:r>
+    </w:p>
+    <w:p>
+      <w:pPr>
+        <w:pStyle w:val="ListParagraph"/>
+        <w:numPr>
+          <w:ilvl w:val="0"/>
+          <w:numId w:val="2"/>
+        </w:numPr>
+        <w:spacing w:after="20" w:before="20"/>
+        <w:ind w:left="360" w:hanging="360"/>
+      </w:pPr>
+      <w:r>
+        <w:rPr>
+          <w:rFonts w:ascii="Arial" w:cs="Arial" w:eastAsia="Arial" w:hAnsi="Arial"/>
+          <w:sz w:val="20"/>
+          <w:szCs w:val="20"/>
+        </w:rPr>
+        <w:t xml:space="preserve">After a self-service password change, the client calls session.update(), which re-arms the active browser’s token by syncing its version forward — keeping that session logged in while all other sessions for the user are invalidated.</w:t>
+      </w:r>
+    </w:p>
+    <w:p>
+      <w:pPr>
+        <w:spacing w:after="60" w:before="60"/>
+        <w:ind w:left="360"/>
+      </w:pPr>
+      <w:r>
+        <w:rPr>
+          <w:rFonts w:ascii="Arial" w:cs="Arial" w:eastAsia="Arial" w:hAnsi="Arial"/>
+          <w:b/>
+          <w:bCs/>
+          <w:color w:val="C55A11"/>
+          <w:sz w:val="18"/>
+          <w:szCs w:val="18"/>
+        </w:rPr>
+        <w:t xml:space="preserve">⚠ Note: </w:t>
+      </w:r>
+      <w:r>
+        <w:rPr>
+          <w:rFonts w:ascii="Arial" w:cs="Arial" w:eastAsia="Arial" w:hAnsi="Arial"/>
+          <w:i/>
+          <w:iCs/>
+          <w:color w:val="595959"/>
+          <w:sz w:val="18"/>
+          <w:szCs w:val="18"/>
+        </w:rPr>
+        <w:t xml:space="preserve">Invalidation is enforced at the server-component/server-action layer, not at Edge middleware — Prisma cannot run in the Edge runtime. An invalidated session still passes the middleware’s auth check but is caught by getCurrentUser() on the first subsequent server call.</w:t>
+      </w:r>
+    </w:p>
+    <w:p>
+      <w:pPr>
         <w:pStyle w:val="Heading2"/>
         <w:spacing w:after="80" w:before="200"/>
         <w:outlineLvl w:val="1"/>
@@ -2731,7 +2871,7 @@
           <w:sz w:val="20"/>
           <w:szCs w:val="20"/>
         </w:rPr>
-        <w:t xml:space="preserve">Status — fixed 4-value enum: TODO, IN_PROGRESS, IN_REVIEW, DONE</w:t>
+        <w:t xml:space="preserve">Status — FK to a ProjectStatus row (per-project, admin-configurable name/position; each status carries a StatusCategory of TODO | IN_PROGRESS | DONE for board-column grouping)</w:t>
       </w:r>
     </w:p>
     <w:p>
@@ -3027,6 +3167,98 @@
           <w:szCs w:val="20"/>
         </w:rPr>
         <w:t xml:space="preserve">Every field change on an issue is recorded as an ActivityLog entry with action, field, oldValue, newValue, userId, and timestamp. The activity feed is visible on the issue detail view.</w:t>
+      </w:r>
+    </w:p>
+    <w:p>
+      <w:pPr>
+        <w:pStyle w:val="Heading3"/>
+        <w:spacing w:after="60" w:before="160"/>
+        <w:outlineLvl w:val="2"/>
+      </w:pPr>
+      <w:r>
+        <w:rPr>
+          <w:rFonts w:ascii="Arial" w:cs="Arial" w:eastAsia="Arial" w:hAnsi="Arial"/>
+          <w:b/>
+          <w:bCs/>
+          <w:sz w:val="22"/>
+          <w:szCs w:val="22"/>
+        </w:rPr>
+        <w:t xml:space="preserve">Custom Fields</w:t>
+      </w:r>
+    </w:p>
+    <w:p>
+      <w:pPr>
+        <w:spacing w:after="40" w:before="40"/>
+        <w:jc w:val="left"/>
+      </w:pPr>
+      <w:r>
+        <w:rPr>
+          <w:rFonts w:ascii="Arial" w:cs="Arial" w:eastAsia="Arial" w:hAnsi="Arial"/>
+          <w:b w:val="false"/>
+          <w:bCs w:val="false"/>
+          <w:i w:val="false"/>
+          <w:iCs w:val="false"/>
+          <w:sz w:val="20"/>
+          <w:szCs w:val="20"/>
+        </w:rPr>
+        <w:t xml:space="preserve">Organizations can define custom fields (CustomField model) scoped at the org level, then restrict which projects expose each field via CustomFieldProject.</w:t>
+      </w:r>
+    </w:p>
+    <w:p>
+      <w:pPr>
+        <w:pStyle w:val="ListParagraph"/>
+        <w:numPr>
+          <w:ilvl w:val="0"/>
+          <w:numId w:val="2"/>
+        </w:numPr>
+        <w:spacing w:after="20" w:before="20"/>
+        <w:ind w:left="360" w:hanging="360"/>
+      </w:pPr>
+      <w:r>
+        <w:rPr>
+          <w:rFonts w:ascii="Arial" w:cs="Arial" w:eastAsia="Arial" w:hAnsi="Arial"/>
+          <w:sz w:val="20"/>
+          <w:szCs w:val="20"/>
+        </w:rPr>
+        <w:t xml:space="preserve">Field types (CustomFieldType): text, number, date, boolean, single-select, and multi-select.</w:t>
+      </w:r>
+    </w:p>
+    <w:p>
+      <w:pPr>
+        <w:pStyle w:val="ListParagraph"/>
+        <w:numPr>
+          <w:ilvl w:val="0"/>
+          <w:numId w:val="2"/>
+        </w:numPr>
+        <w:spacing w:after="20" w:before="20"/>
+        <w:ind w:left="360" w:hanging="360"/>
+      </w:pPr>
+      <w:r>
+        <w:rPr>
+          <w:rFonts w:ascii="Arial" w:cs="Arial" w:eastAsia="Arial" w:hAnsi="Arial"/>
+          <w:sz w:val="20"/>
+          <w:szCs w:val="20"/>
+        </w:rPr>
+        <w:t xml:space="preserve">CustomFieldValue stores one typed value per (customField, issue) pair — textValue, numberValue, dateValue, boolValue, selectValue, or multiValues[] depending on the field type.</w:t>
+      </w:r>
+    </w:p>
+    <w:p>
+      <w:pPr>
+        <w:pStyle w:val="ListParagraph"/>
+        <w:numPr>
+          <w:ilvl w:val="0"/>
+          <w:numId w:val="2"/>
+        </w:numPr>
+        <w:spacing w:after="20" w:before="20"/>
+        <w:ind w:left="360" w:hanging="360"/>
+      </w:pPr>
+      <w:r>
+        <w:rPr>
+          <w:rFonts w:ascii="Arial" w:cs="Arial" w:eastAsia="Arial" w:hAnsi="Arial"/>
+          <w:sz w:val="20"/>
+          <w:szCs w:val="20"/>
+        </w:rPr>
+        <w:t xml:space="preserve">Custom fields render on the issue detail view alongside built-in fields once a project opts in via CustomFieldProject.</w:t>
       </w:r>
     </w:p>
     <w:p>
@@ -3063,7 +3295,7 @@
           <w:sz w:val="20"/>
           <w:szCs w:val="20"/>
         </w:rPr>
-        <w:t xml:space="preserve">Issues are displayed as cards within status columns (one column per IssueStatus value).</w:t>
+        <w:t xml:space="preserve">Issues are displayed as cards within status columns (one column per ProjectStatus row, ordered by category then position).</w:t>
       </w:r>
     </w:p>
     <w:p>
@@ -3101,6 +3333,25 @@
           <w:sz w:val="20"/>
           <w:szCs w:val="20"/>
         </w:rPr>
+        <w:t xml:space="preserve">Statuses themselves are admin-configurable per project (BoardSettings.tsx): add, rename, delete, and reorder ProjectStatus rows within a StatusCategory.</w:t>
+      </w:r>
+    </w:p>
+    <w:p>
+      <w:pPr>
+        <w:pStyle w:val="ListParagraph"/>
+        <w:numPr>
+          <w:ilvl w:val="0"/>
+          <w:numId w:val="2"/>
+        </w:numPr>
+        <w:spacing w:after="20" w:before="20"/>
+        <w:ind w:left="360" w:hanging="360"/>
+      </w:pPr>
+      <w:r>
+        <w:rPr>
+          <w:rFonts w:ascii="Arial" w:cs="Arial" w:eastAsia="Arial" w:hAnsi="Arial"/>
+          <w:sz w:val="20"/>
+          <w:szCs w:val="20"/>
+        </w:rPr>
         <w:t xml:space="preserve">Drag-and-drop is implemented with @dnd-kit (core + sortable packages).</w:t>
       </w:r>
     </w:p>
@@ -3140,25 +3391,6 @@
           <w:szCs w:val="20"/>
         </w:rPr>
         <w:t xml:space="preserve">Board updates fall back to polling (AutoRefresh component, 3-minute interval) for changes made by other users.</w:t>
-      </w:r>
-    </w:p>
-    <w:p>
-      <w:pPr>
-        <w:pStyle w:val="ListParagraph"/>
-        <w:numPr>
-          <w:ilvl w:val="0"/>
-          <w:numId w:val="2"/>
-        </w:numPr>
-        <w:spacing w:after="20" w:before="20"/>
-        <w:ind w:left="360" w:hanging="360"/>
-      </w:pPr>
-      <w:r>
-        <w:rPr>
-          <w:rFonts w:ascii="Arial" w:cs="Arial" w:eastAsia="Arial" w:hAnsi="Arial"/>
-          <w:sz w:val="20"/>
-          <w:szCs w:val="20"/>
-        </w:rPr>
-        <w:t xml:space="preserve">Board and Column models exist in the schema for a future custom workflow system but are not yet wired to the Kanban renderer.</w:t>
       </w:r>
     </w:p>
     <w:p>
@@ -5531,7 +5763,7 @@
           <w:sz w:val="20"/>
           <w:szCs w:val="20"/>
         </w:rPr>
-        <w:t xml:space="preserve">Projects can be archived.</w:t>
+        <w:t xml:space="preserve">Projects can be closed by an Admin (isClosed) — the only deactivation mechanism; there is no separate Archive concept. Closed projects drop off the main Projects page, Dashboard, and closed-project URLs redirect non-admins, except the Docs module which remains accessible.</w:t>
       </w:r>
     </w:p>
     <w:p>
@@ -6228,7 +6460,7 @@
                 <w:sz w:val="18"/>
                 <w:szCs w:val="18"/>
               </w:rPr>
-              <w:t xml:space="preserve">id, name, key (unique), orgId, isPrivate, isArchived</w:t>
+              <w:t xml:space="preserve">id, name, key (unique), orgId, isPrivate, isClosed</w:t>
             </w:r>
           </w:p>
         </w:tc>
@@ -6253,7 +6485,7 @@
                 <w:sz w:val="18"/>
                 <w:szCs w:val="18"/>
               </w:rPr>
-              <w:t xml:space="preserve">Belongs to one Organization</w:t>
+              <w:t xml:space="preserve">Belongs to one Organization. isClosed: admin-only close/reopen — there is no Archive concept.</w:t>
             </w:r>
           </w:p>
         </w:tc>
@@ -6382,7 +6614,7 @@
                 <w:sz w:val="18"/>
                 <w:szCs w:val="18"/>
               </w:rPr>
-              <w:t xml:space="preserve">id, key (unique), title, description, status, priority, type, assigneeId, reporterId, parentId, position, labels[], dueDate</w:t>
+              <w:t xml:space="preserve">id, key (unique), title, description, statusId, priority, type, assigneeId, reporterId, parentId, position, labels[], dueDate</w:t>
             </w:r>
           </w:p>
         </w:tc>
@@ -6407,7 +6639,7 @@
                 <w:sz w:val="18"/>
                 <w:szCs w:val="18"/>
               </w:rPr>
-              <w:t xml:space="preserve">status: IssueStatus enum. priority: IssuePriority enum. type: IssueType enum.</w:t>
+              <w:t xml:space="preserve">statusId: FK to ProjectStatus. priority: IssuePriority enum. type: IssueType enum.</w:t>
             </w:r>
           </w:p>
         </w:tc>
@@ -6434,7 +6666,7 @@
                 <w:sz w:val="18"/>
                 <w:szCs w:val="18"/>
               </w:rPr>
-              <w:t xml:space="preserve">Comment</w:t>
+              <w:t xml:space="preserve">ProjectStatus</w:t>
             </w:r>
           </w:p>
         </w:tc>
@@ -6459,7 +6691,7 @@
                 <w:sz w:val="18"/>
                 <w:szCs w:val="18"/>
               </w:rPr>
-              <w:t xml:space="preserve">id, issueId, authorId, body, createdAt, updatedAt</w:t>
+              <w:t xml:space="preserve">id, projectId, name, category (StatusCategory), position, isDefault</w:t>
             </w:r>
           </w:p>
         </w:tc>
@@ -6484,7 +6716,7 @@
                 <w:sz w:val="18"/>
                 <w:szCs w:val="18"/>
               </w:rPr>
-              <w:t xml:space="preserve">TipTap HTML in body field</w:t>
+              <w:t xml:space="preserve">Per-project, admin-configurable Kanban column. Replaces the old fixed IssueStatus enum. Unique (projectId, name).</w:t>
             </w:r>
           </w:p>
         </w:tc>
@@ -6511,7 +6743,7 @@
                 <w:sz w:val="18"/>
                 <w:szCs w:val="18"/>
               </w:rPr>
-              <w:t xml:space="preserve">ActivityLog</w:t>
+              <w:t xml:space="preserve">Comment</w:t>
             </w:r>
           </w:p>
         </w:tc>
@@ -6536,7 +6768,7 @@
                 <w:sz w:val="18"/>
                 <w:szCs w:val="18"/>
               </w:rPr>
-              <w:t xml:space="preserve">id, issueId, userId, action, field, oldValue, newValue</w:t>
+              <w:t xml:space="preserve">id, issueId, authorId, body, createdAt, updatedAt</w:t>
             </w:r>
           </w:p>
         </w:tc>
@@ -6561,7 +6793,7 @@
                 <w:sz w:val="18"/>
                 <w:szCs w:val="18"/>
               </w:rPr>
-              <w:t xml:space="preserve">Append-only audit trail per issue</w:t>
+              <w:t xml:space="preserve">TipTap HTML in body field</w:t>
             </w:r>
           </w:p>
         </w:tc>
@@ -6588,7 +6820,7 @@
                 <w:sz w:val="18"/>
                 <w:szCs w:val="18"/>
               </w:rPr>
-              <w:t xml:space="preserve">Attachment</w:t>
+              <w:t xml:space="preserve">ActivityLog</w:t>
             </w:r>
           </w:p>
         </w:tc>
@@ -6613,7 +6845,7 @@
                 <w:sz w:val="18"/>
                 <w:szCs w:val="18"/>
               </w:rPr>
-              <w:t xml:space="preserve">id, issueId, uploaderId, fileName, fileKey, fileSize, mimeType</w:t>
+              <w:t xml:space="preserve">id, issueId, userId, action, field, oldValue, newValue</w:t>
             </w:r>
           </w:p>
         </w:tc>
@@ -6638,7 +6870,7 @@
                 <w:sz w:val="18"/>
                 <w:szCs w:val="18"/>
               </w:rPr>
-              <w:t xml:space="preserve">S3 fileKey; download via presigned URL</w:t>
+              <w:t xml:space="preserve">Append-only audit trail per issue</w:t>
             </w:r>
           </w:p>
         </w:tc>
@@ -6665,7 +6897,7 @@
                 <w:sz w:val="18"/>
                 <w:szCs w:val="18"/>
               </w:rPr>
-              <w:t xml:space="preserve">SavedFilter</w:t>
+              <w:t xml:space="preserve">Attachment</w:t>
             </w:r>
           </w:p>
         </w:tc>
@@ -6690,7 +6922,7 @@
                 <w:sz w:val="18"/>
                 <w:szCs w:val="18"/>
               </w:rPr>
-              <w:t xml:space="preserve">id, userId, name, query, isGlobal</w:t>
+              <w:t xml:space="preserve">id, issueId, uploaderId, fileName, fileKey, fileSize, mimeType</w:t>
             </w:r>
           </w:p>
         </w:tc>
@@ -6715,7 +6947,7 @@
                 <w:sz w:val="18"/>
                 <w:szCs w:val="18"/>
               </w:rPr>
-              <w:t xml:space="preserve">FQL query string; isGlobal shares with all project users</w:t>
+              <w:t xml:space="preserve">S3 fileKey; download via presigned URL</w:t>
             </w:r>
           </w:p>
         </w:tc>
@@ -6742,7 +6974,7 @@
                 <w:sz w:val="18"/>
                 <w:szCs w:val="18"/>
               </w:rPr>
-              <w:t xml:space="preserve">Notification</w:t>
+              <w:t xml:space="preserve">SavedFilter</w:t>
             </w:r>
           </w:p>
         </w:tc>
@@ -6767,7 +6999,7 @@
                 <w:sz w:val="18"/>
                 <w:szCs w:val="18"/>
               </w:rPr>
-              <w:t xml:space="preserve">id, type (NotificationType), message, userId, issueId, read</w:t>
+              <w:t xml:space="preserve">id, userId, name, query, isGlobal</w:t>
             </w:r>
           </w:p>
         </w:tc>
@@ -6792,7 +7024,7 @@
                 <w:sz w:val="18"/>
                 <w:szCs w:val="18"/>
               </w:rPr>
-              <w:t xml:space="preserve">Types: ISSUE_ASSIGNED | COMMENT_ADDED | STATUS_CHANGED | MENTION</w:t>
+              <w:t xml:space="preserve">FQL query string; isGlobal shares with all project users</w:t>
             </w:r>
           </w:p>
         </w:tc>
@@ -6819,7 +7051,7 @@
                 <w:sz w:val="18"/>
                 <w:szCs w:val="18"/>
               </w:rPr>
-              <w:t xml:space="preserve">Board</w:t>
+              <w:t xml:space="preserve">Notification</w:t>
             </w:r>
           </w:p>
         </w:tc>
@@ -6844,7 +7076,7 @@
                 <w:sz w:val="18"/>
                 <w:szCs w:val="18"/>
               </w:rPr>
-              <w:t xml:space="preserve">id, projectId, name</w:t>
+              <w:t xml:space="preserve">id, type (NotificationType), message, userId, issueId, read</w:t>
             </w:r>
           </w:p>
         </w:tc>
@@ -6869,7 +7101,7 @@
                 <w:sz w:val="18"/>
                 <w:szCs w:val="18"/>
               </w:rPr>
-              <w:t xml:space="preserve">Exists for future custom workflow system; not yet wired to Kanban renderer</w:t>
+              <w:t xml:space="preserve">Types: ISSUE_ASSIGNED | COMMENT_ADDED | STATUS_CHANGED | MENTION</w:t>
             </w:r>
           </w:p>
         </w:tc>
@@ -6896,7 +7128,7 @@
                 <w:sz w:val="18"/>
                 <w:szCs w:val="18"/>
               </w:rPr>
-              <w:t xml:space="preserve">Column</w:t>
+              <w:t xml:space="preserve">CustomField</w:t>
             </w:r>
           </w:p>
         </w:tc>
@@ -6921,7 +7153,7 @@
                 <w:sz w:val="18"/>
                 <w:szCs w:val="18"/>
               </w:rPr>
-              <w:t xml:space="preserve">id, boardId, name, position, color</w:t>
+              <w:t xml:space="preserve">id, orgId, name, type (CustomFieldType), options[], position</w:t>
             </w:r>
           </w:p>
         </w:tc>
@@ -6946,7 +7178,161 @@
                 <w:sz w:val="18"/>
                 <w:szCs w:val="18"/>
               </w:rPr>
-              <w:t xml:space="preserve">Child of Board</w:t>
+              <w:t xml:space="preserve">Org-scoped field definition. Unique (orgId, name).</w:t>
+            </w:r>
+          </w:p>
+        </w:tc>
+      </w:tr>
+      <w:tr>
+        <w:tc>
+          <w:tcPr>
+            <w:tcW w:type="dxa" w:w="1404"/>
+            <w:tcBorders>
+              <w:top w:val="single" w:color="BFBFBF" w:sz="4"/>
+              <w:left w:val="single" w:color="BFBFBF" w:sz="4"/>
+              <w:bottom w:val="single" w:color="BFBFBF" w:sz="4"/>
+              <w:right w:val="single" w:color="BFBFBF" w:sz="4"/>
+            </w:tcBorders>
+            <w:shd w:fill="F2F2F2" w:color="F2F2F2" w:val="clear"/>
+          </w:tcPr>
+          <w:p>
+            <w:pPr>
+              <w:spacing w:after="40" w:before="40"/>
+            </w:pPr>
+            <w:r>
+              <w:rPr>
+                <w:rFonts w:ascii="Arial" w:cs="Arial" w:eastAsia="Arial" w:hAnsi="Arial"/>
+                <w:sz w:val="18"/>
+                <w:szCs w:val="18"/>
+              </w:rPr>
+              <w:t xml:space="preserve">CustomFieldProject</w:t>
+            </w:r>
+          </w:p>
+        </w:tc>
+        <w:tc>
+          <w:tcPr>
+            <w:tcW w:type="dxa" w:w="2808"/>
+            <w:tcBorders>
+              <w:top w:val="single" w:color="BFBFBF" w:sz="4"/>
+              <w:left w:val="single" w:color="BFBFBF" w:sz="4"/>
+              <w:bottom w:val="single" w:color="BFBFBF" w:sz="4"/>
+              <w:right w:val="single" w:color="BFBFBF" w:sz="4"/>
+            </w:tcBorders>
+            <w:shd w:fill="F2F2F2" w:color="F2F2F2" w:val="clear"/>
+          </w:tcPr>
+          <w:p>
+            <w:pPr>
+              <w:spacing w:after="40" w:before="40"/>
+            </w:pPr>
+            <w:r>
+              <w:rPr>
+                <w:rFonts w:ascii="Arial" w:cs="Arial" w:eastAsia="Arial" w:hAnsi="Arial"/>
+                <w:sz w:val="18"/>
+                <w:szCs w:val="18"/>
+              </w:rPr>
+              <w:t xml:space="preserve">id, customFieldId, projectId</w:t>
+            </w:r>
+          </w:p>
+        </w:tc>
+        <w:tc>
+          <w:tcPr>
+            <w:tcW w:type="dxa" w:w="5148"/>
+            <w:tcBorders>
+              <w:top w:val="single" w:color="BFBFBF" w:sz="4"/>
+              <w:left w:val="single" w:color="BFBFBF" w:sz="4"/>
+              <w:bottom w:val="single" w:color="BFBFBF" w:sz="4"/>
+              <w:right w:val="single" w:color="BFBFBF" w:sz="4"/>
+            </w:tcBorders>
+            <w:shd w:fill="F2F2F2" w:color="F2F2F2" w:val="clear"/>
+          </w:tcPr>
+          <w:p>
+            <w:pPr>
+              <w:spacing w:after="40" w:before="40"/>
+            </w:pPr>
+            <w:r>
+              <w:rPr>
+                <w:rFonts w:ascii="Arial" w:cs="Arial" w:eastAsia="Arial" w:hAnsi="Arial"/>
+                <w:sz w:val="18"/>
+                <w:szCs w:val="18"/>
+              </w:rPr>
+              <w:t xml:space="preserve">Junction table — restricts which projects expose a CustomField. Unique (customFieldId, projectId).</w:t>
+            </w:r>
+          </w:p>
+        </w:tc>
+      </w:tr>
+      <w:tr>
+        <w:tc>
+          <w:tcPr>
+            <w:tcW w:type="dxa" w:w="1404"/>
+            <w:tcBorders>
+              <w:top w:val="single" w:color="BFBFBF" w:sz="4"/>
+              <w:left w:val="single" w:color="BFBFBF" w:sz="4"/>
+              <w:bottom w:val="single" w:color="BFBFBF" w:sz="4"/>
+              <w:right w:val="single" w:color="BFBFBF" w:sz="4"/>
+            </w:tcBorders>
+            <w:shd w:fill="FFFFFF" w:color="FFFFFF" w:val="clear"/>
+          </w:tcPr>
+          <w:p>
+            <w:pPr>
+              <w:spacing w:after="40" w:before="40"/>
+            </w:pPr>
+            <w:r>
+              <w:rPr>
+                <w:rFonts w:ascii="Arial" w:cs="Arial" w:eastAsia="Arial" w:hAnsi="Arial"/>
+                <w:sz w:val="18"/>
+                <w:szCs w:val="18"/>
+              </w:rPr>
+              <w:t xml:space="preserve">CustomFieldValue</w:t>
+            </w:r>
+          </w:p>
+        </w:tc>
+        <w:tc>
+          <w:tcPr>
+            <w:tcW w:type="dxa" w:w="2808"/>
+            <w:tcBorders>
+              <w:top w:val="single" w:color="BFBFBF" w:sz="4"/>
+              <w:left w:val="single" w:color="BFBFBF" w:sz="4"/>
+              <w:bottom w:val="single" w:color="BFBFBF" w:sz="4"/>
+              <w:right w:val="single" w:color="BFBFBF" w:sz="4"/>
+            </w:tcBorders>
+            <w:shd w:fill="FFFFFF" w:color="FFFFFF" w:val="clear"/>
+          </w:tcPr>
+          <w:p>
+            <w:pPr>
+              <w:spacing w:after="40" w:before="40"/>
+            </w:pPr>
+            <w:r>
+              <w:rPr>
+                <w:rFonts w:ascii="Arial" w:cs="Arial" w:eastAsia="Arial" w:hAnsi="Arial"/>
+                <w:sz w:val="18"/>
+                <w:szCs w:val="18"/>
+              </w:rPr>
+              <w:t xml:space="preserve">id, customFieldId, issueId, textValue, numberValue, dateValue, boolValue, selectValue, multiValues[]</w:t>
+            </w:r>
+          </w:p>
+        </w:tc>
+        <w:tc>
+          <w:tcPr>
+            <w:tcW w:type="dxa" w:w="5148"/>
+            <w:tcBorders>
+              <w:top w:val="single" w:color="BFBFBF" w:sz="4"/>
+              <w:left w:val="single" w:color="BFBFBF" w:sz="4"/>
+              <w:bottom w:val="single" w:color="BFBFBF" w:sz="4"/>
+              <w:right w:val="single" w:color="BFBFBF" w:sz="4"/>
+            </w:tcBorders>
+            <w:shd w:fill="FFFFFF" w:color="FFFFFF" w:val="clear"/>
+          </w:tcPr>
+          <w:p>
+            <w:pPr>
+              <w:spacing w:after="40" w:before="40"/>
+            </w:pPr>
+            <w:r>
+              <w:rPr>
+                <w:rFonts w:ascii="Arial" w:cs="Arial" w:eastAsia="Arial" w:hAnsi="Arial"/>
+                <w:sz w:val="18"/>
+                <w:szCs w:val="18"/>
+              </w:rPr>
+              <w:t xml:space="preserve">One typed value per (customField, issue). Unique (customFieldId, issueId).</w:t>
             </w:r>
           </w:p>
         </w:tc>
@@ -7615,7 +8001,7 @@
                 <w:sz w:val="18"/>
                 <w:szCs w:val="18"/>
               </w:rPr>
-              <w:t xml:space="preserve">IssueStatus</w:t>
+              <w:t xml:space="preserve">StatusCategory</w:t>
             </w:r>
           </w:p>
         </w:tc>
@@ -7640,7 +8026,7 @@
                 <w:sz w:val="18"/>
                 <w:szCs w:val="18"/>
               </w:rPr>
-              <w:t xml:space="preserve">TODO | IN_PROGRESS | IN_REVIEW | DONE</w:t>
+              <w:t xml:space="preserve">TODO | IN_PROGRESS | DONE  (groups ProjectStatus rows for board-column layout)</w:t>
             </w:r>
           </w:p>
         </w:tc>
@@ -7875,7 +8261,7 @@
                 <w:sz w:val="18"/>
                 <w:szCs w:val="18"/>
               </w:rPr>
-              <w:t xml:space="preserve">Plan</w:t>
+              <w:t xml:space="preserve">CustomFieldType</w:t>
             </w:r>
           </w:p>
         </w:tc>
@@ -7900,7 +8286,7 @@
                 <w:sz w:val="18"/>
                 <w:szCs w:val="18"/>
               </w:rPr>
-              <w:t xml:space="preserve">FREE | PRO | TEAM</w:t>
+              <w:t xml:space="preserve">text | number | date | boolean | single-select | multi-select</w:t>
             </w:r>
           </w:p>
         </w:tc>
@@ -7927,6 +8313,58 @@
                 <w:sz w:val="18"/>
                 <w:szCs w:val="18"/>
               </w:rPr>
+              <w:t xml:space="preserve">Plan</w:t>
+            </w:r>
+          </w:p>
+        </w:tc>
+        <w:tc>
+          <w:tcPr>
+            <w:tcW w:type="dxa" w:w="7020"/>
+            <w:tcBorders>
+              <w:top w:val="single" w:color="BFBFBF" w:sz="4"/>
+              <w:left w:val="single" w:color="BFBFBF" w:sz="4"/>
+              <w:bottom w:val="single" w:color="BFBFBF" w:sz="4"/>
+              <w:right w:val="single" w:color="BFBFBF" w:sz="4"/>
+            </w:tcBorders>
+            <w:shd w:fill="F2F2F2" w:color="F2F2F2" w:val="clear"/>
+          </w:tcPr>
+          <w:p>
+            <w:pPr>
+              <w:spacing w:after="40" w:before="40"/>
+            </w:pPr>
+            <w:r>
+              <w:rPr>
+                <w:rFonts w:ascii="Arial" w:cs="Arial" w:eastAsia="Arial" w:hAnsi="Arial"/>
+                <w:sz w:val="18"/>
+                <w:szCs w:val="18"/>
+              </w:rPr>
+              <w:t xml:space="preserve">FREE | PRO | TEAM</w:t>
+            </w:r>
+          </w:p>
+        </w:tc>
+      </w:tr>
+      <w:tr>
+        <w:tc>
+          <w:tcPr>
+            <w:tcW w:type="dxa" w:w="2340"/>
+            <w:tcBorders>
+              <w:top w:val="single" w:color="BFBFBF" w:sz="4"/>
+              <w:left w:val="single" w:color="BFBFBF" w:sz="4"/>
+              <w:bottom w:val="single" w:color="BFBFBF" w:sz="4"/>
+              <w:right w:val="single" w:color="BFBFBF" w:sz="4"/>
+            </w:tcBorders>
+            <w:shd w:fill="FFFFFF" w:color="FFFFFF" w:val="clear"/>
+          </w:tcPr>
+          <w:p>
+            <w:pPr>
+              <w:spacing w:after="40" w:before="40"/>
+            </w:pPr>
+            <w:r>
+              <w:rPr>
+                <w:rFonts w:ascii="Arial" w:cs="Arial" w:eastAsia="Arial" w:hAnsi="Arial"/>
+                <w:sz w:val="18"/>
+                <w:szCs w:val="18"/>
+              </w:rPr>
               <w:t xml:space="preserve">SubscriptionStatus</w:t>
             </w:r>
           </w:p>
@@ -7940,7 +8378,7 @@
               <w:bottom w:val="single" w:color="BFBFBF" w:sz="4"/>
               <w:right w:val="single" w:color="BFBFBF" w:sz="4"/>
             </w:tcBorders>
-            <w:shd w:fill="F2F2F2" w:color="F2F2F2" w:val="clear"/>
+            <w:shd w:fill="FFFFFF" w:color="FFFFFF" w:val="clear"/>
           </w:tcPr>
           <w:p>
             <w:pPr>
@@ -8988,6 +9426,108 @@
                 <w:sz w:val="18"/>
                 <w:szCs w:val="18"/>
               </w:rPr>
+              <w:t xml:space="preserve">Close / reopen projects (isClosed)</w:t>
+            </w:r>
+          </w:p>
+        </w:tc>
+        <w:tc>
+          <w:tcPr>
+            <w:tcW w:type="dxa" w:w="1685"/>
+            <w:tcBorders>
+              <w:top w:val="single" w:color="BFBFBF" w:sz="4"/>
+              <w:left w:val="single" w:color="BFBFBF" w:sz="4"/>
+              <w:bottom w:val="single" w:color="BFBFBF" w:sz="4"/>
+              <w:right w:val="single" w:color="BFBFBF" w:sz="4"/>
+            </w:tcBorders>
+            <w:shd w:fill="FFFFFF" w:color="FFFFFF" w:val="clear"/>
+          </w:tcPr>
+          <w:p>
+            <w:pPr>
+              <w:spacing w:after="40" w:before="40"/>
+            </w:pPr>
+            <w:r>
+              <w:rPr>
+                <w:rFonts w:ascii="Arial" w:cs="Arial" w:eastAsia="Arial" w:hAnsi="Arial"/>
+                <w:sz w:val="18"/>
+                <w:szCs w:val="18"/>
+              </w:rPr>
+              <w:t xml:space="preserve">No</w:t>
+            </w:r>
+          </w:p>
+        </w:tc>
+        <w:tc>
+          <w:tcPr>
+            <w:tcW w:type="dxa" w:w="1685"/>
+            <w:tcBorders>
+              <w:top w:val="single" w:color="BFBFBF" w:sz="4"/>
+              <w:left w:val="single" w:color="BFBFBF" w:sz="4"/>
+              <w:bottom w:val="single" w:color="BFBFBF" w:sz="4"/>
+              <w:right w:val="single" w:color="BFBFBF" w:sz="4"/>
+            </w:tcBorders>
+            <w:shd w:fill="FFFFFF" w:color="FFFFFF" w:val="clear"/>
+          </w:tcPr>
+          <w:p>
+            <w:pPr>
+              <w:spacing w:after="40" w:before="40"/>
+            </w:pPr>
+            <w:r>
+              <w:rPr>
+                <w:rFonts w:ascii="Arial" w:cs="Arial" w:eastAsia="Arial" w:hAnsi="Arial"/>
+                <w:sz w:val="18"/>
+                <w:szCs w:val="18"/>
+              </w:rPr>
+              <w:t xml:space="preserve">No</w:t>
+            </w:r>
+          </w:p>
+        </w:tc>
+        <w:tc>
+          <w:tcPr>
+            <w:tcW w:type="dxa" w:w="1685"/>
+            <w:tcBorders>
+              <w:top w:val="single" w:color="BFBFBF" w:sz="4"/>
+              <w:left w:val="single" w:color="BFBFBF" w:sz="4"/>
+              <w:bottom w:val="single" w:color="BFBFBF" w:sz="4"/>
+              <w:right w:val="single" w:color="BFBFBF" w:sz="4"/>
+            </w:tcBorders>
+            <w:shd w:fill="FFFFFF" w:color="FFFFFF" w:val="clear"/>
+          </w:tcPr>
+          <w:p>
+            <w:pPr>
+              <w:spacing w:after="40" w:before="40"/>
+            </w:pPr>
+            <w:r>
+              <w:rPr>
+                <w:rFonts w:ascii="Arial" w:cs="Arial" w:eastAsia="Arial" w:hAnsi="Arial"/>
+                <w:sz w:val="18"/>
+                <w:szCs w:val="18"/>
+              </w:rPr>
+              <w:t xml:space="preserve">Yes</w:t>
+            </w:r>
+          </w:p>
+        </w:tc>
+      </w:tr>
+      <w:tr>
+        <w:tc>
+          <w:tcPr>
+            <w:tcW w:type="dxa" w:w="4306"/>
+            <w:tcBorders>
+              <w:top w:val="single" w:color="BFBFBF" w:sz="4"/>
+              <w:left w:val="single" w:color="BFBFBF" w:sz="4"/>
+              <w:bottom w:val="single" w:color="BFBFBF" w:sz="4"/>
+              <w:right w:val="single" w:color="BFBFBF" w:sz="4"/>
+            </w:tcBorders>
+            <w:shd w:fill="F2F2F2" w:color="F2F2F2" w:val="clear"/>
+          </w:tcPr>
+          <w:p>
+            <w:pPr>
+              <w:spacing w:after="40" w:before="40"/>
+            </w:pPr>
+            <w:r>
+              <w:rPr>
+                <w:rFonts w:ascii="Arial" w:cs="Arial" w:eastAsia="Arial" w:hAnsi="Arial"/>
+                <w:sz w:val="18"/>
+                <w:szCs w:val="18"/>
+              </w:rPr>
               <w:t xml:space="preserve">Delete organizations</w:t>
             </w:r>
           </w:p>
@@ -9001,7 +9541,7 @@
               <w:bottom w:val="single" w:color="BFBFBF" w:sz="4"/>
               <w:right w:val="single" w:color="BFBFBF" w:sz="4"/>
             </w:tcBorders>
-            <w:shd w:fill="FFFFFF" w:color="FFFFFF" w:val="clear"/>
+            <w:shd w:fill="F2F2F2" w:color="F2F2F2" w:val="clear"/>
           </w:tcPr>
           <w:p>
             <w:pPr>
@@ -9026,7 +9566,7 @@
               <w:bottom w:val="single" w:color="BFBFBF" w:sz="4"/>
               <w:right w:val="single" w:color="BFBFBF" w:sz="4"/>
             </w:tcBorders>
-            <w:shd w:fill="FFFFFF" w:color="FFFFFF" w:val="clear"/>
+            <w:shd w:fill="F2F2F2" w:color="F2F2F2" w:val="clear"/>
           </w:tcPr>
           <w:p>
             <w:pPr>
@@ -9051,7 +9591,7 @@
               <w:bottom w:val="single" w:color="BFBFBF" w:sz="4"/>
               <w:right w:val="single" w:color="BFBFBF" w:sz="4"/>
             </w:tcBorders>
-            <w:shd w:fill="FFFFFF" w:color="FFFFFF" w:val="clear"/>
+            <w:shd w:fill="F2F2F2" w:color="F2F2F2" w:val="clear"/>
           </w:tcPr>
           <w:p>
             <w:pPr>
@@ -10850,108 +11390,6 @@
           </w:p>
         </w:tc>
       </w:tr>
-      <w:tr>
-        <w:tc>
-          <w:tcPr>
-            <w:tcW w:type="dxa" w:w="4306"/>
-            <w:tcBorders>
-              <w:top w:val="single" w:color="BFBFBF" w:sz="4"/>
-              <w:left w:val="single" w:color="BFBFBF" w:sz="4"/>
-              <w:bottom w:val="single" w:color="BFBFBF" w:sz="4"/>
-              <w:right w:val="single" w:color="BFBFBF" w:sz="4"/>
-            </w:tcBorders>
-            <w:shd w:fill="FFFFFF" w:color="FFFFFF" w:val="clear"/>
-          </w:tcPr>
-          <w:p>
-            <w:pPr>
-              <w:spacing w:after="40" w:before="40"/>
-            </w:pPr>
-            <w:r>
-              <w:rPr>
-                <w:rFonts w:ascii="Arial" w:cs="Arial" w:eastAsia="Arial" w:hAnsi="Arial"/>
-                <w:sz w:val="18"/>
-                <w:szCs w:val="18"/>
-              </w:rPr>
-              <w:t xml:space="preserve">Archive project</w:t>
-            </w:r>
-          </w:p>
-        </w:tc>
-        <w:tc>
-          <w:tcPr>
-            <w:tcW w:type="dxa" w:w="1685"/>
-            <w:tcBorders>
-              <w:top w:val="single" w:color="BFBFBF" w:sz="4"/>
-              <w:left w:val="single" w:color="BFBFBF" w:sz="4"/>
-              <w:bottom w:val="single" w:color="BFBFBF" w:sz="4"/>
-              <w:right w:val="single" w:color="BFBFBF" w:sz="4"/>
-            </w:tcBorders>
-            <w:shd w:fill="FFFFFF" w:color="FFFFFF" w:val="clear"/>
-          </w:tcPr>
-          <w:p>
-            <w:pPr>
-              <w:spacing w:after="40" w:before="40"/>
-            </w:pPr>
-            <w:r>
-              <w:rPr>
-                <w:rFonts w:ascii="Arial" w:cs="Arial" w:eastAsia="Arial" w:hAnsi="Arial"/>
-                <w:sz w:val="18"/>
-                <w:szCs w:val="18"/>
-              </w:rPr>
-              <w:t xml:space="preserve">No</w:t>
-            </w:r>
-          </w:p>
-        </w:tc>
-        <w:tc>
-          <w:tcPr>
-            <w:tcW w:type="dxa" w:w="1685"/>
-            <w:tcBorders>
-              <w:top w:val="single" w:color="BFBFBF" w:sz="4"/>
-              <w:left w:val="single" w:color="BFBFBF" w:sz="4"/>
-              <w:bottom w:val="single" w:color="BFBFBF" w:sz="4"/>
-              <w:right w:val="single" w:color="BFBFBF" w:sz="4"/>
-            </w:tcBorders>
-            <w:shd w:fill="FFFFFF" w:color="FFFFFF" w:val="clear"/>
-          </w:tcPr>
-          <w:p>
-            <w:pPr>
-              <w:spacing w:after="40" w:before="40"/>
-            </w:pPr>
-            <w:r>
-              <w:rPr>
-                <w:rFonts w:ascii="Arial" w:cs="Arial" w:eastAsia="Arial" w:hAnsi="Arial"/>
-                <w:sz w:val="18"/>
-                <w:szCs w:val="18"/>
-              </w:rPr>
-              <w:t xml:space="preserve">No</w:t>
-            </w:r>
-          </w:p>
-        </w:tc>
-        <w:tc>
-          <w:tcPr>
-            <w:tcW w:type="dxa" w:w="1685"/>
-            <w:tcBorders>
-              <w:top w:val="single" w:color="BFBFBF" w:sz="4"/>
-              <w:left w:val="single" w:color="BFBFBF" w:sz="4"/>
-              <w:bottom w:val="single" w:color="BFBFBF" w:sz="4"/>
-              <w:right w:val="single" w:color="BFBFBF" w:sz="4"/>
-            </w:tcBorders>
-            <w:shd w:fill="FFFFFF" w:color="FFFFFF" w:val="clear"/>
-          </w:tcPr>
-          <w:p>
-            <w:pPr>
-              <w:spacing w:after="40" w:before="40"/>
-            </w:pPr>
-            <w:r>
-              <w:rPr>
-                <w:rFonts w:ascii="Arial" w:cs="Arial" w:eastAsia="Arial" w:hAnsi="Arial"/>
-                <w:sz w:val="18"/>
-                <w:szCs w:val="18"/>
-              </w:rPr>
-              <w:t xml:space="preserve">Yes</w:t>
-            </w:r>
-          </w:p>
-        </w:tc>
-      </w:tr>
     </w:tbl>
     <w:p>
       <w:pPr>
@@ -12425,25 +12863,6 @@
           <w:sz w:val="20"/>
           <w:szCs w:val="20"/>
         </w:rPr>
-        <w:t xml:space="preserve">Custom workflow system — wire Board/Column models to the Kanban renderer; Admin-managed statuses</w:t>
-      </w:r>
-    </w:p>
-    <w:p>
-      <w:pPr>
-        <w:pStyle w:val="ListParagraph"/>
-        <w:numPr>
-          <w:ilvl w:val="0"/>
-          <w:numId w:val="2"/>
-        </w:numPr>
-        <w:spacing w:after="20" w:before="20"/>
-        <w:ind w:left="360" w:hanging="360"/>
-      </w:pPr>
-      <w:r>
-        <w:rPr>
-          <w:rFonts w:ascii="Arial" w:cs="Arial" w:eastAsia="Arial" w:hAnsi="Arial"/>
-          <w:sz w:val="20"/>
-          <w:szCs w:val="20"/>
-        </w:rPr>
         <w:t xml:space="preserve">Sprints &amp; Iterations</w:t>
       </w:r>
     </w:p>
@@ -12672,25 +13091,6 @@
           <w:szCs w:val="20"/>
         </w:rPr>
         <w:t xml:space="preserve">AutoRefresh interval: currently 3 minutes. Will be replaced entirely by SSE — no interim change planned.</w:t>
-      </w:r>
-    </w:p>
-    <w:p>
-      <w:pPr>
-        <w:pStyle w:val="ListParagraph"/>
-        <w:numPr>
-          <w:ilvl w:val="0"/>
-          <w:numId w:val="2"/>
-        </w:numPr>
-        <w:spacing w:after="20" w:before="20"/>
-        <w:ind w:left="360" w:hanging="360"/>
-      </w:pPr>
-      <w:r>
-        <w:rPr>
-          <w:rFonts w:ascii="Arial" w:cs="Arial" w:eastAsia="Arial" w:hAnsi="Arial"/>
-          <w:sz w:val="20"/>
-          <w:szCs w:val="20"/>
-        </w:rPr>
-        <w:t xml:space="preserve">Custom workflow architecture: Board/Column models are in the schema but the UI and API integration are not yet designed.</w:t>
       </w:r>
     </w:p>
     <w:p>
@@ -13436,7 +13836,7 @@
           <w:sz w:val="20"/>
           <w:szCs w:val="20"/>
         </w:rPr>
-        <w:t xml:space="preserve">IssueStatus and IssuePriority are enums synthesised in API responses (not DB tables).</w:t>
+        <w:t xml:space="preserve">IssueStatus is not an enum — statusId accepts a ProjectStatus cuid, a human name ("Done"), or a category key ("DONE"). IssuePriority is a true enum synthesised in API responses (not a DB table).</w:t>
       </w:r>
     </w:p>
     <w:p>
